--- a/docx_output_v2/Sibelius-Semester1-Part2-Lessons-9-16.docx
+++ b/docx_output_v2/Sibelius-Semester1-Part2-Lessons-9-16.docx
@@ -14984,6 +14984,8 @@
       <w:pgSz w:w="11906" w:h="16838"/>
       <w:pgMar w:top="1134" w:right="1417" w:bottom="1134" w:left="1417" w:header="720" w:footer="720" w:gutter="0"/>
       <w:cols w:space="720"/>
+      <w:bidi w:val="1"/>
+      <w:textDirection w:val="lrTb"/>
     </w:sectPr>
   </w:body>
 </w:document>

--- a/docx_output_v2/Sibelius-Semester1-Part2-Lessons-9-16.docx
+++ b/docx_output_v2/Sibelius-Semester1-Part2-Lessons-9-16.docx
@@ -752,7 +752,7 @@
                 <w:rFonts w:cs="Calibri"/>
                 <w:szCs w:val="18"/>
               </w:rPr>
-              <w:t>عجم (Ajam) – C Major</w:t>
+              <w:t>عجم ‏(Ajam)‏ – C Major</w:t>
             </w:r>
           </w:p>
         </w:tc>
@@ -800,7 +800,7 @@
                 <w:rFonts w:cs="Calibri"/>
                 <w:szCs w:val="18"/>
               </w:rPr>
-              <w:t>المقسوم (Maqsum) – 4/4</w:t>
+              <w:t>المقسوم ‏(Maqsum)‏ – 4/4</w:t>
             </w:r>
           </w:p>
         </w:tc>
@@ -873,7 +873,7 @@
           <w:rFonts w:cs="Calibri"/>
           <w:szCs w:val="22"/>
         </w:rPr>
-        <w:t>استخدام Double Croche (Sixteenth Notes)</w:t>
+        <w:t>استخدام Double Croche ‏(Sixteenth Notes)‏</w:t>
       </w:r>
     </w:p>
     <w:p>
@@ -909,7 +909,7 @@
           <w:rFonts w:cs="Calibri"/>
           <w:szCs w:val="28"/>
         </w:rPr>
-        <w:t>1. النظري | Theory (10 min)</w:t>
+        <w:t>1. النظري | Theory ‏(10 min)‏</w:t>
       </w:r>
     </w:p>
     <w:p>
@@ -928,7 +928,7 @@
           <w:rFonts w:cs="Calibri"/>
           <w:szCs w:val="24"/>
         </w:rPr>
-        <w:t>إيقاع المقسوم (Maqsum)</w:t>
+        <w:t>إيقاع المقسوم ‏(Maqsum)‏</w:t>
       </w:r>
     </w:p>
     <w:p>
@@ -948,11 +948,11 @@
         </w:rPr>
         <w:t>المقسوم هو الإيقاع الأكثر انتشاراً في الموسيقى العربية. تركيبه:</w:t>
         <w:br/>
-        <w:t>- D | D D D D | (D = DUM, t = TAK)</w:t>
+        <w:t>- D | D D D D | ‏(D = DUM, t = TAK)‏</w:t>
         <w:br/>
         <w:t xml:space="preserve">- D - t - D - - - </w:t>
         <w:br/>
-        <w:t>- DUM (يمين) | TAK (يسار) | DUM (يمين) | TAK (يسار)</w:t>
+        <w:t>- DUM ‏(يمين)‏ | TAK ‏(يسار)‏ | DUM ‏(يمين)‏ | TAK ‏(يسار)‏</w:t>
       </w:r>
     </w:p>
     <w:p>
@@ -971,7 +971,7 @@
           <w:rFonts w:cs="Calibri"/>
           <w:szCs w:val="24"/>
         </w:rPr>
-        <w:t>Double Croche (ست عشري)</w:t>
+        <w:t>Double Croche ‏(ست عشري)‏</w:t>
       </w:r>
     </w:p>
     <w:p>
@@ -1041,7 +1041,7 @@
           <w:rFonts w:cs="Calibri"/>
           <w:szCs w:val="24"/>
         </w:rPr>
-        <w:t>مقام العجم (Ajam = C Major)</w:t>
+        <w:t>مقام العجم ‏(Ajam = C Major)‏</w:t>
       </w:r>
     </w:p>
     <w:p>
@@ -1111,7 +1111,7 @@
           <w:rFonts w:cs="Calibri"/>
           <w:szCs w:val="28"/>
         </w:rPr>
-        <w:t>2. التطبيق العملي | Practice (30 min)</w:t>
+        <w:t>2. التطبيق العملي | Practice ‏(30 min)‏</w:t>
       </w:r>
     </w:p>
     <w:p>
@@ -1130,7 +1130,7 @@
           <w:rFonts w:cs="Calibri"/>
           <w:szCs w:val="24"/>
         </w:rPr>
-        <w:t>تمرين 1: إيقاع المقسوم (10 دقائق)</w:t>
+        <w:t>تمرين 1: إيقاع المقسوم ‏(10 دقائق)‏</w:t>
       </w:r>
     </w:p>
     <w:p>
@@ -1164,7 +1164,7 @@
           <w:rFonts w:cs="Calibri"/>
           <w:szCs w:val="22"/>
         </w:rPr>
-        <w:t>اكتب إيقاع المقسوم على نوتة واحدة (C):</w:t>
+        <w:t>اكتب إيقاع المقسوم على نوتة واحدة ‏(C)‏:</w:t>
       </w:r>
     </w:p>
     <w:p>
@@ -1183,9 +1183,9 @@
           <w:rFonts w:cs="Calibri"/>
           <w:szCs w:val="18"/>
         </w:rPr>
-        <w:t>مازورة 1: C (Noire) | - (Croche Rest) | C (Noire) | - (Croche Rest) |</w:t>
+        <w:t>مازورة 1: C ‏(Noire)‏ | - ‏(Croche Rest)‏ | C ‏(Noire)‏ | - ‏(Croche Rest)‏ |</w:t>
         <w:br/>
-        <w:t>(كرر 4 مازورات)</w:t>
+        <w:t>‏(كرر 4 مازورات)‏</w:t>
       </w:r>
     </w:p>
     <w:p>
@@ -1211,7 +1211,7 @@
         <w:br/>
         <w:t>C    -    C    C    -</w:t>
         <w:br/>
-        <w:t>(Noire) | (Croche Rest)(Croche Rest) | (Noire) | (Noire) | (Croche Rest)(Croche Rest)</w:t>
+        <w:t>‏(Noire)‏ | ‏(Croche Rest)‏‏(Croche Rest)‏ | ‏(Noire)‏ | ‏(Noire)‏ | ‏(Croche Rest)‏‏(Croche Rest)‏</w:t>
         <w:br/>
         <w:t>```</w:t>
       </w:r>
@@ -1232,7 +1232,7 @@
           <w:rFonts w:cs="Calibri"/>
           <w:szCs w:val="24"/>
         </w:rPr>
-        <w:t>تمرين 2: Double Croche (10 دقائق)</w:t>
+        <w:t>تمرين 2: Double Croche ‏(10 دقائق)‏</w:t>
       </w:r>
     </w:p>
     <w:p>
@@ -1249,7 +1249,7 @@
           <w:rFonts w:cs="Calibri"/>
           <w:szCs w:val="22"/>
         </w:rPr>
-        <w:t>اختر Double Croche من Keypad (الزر 5)</w:t>
+        <w:t>اختر Double Croche من Keypad ‏(الزر 5)‏</w:t>
       </w:r>
     </w:p>
     <w:p>
@@ -1266,7 +1266,7 @@
           <w:rFonts w:cs="Calibri"/>
           <w:szCs w:val="22"/>
         </w:rPr>
-        <w:t>اكتب: C C C C D D D D E E E E F F F F (كلها Double Croche في 4/4)</w:t>
+        <w:t>اكتب: C C C C D D D D E E E E F F F F ‏(كلها Double Croche في 4/4)‏</w:t>
       </w:r>
     </w:p>
     <w:p>
@@ -1326,7 +1326,7 @@
           <w:rFonts w:cs="Calibri"/>
           <w:szCs w:val="24"/>
         </w:rPr>
-        <w:t>تمرين 3: مقام العجم مع المقسوم (10 دقائق)</w:t>
+        <w:t>تمرين 3: مقام العجم مع المقسوم ‏(10 دقائق)‏</w:t>
       </w:r>
     </w:p>
     <w:p>
@@ -1343,7 +1343,7 @@
           <w:rFonts w:cs="Calibri"/>
           <w:szCs w:val="22"/>
         </w:rPr>
-        <w:t>اكتب سلم العجم (C Major) مع إيقاع المقسوم:</w:t>
+        <w:t>اكتب سلم العجم ‏(C Major)‏ مع إيقاع المقسوم:</w:t>
       </w:r>
     </w:p>
     <w:p>
@@ -1362,13 +1362,13 @@
           <w:rFonts w:cs="Calibri"/>
           <w:szCs w:val="18"/>
         </w:rPr>
-        <w:t>مازورة 1: C (Noire) | (Rest) | D (Noire) | E (Noire) |</w:t>
+        <w:t>مازورة 1: C ‏(Noire)‏ | ‏(Rest)‏ | D ‏(Noire)‏ | E ‏(Noire)‏ |</w:t>
         <w:br/>
-        <w:t>مازورة 2: F (Noire) | (Rest) | G (Noire) | A (Noire) |</w:t>
+        <w:t>مازورة 2: F ‏(Noire)‏ | ‏(Rest)‏ | G ‏(Noire)‏ | A ‏(Noire)‏ |</w:t>
         <w:br/>
-        <w:t>مازورة 3: B (Noire) | C (Noire) | (Rest) | (Rest) |</w:t>
+        <w:t>مازورة 3: B ‏(Noire)‏ | C ‏(Noire)‏ | ‏(Rest)‏ | ‏(Rest)‏ |</w:t>
         <w:br/>
-        <w:t>مازورة 4: C (Blanche) | (Rest Croche) (Rest Croche) | C (Noire) | (Whole Rest)</w:t>
+        <w:t>مازورة 4: C ‏(Blanche)‏ | ‏(Rest Croche)‏ ‏(Rest Croche)‏ | C ‏(Noire)‏ | ‏(Whole Rest)‏</w:t>
       </w:r>
     </w:p>
     <w:p>
@@ -1404,7 +1404,7 @@
           <w:rFonts w:cs="Calibri"/>
           <w:szCs w:val="28"/>
         </w:rPr>
-        <w:t>3. اختصارات Sibelius (5 min)</w:t>
+        <w:t>3. اختصارات Sibelius ‏(5 min)‏</w:t>
       </w:r>
     </w:p>
     <w:tbl>
@@ -1646,7 +1646,7 @@
                 <w:rFonts w:cs="Calibri"/>
                 <w:szCs w:val="18"/>
               </w:rPr>
-              <w:t>اختيار Triple Croche (32nd)</w:t>
+              <w:t>اختيار Triple Croche ‏(32nd)‏</w:t>
             </w:r>
           </w:p>
         </w:tc>
@@ -1694,7 +1694,7 @@
                 <w:rFonts w:cs="Calibri"/>
                 <w:szCs w:val="18"/>
               </w:rPr>
-              <w:t>. (نقطة)</w:t>
+              <w:t>. ‏(نقطة)‏</w:t>
             </w:r>
           </w:p>
         </w:tc>
@@ -1717,7 +1717,7 @@
                 <w:rFonts w:cs="Calibri"/>
                 <w:szCs w:val="18"/>
               </w:rPr>
-              <w:t>إضافة نقطة إيقاعية (Dotted)</w:t>
+              <w:t>إضافة نقطة إيقاعية ‏(Dotted)‏</w:t>
             </w:r>
           </w:p>
         </w:tc>
@@ -1884,7 +1884,7 @@
           <w:rFonts w:cs="Calibri"/>
           <w:szCs w:val="28"/>
         </w:rPr>
-        <w:t>4. مراجعة وواجب | Review &amp; HW (5 min)</w:t>
+        <w:t>4. مراجعة وواجب | Review &amp; HW ‏(5 min)‏</w:t>
       </w:r>
     </w:p>
     <w:p>
@@ -1941,7 +1941,7 @@
           <w:rFonts w:cs="Calibri"/>
           <w:szCs w:val="22"/>
         </w:rPr>
-        <w:t>اعزف إيقاع المقسوم على العود: DUM (يمين) - TAK (يسار) - DUM (يمين) - TAK (يسار)، كرر 4 مرات</w:t>
+        <w:t>اعزف إيقاع المقسوم على العود: DUM ‏(يمين)‏ - TAK ‏(يسار)‏ - DUM ‏(يمين)‏ - TAK ‏(يسار)‏، كرر 4 مرات</w:t>
       </w:r>
     </w:p>
     <w:p>
@@ -1979,7 +1979,7 @@
           <w:rFonts w:cs="Calibri"/>
           <w:szCs w:val="28"/>
         </w:rPr>
-        <w:t>7. مفردات الدرس: مقسوم (Maqsum)، ست عشري (Double Croche/Sixteenth Note)، عجم (Ajam)، DUM/TAK</w:t>
+        <w:t>7. مفردات الدرس: مقسوم ‏(Maqsum)‏، ست عشري ‏(Double Croche/Sixteenth Note)‏، عجم ‏(Ajam)‏، DUM/TAK</w:t>
       </w:r>
     </w:p>
     <w:p>
@@ -2345,7 +2345,7 @@
                 <w:rFonts w:cs="Calibri"/>
                 <w:szCs w:val="18"/>
               </w:rPr>
-              <w:t>عجم (Ajam)</w:t>
+              <w:t>عجم ‏(Ajam)‏</w:t>
             </w:r>
           </w:p>
         </w:tc>
@@ -2393,7 +2393,7 @@
                 <w:rFonts w:cs="Calibri"/>
                 <w:szCs w:val="18"/>
               </w:rPr>
-              <w:t>الملفوف (Malfuf) – 2/4</w:t>
+              <w:t>الملفوف ‏(Malfuf)‏ – 2/4</w:t>
             </w:r>
           </w:p>
         </w:tc>
@@ -2483,7 +2483,7 @@
           <w:rFonts w:cs="Calibri"/>
           <w:szCs w:val="22"/>
         </w:rPr>
-        <w:t>استخدام Ties (الربط)</w:t>
+        <w:t>استخدام Ties ‏(الربط)‏</w:t>
       </w:r>
     </w:p>
     <w:p>
@@ -2502,7 +2502,7 @@
           <w:rFonts w:cs="Calibri"/>
           <w:szCs w:val="28"/>
         </w:rPr>
-        <w:t>1. النظري | Theory (10 min)</w:t>
+        <w:t>1. النظري | Theory ‏(10 min)‏</w:t>
       </w:r>
     </w:p>
     <w:p>
@@ -2521,7 +2521,7 @@
           <w:rFonts w:cs="Calibri"/>
           <w:szCs w:val="24"/>
         </w:rPr>
-        <w:t>إيقاع الملفوف (Malfuf)</w:t>
+        <w:t>إيقاع الملفوف ‏(Malfuf)‏</w:t>
       </w:r>
     </w:p>
     <w:p>
@@ -2541,13 +2541,13 @@
         </w:rPr>
         <w:t>الملفوف هو إيقاع سريع في 2/4:</w:t>
         <w:br/>
-        <w:t>- DUM TAK TAK (دقتان)</w:t>
+        <w:t>- DUM TAK TAK ‏(دقتان)‏</w:t>
         <w:br/>
-        <w:t>- DUM (يمين) في أول الدقة الأولى</w:t>
+        <w:t>- DUM ‏(يمين)‏ في أول الدقة الأولى</w:t>
         <w:br/>
-        <w:t>- TAK TAK (يسار-يمين) في الدقة الثانية</w:t>
+        <w:t>- TAK TAK ‏(يسار-يمين)‏ في الدقة الثانية</w:t>
         <w:br/>
-        <w:t>- يُستخدم في المقدمات (Doulab)</w:t>
+        <w:t>- يُستخدم في المقدمات ‏(Doulab)‏</w:t>
       </w:r>
     </w:p>
     <w:p>
@@ -2566,7 +2566,7 @@
           <w:rFonts w:cs="Calibri"/>
           <w:szCs w:val="24"/>
         </w:rPr>
-        <w:t>Ties (الربط)</w:t>
+        <w:t>Ties ‏(الربط)‏</w:t>
       </w:r>
     </w:p>
     <w:p>
@@ -2673,7 +2673,7 @@
           <w:rFonts w:cs="Calibri"/>
           <w:szCs w:val="28"/>
         </w:rPr>
-        <w:t>2. التطبيق العملي | Practice (30 min)</w:t>
+        <w:t>2. التطبيق العملي | Practice ‏(30 min)‏</w:t>
       </w:r>
     </w:p>
     <w:p>
@@ -2692,7 +2692,7 @@
           <w:rFonts w:cs="Calibri"/>
           <w:szCs w:val="24"/>
         </w:rPr>
-        <w:t>تمرين 1: إيقاع الملفوف (10 دقائق)</w:t>
+        <w:t>تمرين 1: إيقاع الملفوف ‏(10 دقائق)‏</w:t>
       </w:r>
     </w:p>
     <w:p>
@@ -2709,7 +2709,7 @@
           <w:rFonts w:cs="Calibri"/>
           <w:szCs w:val="22"/>
         </w:rPr>
-        <w:t>Sibelius → Treble Clef → 2/4 (Notations → Time Signature → 2/4)</w:t>
+        <w:t>Sibelius → Treble Clef → 2/4 ‏(Notations → Time Signature → 2/4)‏</w:t>
       </w:r>
     </w:p>
     <w:p>
@@ -2745,11 +2745,11 @@
           <w:rFonts w:cs="Calibri"/>
           <w:szCs w:val="18"/>
         </w:rPr>
-        <w:t>مازورة 1: C (Noire) | C (Croche) C (Croche) |</w:t>
+        <w:t>مازورة 1: C ‏(Noire)‏ | C ‏(Croche)‏ C ‏(Croche)‏ |</w:t>
         <w:br/>
-        <w:t>مازورة 2: C (Noire) | - (Croche Rest)C(Croche) |</w:t>
+        <w:t>مازورة 2: C ‏(Noire)‏ | - ‏(Croche Rest)‏C‏(Croche)‏ |</w:t>
         <w:br/>
-        <w:t>(كرر 4 مازورات)</w:t>
+        <w:t>‏(كرر 4 مازورات)‏</w:t>
       </w:r>
     </w:p>
     <w:p>
@@ -2786,7 +2786,7 @@
           <w:rFonts w:cs="Calibri"/>
           <w:szCs w:val="24"/>
         </w:rPr>
-        <w:t>تمرين 2: استخدام Ties (10 دقائق)</w:t>
+        <w:t>تمرين 2: استخدام Ties ‏(10 دقائق)‏</w:t>
       </w:r>
     </w:p>
     <w:p>
@@ -2837,7 +2837,7 @@
           <w:rFonts w:cs="Calibri"/>
           <w:szCs w:val="22"/>
         </w:rPr>
-        <w:t>اكتب نوتة C أخرى (نفس الدرجة) في المازورة التالية</w:t>
+        <w:t>اكتب نوتة C أخرى ‏(نفس الدرجة)‏ في المازورة التالية</w:t>
       </w:r>
     </w:p>
     <w:p>
@@ -2893,13 +2893,13 @@
         <w:br/>
         <w:t>```</w:t>
         <w:br/>
-        <w:t>مازورة 1: C (Noire) ~ C (Noire tied) = زمن دقتين</w:t>
+        <w:t>مازورة 1: C ‏(Noire)‏ ~ C ‏(Noire tied)‏ = زمن دقتين</w:t>
         <w:br/>
-        <w:t>مازورة 2: E (Blanche)</w:t>
+        <w:t>مازورة 2: E ‏(Blanche)‏</w:t>
         <w:br/>
-        <w:t>مازورة 3: G (Noire) ~ G (Croche tied) = زمن 1.5 دقة</w:t>
+        <w:t>مازورة 3: G ‏(Noire)‏ ~ G ‏(Croche tied)‏ = زمن 1.5 دقة</w:t>
         <w:br/>
-        <w:t>مازورة 4: G (Croche) | C (Noire) |</w:t>
+        <w:t>مازورة 4: G ‏(Croche)‏ | C ‏(Noire)‏ |</w:t>
         <w:br/>
         <w:t>```</w:t>
       </w:r>
@@ -2920,7 +2920,7 @@
           <w:rFonts w:cs="Calibri"/>
           <w:szCs w:val="24"/>
         </w:rPr>
-        <w:t>تمرين 3: ملفوف مع لحن عجم (10 دقائق)</w:t>
+        <w:t>تمرين 3: ملفوف مع لحن عجم ‏(10 دقائق)‏</w:t>
       </w:r>
     </w:p>
     <w:p>
@@ -2939,13 +2939,13 @@
           <w:rFonts w:cs="Calibri"/>
           <w:szCs w:val="18"/>
         </w:rPr>
-        <w:t>مازورة 1: | C (Noire) | E (Croche) E (Croche) |</w:t>
+        <w:t>مازورة 1: | C ‏(Noire)‏ | E ‏(Croche)‏ E ‏(Croche)‏ |</w:t>
         <w:br/>
-        <w:t>مازورة 2: | G (Noire) | - (Croche Rest) G (Croche) |</w:t>
+        <w:t>مازورة 2: | G ‏(Noire)‏ | - ‏(Croche Rest)‏ G ‏(Croche)‏ |</w:t>
         <w:br/>
-        <w:t>مازورة 3: | A (Noire) | G (Croche) E (Croche) |</w:t>
+        <w:t>مازورة 3: | A ‏(Noire)‏ | G ‏(Croche)‏ E ‏(Croche)‏ |</w:t>
         <w:br/>
-        <w:t>مازورة 4: | C (Noire) ~ C (Noire tied) | (Whole Rest) |</w:t>
+        <w:t>مازورة 4: | C ‏(Noire)‏ ~ C ‏(Noire tied)‏ | ‏(Whole Rest)‏ |</w:t>
       </w:r>
     </w:p>
     <w:p>
@@ -2964,7 +2964,7 @@
           <w:rFonts w:cs="Calibri"/>
           <w:szCs w:val="28"/>
         </w:rPr>
-        <w:t>3. اختصارات Sibelius (5 min)</w:t>
+        <w:t>3. اختصارات Sibelius ‏(5 min)‏</w:t>
       </w:r>
     </w:p>
     <w:tbl>
@@ -3132,7 +3132,7 @@
                 <w:rFonts w:cs="Calibri"/>
                 <w:szCs w:val="18"/>
               </w:rPr>
-              <w:t>إضافة Tie (الربط بين نوتتين)</w:t>
+              <w:t>إضافة Tie ‏(الربط بين نوتتين)‏</w:t>
             </w:r>
           </w:p>
         </w:tc>
@@ -3254,7 +3254,7 @@
                 <w:rFonts w:cs="Calibri"/>
                 <w:szCs w:val="18"/>
               </w:rPr>
-              <w:t>; (Semicolon)</w:t>
+              <w:t>; ‏(Semicolon)‏</w:t>
             </w:r>
           </w:p>
         </w:tc>
@@ -3327,7 +3327,7 @@
                 <w:rFonts w:cs="Calibri"/>
                 <w:szCs w:val="18"/>
               </w:rPr>
-              <w:t>, (Comma)</w:t>
+              <w:t>, ‏(Comma)‏</w:t>
             </w:r>
           </w:p>
         </w:tc>
@@ -3444,7 +3444,7 @@
           <w:rFonts w:cs="Calibri"/>
           <w:szCs w:val="28"/>
         </w:rPr>
-        <w:t>4. مراجعة وواجب | Review &amp; HW (5 min)</w:t>
+        <w:t>4. مراجعة وواجب | Review &amp; HW ‏(5 min)‏</w:t>
       </w:r>
     </w:p>
     <w:p>
@@ -3501,7 +3501,7 @@
           <w:rFonts w:cs="Calibri"/>
           <w:szCs w:val="22"/>
         </w:rPr>
-        <w:t>اعزف إيقاع الملفوف على العود: DUM (يمين) TAK (يسار) TAK (يمين)، كرر. ابدأ ببطء ثم زد السرعة.</w:t>
+        <w:t>اعزف إيقاع الملفوف على العود: DUM ‏(يمين)‏ TAK ‏(يسار)‏ TAK ‏(يمين)‏، كرر. ابدأ ببطء ثم زد السرعة.</w:t>
       </w:r>
     </w:p>
     <w:p>
@@ -3539,7 +3539,7 @@
           <w:rFonts w:cs="Calibri"/>
           <w:szCs w:val="28"/>
         </w:rPr>
-        <w:t>7. مفردات: ملفوف (Malfuf)، ربط (Tie)، دولاب (Doulab)</w:t>
+        <w:t>7. مفردات: ملفوف ‏(Malfuf)‏، ربط ‏(Tie)‏، دولاب ‏(Doulab)‏</w:t>
       </w:r>
     </w:p>
     <w:p>
@@ -3905,7 +3905,7 @@
                 <w:rFonts w:cs="Calibri"/>
                 <w:szCs w:val="18"/>
               </w:rPr>
-              <w:t>عجم (Ajam)</w:t>
+              <w:t>عجم ‏(Ajam)‏</w:t>
             </w:r>
           </w:p>
         </w:tc>
@@ -3953,7 +3953,7 @@
                 <w:rFonts w:cs="Calibri"/>
                 <w:szCs w:val="18"/>
               </w:rPr>
-              <w:t>الوحدة (Wahda) – 4/4</w:t>
+              <w:t>الوحدة ‏(Wahda)‏ – 4/4</w:t>
             </w:r>
           </w:p>
         </w:tc>
@@ -4009,7 +4009,7 @@
           <w:rFonts w:cs="Calibri"/>
           <w:szCs w:val="22"/>
         </w:rPr>
-        <w:t>فهم النقطة الإيقاعية (Dotted Notes)</w:t>
+        <w:t>فهم النقطة الإيقاعية ‏(Dotted Notes)‏</w:t>
       </w:r>
     </w:p>
     <w:p>
@@ -4062,7 +4062,7 @@
           <w:rFonts w:cs="Calibri"/>
           <w:szCs w:val="28"/>
         </w:rPr>
-        <w:t>1. النظري | Theory (10 min)</w:t>
+        <w:t>1. النظري | Theory ‏(10 min)‏</w:t>
       </w:r>
     </w:p>
     <w:p>
@@ -4081,7 +4081,7 @@
           <w:rFonts w:cs="Calibri"/>
           <w:szCs w:val="24"/>
         </w:rPr>
-        <w:t>إيقاع الوحدة (Wahda)</w:t>
+        <w:t>إيقاع الوحدة ‏(Wahda)‏</w:t>
       </w:r>
     </w:p>
     <w:p>
@@ -4101,7 +4101,7 @@
         </w:rPr>
         <w:t>الوحدة من الإيقاعات العربية الأصيلة في 4/4:</w:t>
         <w:br/>
-        <w:t>- DUM (يمين) - (سكتة) - TAK (يسار) - (سكتة)</w:t>
+        <w:t>- DUM ‏(يمين)‏ - ‏(سكتة)‏ - TAK ‏(يسار)‏ - ‏(سكتة)‏</w:t>
         <w:br/>
         <w:t>- D - - T - - - D - T -</w:t>
       </w:r>
@@ -4122,7 +4122,7 @@
           <w:rFonts w:cs="Calibri"/>
           <w:szCs w:val="24"/>
         </w:rPr>
-        <w:t>النقطة الإيقاعية (Dotted Note)</w:t>
+        <w:t>النقطة الإيقاعية ‏(Dotted Note)‏</w:t>
       </w:r>
     </w:p>
     <w:p>
@@ -4582,7 +4582,7 @@
           <w:rFonts w:cs="Calibri"/>
           <w:szCs w:val="28"/>
         </w:rPr>
-        <w:t>2. التطبيق العملي | Practice (30 min)</w:t>
+        <w:t>2. التطبيق العملي | Practice ‏(30 min)‏</w:t>
       </w:r>
     </w:p>
     <w:p>
@@ -4601,7 +4601,7 @@
           <w:rFonts w:cs="Calibri"/>
           <w:szCs w:val="24"/>
         </w:rPr>
-        <w:t>تمرين 1: Dotted Notes (10 دقائق)</w:t>
+        <w:t>تمرين 1: Dotted Notes ‏(10 دقائق)‏</w:t>
       </w:r>
     </w:p>
     <w:p>
@@ -4652,7 +4652,7 @@
           <w:rFonts w:cs="Calibri"/>
           <w:szCs w:val="22"/>
         </w:rPr>
-        <w:t>اضغط . (نقطة) ← تصبح Dotted Noire</w:t>
+        <w:t>اضغط . ‏(نقطة)‏ ← تصبح Dotted Noire</w:t>
       </w:r>
     </w:p>
     <w:p>
@@ -4688,9 +4688,9 @@
           <w:rFonts w:cs="Calibri"/>
           <w:szCs w:val="18"/>
         </w:rPr>
-        <w:t>مازورة 1: C. (Dotted Noire) | D (Croche) | E. (Dotted Noire) | F (Croche) |</w:t>
+        <w:t>مازورة 1: C. ‏(Dotted Noire)‏ | D ‏(Croche)‏ | E. ‏(Dotted Noire)‏ | F ‏(Croche)‏ |</w:t>
         <w:br/>
-        <w:t>مازورة 2: G. (Dotted Noire) | A (Croche) | B. (Dotted Noire) | C (Croche) |</w:t>
+        <w:t>مازورة 2: G. ‏(Dotted Noire)‏ | A ‏(Croche)‏ | B. ‏(Dotted Noire)‏ | C ‏(Croche)‏ |</w:t>
       </w:r>
     </w:p>
     <w:p>
@@ -4709,7 +4709,7 @@
           <w:rFonts w:cs="Calibri"/>
           <w:szCs w:val="24"/>
         </w:rPr>
-        <w:t>تمرين 2: إيقاع الوحدة (10 دقائق)</w:t>
+        <w:t>تمرين 2: إيقاع الوحدة ‏(10 دقائق)‏</w:t>
       </w:r>
     </w:p>
     <w:p>
@@ -4728,11 +4728,11 @@
           <w:rFonts w:cs="Calibri"/>
           <w:szCs w:val="18"/>
         </w:rPr>
-        <w:t>مازورة 1: C. (Dotted Noire) | - (Croche Rest)C (Croche) | (أو DUM - TAK -)</w:t>
+        <w:t>مازورة 1: C. ‏(Dotted Noire)‏ | - ‏(Croche Rest)‏C ‏(Croche)‏ | ‏(أو DUM - TAK -)‏</w:t>
         <w:br/>
-        <w:t>مازورة 2: C. (Dotted Noire) | - (Croche Rest)C (Croche) |</w:t>
+        <w:t>مازورة 2: C. ‏(Dotted Noire)‏ | - ‏(Croche Rest)‏C ‏(Croche)‏ |</w:t>
         <w:br/>
-        <w:t>(كرر 4 مازورات)</w:t>
+        <w:t>‏(كرر 4 مازورات)‏</w:t>
       </w:r>
     </w:p>
     <w:p>
@@ -4772,7 +4772,7 @@
           <w:rFonts w:cs="Calibri"/>
           <w:szCs w:val="22"/>
         </w:rPr>
-        <w:t>دقة 1 (DUM) دقة 1.5 (TAK)</w:t>
+        <w:t>دقة 1 ‏(DUM)‏ دقة 1.5 ‏(TAK)‏</w:t>
         <w:br/>
         <w:t>```</w:t>
       </w:r>
@@ -4793,7 +4793,7 @@
           <w:rFonts w:cs="Calibri"/>
           <w:szCs w:val="24"/>
         </w:rPr>
-        <w:t>تمرين 3: لحن عجم مع الوحدة (10 دقائق)</w:t>
+        <w:t>تمرين 3: لحن عجم مع الوحدة ‏(10 دقائق)‏</w:t>
       </w:r>
     </w:p>
     <w:p>
@@ -4812,13 +4812,13 @@
           <w:rFonts w:cs="Calibri"/>
           <w:szCs w:val="18"/>
         </w:rPr>
-        <w:t>مازورة 1: C. (Dotted Noire) | E (Croche) |</w:t>
+        <w:t>مازورة 1: C. ‏(Dotted Noire)‏ | E ‏(Croche)‏ |</w:t>
         <w:br/>
-        <w:t>مازورة 2: G. (Dotted Noire) | G (Croche) |</w:t>
+        <w:t>مازورة 2: G. ‏(Dotted Noire)‏ | G ‏(Croche)‏ |</w:t>
         <w:br/>
-        <w:t>مازورة 3: A. (Dotted Noire) | G (Croche) |</w:t>
+        <w:t>مازورة 3: A. ‏(Dotted Noire)‏ | G ‏(Croche)‏ |</w:t>
         <w:br/>
-        <w:t>مازورة 4: E. (Dotted Noire) | C (Croche) |</w:t>
+        <w:t>مازورة 4: E. ‏(Dotted Noire)‏ | C ‏(Croche)‏ |</w:t>
         <w:br/>
         <w:t>مازورة 5-8: كرر</w:t>
       </w:r>
@@ -4839,7 +4839,7 @@
           <w:rFonts w:cs="Calibri"/>
           <w:szCs w:val="28"/>
         </w:rPr>
-        <w:t>3. اختصارات Sibelius (5 min)</w:t>
+        <w:t>3. اختصارات Sibelius ‏(5 min)‏</w:t>
       </w:r>
     </w:p>
     <w:tbl>
@@ -4984,7 +4984,7 @@
                 <w:rFonts w:cs="Calibri"/>
                 <w:szCs w:val="18"/>
               </w:rPr>
-              <w:t>. (Period)</w:t>
+              <w:t>. ‏(Period)‏</w:t>
             </w:r>
           </w:p>
         </w:tc>
@@ -5081,7 +5081,7 @@
                 <w:rFonts w:cs="Calibri"/>
                 <w:szCs w:val="18"/>
               </w:rPr>
-              <w:t>إضافة نقطة ثانية (Double Dotted)</w:t>
+              <w:t>إضافة نقطة ثانية ‏(Double Dotted)‏</w:t>
             </w:r>
           </w:p>
         </w:tc>
@@ -5319,7 +5319,7 @@
           <w:rFonts w:cs="Calibri"/>
           <w:szCs w:val="28"/>
         </w:rPr>
-        <w:t>4. مراجعة وواجب | Review &amp; HW (5 min)</w:t>
+        <w:t>4. مراجعة وواجب | Review &amp; HW ‏(5 min)‏</w:t>
       </w:r>
     </w:p>
     <w:p>
@@ -5376,7 +5376,7 @@
           <w:rFonts w:cs="Calibri"/>
           <w:szCs w:val="22"/>
         </w:rPr>
-        <w:t>اعزف إيقاع الوحدة: DUM (يد) - (سكتة قصيرة) - TAK (أصابع) - (سكتة). DUM طويل (Dotted Noire)، TAK قصير (Croche).</w:t>
+        <w:t>اعزف إيقاع الوحدة: DUM ‏(يد)‏ - ‏(سكتة قصيرة)‏ - TAK ‏(أصابع)‏ - ‏(سكتة)‏. DUM طويل ‏(Dotted Noire)‏، TAK قصير ‏(Croche)‏.</w:t>
       </w:r>
     </w:p>
     <w:p>
@@ -5414,7 +5414,7 @@
           <w:rFonts w:cs="Calibri"/>
           <w:szCs w:val="28"/>
         </w:rPr>
-        <w:t>7. مفردات: وحدة (Wahda)، نقطة إيقاعية (Dotted Note)، Dotted Noire، Dotted Croche</w:t>
+        <w:t>7. مفردات: وحدة ‏(Wahda)‏، نقطة إيقاعية ‏(Dotted Note)‏، Dotted Noire، Dotted Croche</w:t>
       </w:r>
     </w:p>
     <w:p>
@@ -5780,7 +5780,7 @@
                 <w:rFonts w:cs="Calibri"/>
                 <w:szCs w:val="18"/>
               </w:rPr>
-              <w:t>عجم (Ajam)</w:t>
+              <w:t>عجم ‏(Ajam)‏</w:t>
             </w:r>
           </w:p>
         </w:tc>
@@ -5828,7 +5828,7 @@
                 <w:rFonts w:cs="Calibri"/>
                 <w:szCs w:val="18"/>
               </w:rPr>
-              <w:t>الجورجينا (Al-Jurjina) – 4/4</w:t>
+              <w:t>الجورجينا ‏(Al-Jurjina)‏ – 4/4</w:t>
             </w:r>
           </w:p>
         </w:tc>
@@ -5884,7 +5884,7 @@
           <w:rFonts w:cs="Calibri"/>
           <w:szCs w:val="22"/>
         </w:rPr>
-        <w:t>مزج إيقاعات متعددة (مقسوم + ملفوف + وحدة)</w:t>
+        <w:t>مزج إيقاعات متعددة ‏(مقسوم + ملفوف + وحدة)‏</w:t>
       </w:r>
     </w:p>
     <w:p>
@@ -5937,7 +5937,7 @@
           <w:rFonts w:cs="Calibri"/>
           <w:szCs w:val="28"/>
         </w:rPr>
-        <w:t>1. النظري | Theory (10 min)</w:t>
+        <w:t>1. النظري | Theory ‏(10 min)‏</w:t>
       </w:r>
     </w:p>
     <w:p>
@@ -5956,7 +5956,7 @@
           <w:rFonts w:cs="Calibri"/>
           <w:szCs w:val="24"/>
         </w:rPr>
-        <w:t>إيقاع الجورجينا (Al-Jurjina)</w:t>
+        <w:t>إيقاع الجورجينا ‏(Al-Jurjina)‏</w:t>
       </w:r>
     </w:p>
     <w:p>
@@ -5976,7 +5976,7 @@
         </w:rPr>
         <w:t>إيقاع 4/4 يجمع بين عناصر إيقاعات سابقة:</w:t>
         <w:br/>
-        <w:t>- DUM (يمين) TAK (يسار) TAK (يمين) TAK (يسار)</w:t>
+        <w:t>- DUM ‏(يمين)‏ TAK ‏(يسار)‏ TAK ‏(يمين)‏ TAK ‏(يسار)‏</w:t>
         <w:br/>
         <w:t>- D - T T T</w:t>
         <w:br/>
@@ -6408,7 +6408,7 @@
           <w:rFonts w:cs="Calibri"/>
           <w:szCs w:val="24"/>
         </w:rPr>
-        <w:t>Beam Groups (مجموعات التجميع)</w:t>
+        <w:t>Beam Groups ‏(مجموعات التجميع)‏</w:t>
       </w:r>
     </w:p>
     <w:p>
@@ -6449,7 +6449,7 @@
           <w:rFonts w:cs="Calibri"/>
           <w:szCs w:val="28"/>
         </w:rPr>
-        <w:t>2. التطبيق العملي | Practice (30 min)</w:t>
+        <w:t>2. التطبيق العملي | Practice ‏(30 min)‏</w:t>
       </w:r>
     </w:p>
     <w:p>
@@ -6468,7 +6468,7 @@
           <w:rFonts w:cs="Calibri"/>
           <w:szCs w:val="24"/>
         </w:rPr>
-        <w:t>تمرين 1: إيقاع الجورجينا (10 دقائق)</w:t>
+        <w:t>تمرين 1: إيقاع الجورجينا ‏(10 دقائق)‏</w:t>
       </w:r>
     </w:p>
     <w:p>
@@ -6521,11 +6521,11 @@
           <w:rFonts w:cs="Calibri"/>
           <w:szCs w:val="18"/>
         </w:rPr>
-        <w:t>مازورة 1: C (Noire) | (Croche Rest)C(Croche)C(Croche)C(Croche) |</w:t>
+        <w:t>مازورة 1: C ‏(Noire)‏ | ‏(Croche Rest)‏C‏(Croche)‏C‏(Croche)‏C‏(Croche)‏ |</w:t>
         <w:br/>
-        <w:t>مازورة 2: C (Noire) | (Croche Rest)C C C | (نفس الشيء)</w:t>
+        <w:t>مازورة 2: C ‏(Noire)‏ | ‏(Croche Rest)‏C C C | ‏(نفس الشيء)‏</w:t>
         <w:br/>
-        <w:t>(كرر 4 مازورات)</w:t>
+        <w:t>‏(كرر 4 مازورات)‏</w:t>
       </w:r>
     </w:p>
     <w:p>
@@ -6564,7 +6564,7 @@
           <w:rFonts w:cs="Calibri"/>
           <w:szCs w:val="24"/>
         </w:rPr>
-        <w:t>تمرين 2: مزج الإيقاعات (10 دقائق)</w:t>
+        <w:t>تمرين 2: مزج الإيقاعات ‏(10 دقائق)‏</w:t>
       </w:r>
     </w:p>
     <w:p>
@@ -6586,13 +6586,13 @@
         <w:br/>
         <w:t>```</w:t>
         <w:br/>
-        <w:t>مازورة 1-2: مقسوم | C (Noire) | (Croche Rest)C (Noire) | C (Noire) | (Croche Rest)C (Noire) |</w:t>
+        <w:t>مازورة 1-2: مقسوم | C ‏(Noire)‏ | ‏(Croche Rest)‏C ‏(Noire)‏ | C ‏(Noire)‏ | ‏(Croche Rest)‏C ‏(Noire)‏ |</w:t>
         <w:br/>
-        <w:t>مازورة 3-4: ملفوف | C (Noire) | C C (Croche) | (تغيير الميزان إلى 2/4 مؤقتاً)</w:t>
+        <w:t>مازورة 3-4: ملفوف | C ‏(Noire)‏ | C C ‏(Croche)‏ | ‏(تغيير الميزان إلى 2/4 مؤقتاً)‏</w:t>
         <w:br/>
-        <w:t>مازورة 5-6: وحدة | C. (Dotted Noire) | C (Croche) |</w:t>
+        <w:t>مازورة 5-6: وحدة | C. ‏(Dotted Noire)‏ | C ‏(Croche)‏ |</w:t>
         <w:br/>
-        <w:t>مازورة 7-8: جورجينا | C (Noire) | (Croche Rest)C C C |</w:t>
+        <w:t>مازورة 7-8: جورجينا | C ‏(Noire)‏ | ‏(Croche Rest)‏C C C |</w:t>
         <w:br/>
         <w:t>```</w:t>
       </w:r>
@@ -6637,7 +6637,7 @@
           <w:rFonts w:cs="Calibri"/>
           <w:szCs w:val="24"/>
         </w:rPr>
-        <w:t>تمرين 3: ضبط Beams (10 دقائق)</w:t>
+        <w:t>تمرين 3: ضبط Beams ‏(10 دقائق)‏</w:t>
       </w:r>
     </w:p>
     <w:p>
@@ -6688,7 +6688,7 @@
           <w:rFonts w:cs="Calibri"/>
           <w:szCs w:val="22"/>
         </w:rPr>
-        <w:t>أو استخدم Keypad (Layout 4 للـ Beams)</w:t>
+        <w:t>أو استخدم Keypad ‏(Layout 4 للـ Beams)‏</w:t>
       </w:r>
     </w:p>
     <w:p>
@@ -6724,7 +6724,7 @@
           <w:rFonts w:cs="Calibri"/>
           <w:szCs w:val="28"/>
         </w:rPr>
-        <w:t>3. اختصارات Sibelius (5 min)</w:t>
+        <w:t>3. اختصارات Sibelius ‏(5 min)‏</w:t>
       </w:r>
     </w:p>
     <w:tbl>
@@ -6942,7 +6942,7 @@
                 <w:rFonts w:cs="Calibri"/>
                 <w:szCs w:val="18"/>
               </w:rPr>
-              <w:t>/ (Slash)</w:t>
+              <w:t>/ ‏(Slash)‏</w:t>
             </w:r>
           </w:p>
         </w:tc>
@@ -7182,7 +7182,7 @@
                 <w:rFonts w:cs="Calibri"/>
                 <w:szCs w:val="18"/>
               </w:rPr>
-              <w:t>Navigator (متصفح الصفحات)</w:t>
+              <w:t>Navigator ‏(متصفح الصفحات)‏</w:t>
             </w:r>
           </w:p>
         </w:tc>
@@ -7204,7 +7204,7 @@
           <w:rFonts w:cs="Calibri"/>
           <w:szCs w:val="28"/>
         </w:rPr>
-        <w:t>4. مراجعة وواجب | Review &amp; HW (5 min)</w:t>
+        <w:t>4. مراجعة وواجب | Review &amp; HW ‏(5 min)‏</w:t>
       </w:r>
     </w:p>
     <w:p>
@@ -7224,7 +7224,7 @@
         </w:rPr>
         <w:t>أسئلة: 1. ما الفرق بين مقسوم وجورجينا؟ 2. كيف تغير الميزان في منتصف المقطوعة؟ 3. كم Croche في Noire؟</w:t>
         <w:br/>
-        <w:t>الواجب: اكتب مقطوعة من 16 مازورة: 4 مقسوم، 4 ملفوف (2/4)، 4 وحدة، 4 جورجينا. احفظ باسم `Lesson12_MixRhythms.sib`</w:t>
+        <w:t>الواجب: اكتب مقطوعة من 16 مازورة: 4 مقسوم، 4 ملفوف ‏(2/4)‏، 4 وحدة، 4 جورجينا. احفظ باسم `Lesson12_MixRhythms.sib`</w:t>
       </w:r>
     </w:p>
     <w:p>
@@ -7261,7 +7261,7 @@
           <w:rFonts w:cs="Calibri"/>
           <w:szCs w:val="22"/>
         </w:rPr>
-        <w:t>اعزف الأنماط الأربعة على العود: مقسوم (4 دورات) → ملفوف (4) → وحدة (4) → جورجينا (4). لاحظ الفرق بين كل إيقاع.</w:t>
+        <w:t>اعزف الأنماط الأربعة على العود: مقسوم ‏(4 دورات)‏ → ملفوف ‏(4)‏ → وحدة ‏(4)‏ → جورجينا ‏(4)‏. لاحظ الفرق بين كل إيقاع.</w:t>
       </w:r>
     </w:p>
     <w:p>
@@ -7299,7 +7299,7 @@
           <w:rFonts w:cs="Calibri"/>
           <w:szCs w:val="28"/>
         </w:rPr>
-        <w:t>7. مفردات: جورجينا (Al-Jurjina)، Beam Group، Join/Beam Break، مزج إيقاعات</w:t>
+        <w:t>7. مفردات: جورجينا ‏(Al-Jurjina)‏، Beam Group، Join/Beam Break، مزج إيقاعات</w:t>
       </w:r>
     </w:p>
     <w:p>
@@ -7665,7 +7665,7 @@
                 <w:rFonts w:cs="Calibri"/>
                 <w:szCs w:val="18"/>
               </w:rPr>
-              <w:t>عجم (Ajam) – C Major</w:t>
+              <w:t>عجم ‏(Ajam)‏ – C Major</w:t>
             </w:r>
           </w:p>
         </w:tc>
@@ -7713,7 +7713,7 @@
                 <w:rFonts w:cs="Calibri"/>
                 <w:szCs w:val="18"/>
               </w:rPr>
-              <w:t>مقسوم (Maqsum) – 4/4</w:t>
+              <w:t>مقسوم ‏(Maqsum)‏ – 4/4</w:t>
             </w:r>
           </w:p>
         </w:tc>
@@ -7752,7 +7752,7 @@
           <w:rFonts w:cs="Calibri"/>
           <w:szCs w:val="22"/>
         </w:rPr>
-        <w:t>فهم تركيب مقام العجم (C Major)</w:t>
+        <w:t>فهم تركيب مقام العجم ‏(C Major)‏</w:t>
       </w:r>
     </w:p>
     <w:p>
@@ -7769,7 +7769,7 @@
           <w:rFonts w:cs="Calibri"/>
           <w:szCs w:val="22"/>
         </w:rPr>
-        <w:t>تعلم صيغة السلم الكبير (W-W-H-W-W-W-H)</w:t>
+        <w:t>تعلم صيغة السلم الكبير ‏(W-W-H-W-W-W-H)‏</w:t>
       </w:r>
     </w:p>
     <w:p>
@@ -7803,7 +7803,7 @@
           <w:rFonts w:cs="Calibri"/>
           <w:szCs w:val="22"/>
         </w:rPr>
-        <w:t>إضافة Key Signature (الدليل المقامي)</w:t>
+        <w:t>إضافة Key Signature ‏(الدليل المقامي)‏</w:t>
       </w:r>
     </w:p>
     <w:p>
@@ -7822,7 +7822,7 @@
           <w:rFonts w:cs="Calibri"/>
           <w:szCs w:val="28"/>
         </w:rPr>
-        <w:t>1. النظري | Theory (10 min)</w:t>
+        <w:t>1. النظري | Theory ‏(10 min)‏</w:t>
       </w:r>
     </w:p>
     <w:p>
@@ -7841,7 +7841,7 @@
           <w:rFonts w:cs="Calibri"/>
           <w:szCs w:val="24"/>
         </w:rPr>
-        <w:t>مقام العجم (Ajam)</w:t>
+        <w:t>مقام العجم ‏(Ajam)‏</w:t>
       </w:r>
     </w:p>
     <w:p>
@@ -7878,7 +7878,7 @@
           <w:rFonts w:cs="Calibri"/>
           <w:szCs w:val="24"/>
         </w:rPr>
-        <w:t>صيغة السلم الكبير (Major Scale Formula)</w:t>
+        <w:t>صيغة السلم الكبير ‏(Major Scale Formula)‏</w:t>
       </w:r>
     </w:p>
     <w:p>
@@ -7904,9 +7904,9 @@
         <w:br/>
         <w:t>```</w:t>
         <w:br/>
-        <w:t>- W = Whole Step (درجة كاملة = 2 Semitones)</w:t>
+        <w:t>- W = Whole Step ‏(درجة كاملة = 2 Semitones)‏</w:t>
         <w:br/>
-        <w:t>- H = Half Step (نصف درجة = 1 Semitone)</w:t>
+        <w:t>- H = Half Step ‏(نصف درجة = 1 Semitone)‏</w:t>
       </w:r>
     </w:p>
     <w:p>
@@ -7925,7 +7925,7 @@
           <w:rFonts w:cs="Calibri"/>
           <w:szCs w:val="24"/>
         </w:rPr>
-        <w:t>Key Signature (الدليل المقامي)</w:t>
+        <w:t>Key Signature ‏(الدليل المقامي)‏</w:t>
       </w:r>
     </w:p>
     <w:p>
@@ -7995,7 +7995,7 @@
           <w:rFonts w:cs="Calibri"/>
           <w:szCs w:val="22"/>
         </w:rPr>
-        <w:t>• جنس عجم على C: C D E F (أربع علامات)</w:t>
+        <w:t>• جنس عجم على C: C D E F ‏(أربع علامات)‏</w:t>
       </w:r>
     </w:p>
     <w:p>
@@ -8012,7 +8012,7 @@
           <w:rFonts w:cs="Calibri"/>
           <w:szCs w:val="22"/>
         </w:rPr>
-        <w:t>• جنس عجم على G: G A B C (أربع علامات)</w:t>
+        <w:t>• جنس عجم على G: G A B C ‏(أربع علامات)‏</w:t>
       </w:r>
     </w:p>
     <w:p>
@@ -8031,7 +8031,7 @@
           <w:rFonts w:cs="Calibri"/>
           <w:szCs w:val="28"/>
         </w:rPr>
-        <w:t>2. التطبيق العملي | Practice (30 min)</w:t>
+        <w:t>2. التطبيق العملي | Practice ‏(30 min)‏</w:t>
       </w:r>
     </w:p>
     <w:p>
@@ -8050,7 +8050,7 @@
           <w:rFonts w:cs="Calibri"/>
           <w:szCs w:val="24"/>
         </w:rPr>
-        <w:t>تمرين 1: إضافة Key Signature (5 دقائق)</w:t>
+        <w:t>تمرين 1: إضافة Key Signature ‏(5 دقائق)‏</w:t>
       </w:r>
     </w:p>
     <w:p>
@@ -8101,7 +8101,7 @@
           <w:rFonts w:cs="Calibri"/>
           <w:szCs w:val="22"/>
         </w:rPr>
-        <w:t>اختر C Major / A Minor (لا توجد علامات)</w:t>
+        <w:t>اختر C Major / A Minor ‏(لا توجد علامات)‏</w:t>
       </w:r>
     </w:p>
     <w:p>
@@ -8157,7 +8157,7 @@
           <w:rFonts w:cs="Calibri"/>
           <w:szCs w:val="24"/>
         </w:rPr>
-        <w:t>تمرين 2: كتابة سلم العجم (10 دقائق)</w:t>
+        <w:t>تمرين 2: كتابة سلم العجم ‏(10 دقائق)‏</w:t>
       </w:r>
     </w:p>
     <w:p>
@@ -8210,9 +8210,9 @@
           <w:rFonts w:cs="Calibri"/>
           <w:szCs w:val="18"/>
         </w:rPr>
-        <w:t>مازورة 1: C D E F | G A B C | (صعود)</w:t>
+        <w:t>مازورة 1: C D E F | G A B C | ‏(صعود)‏</w:t>
         <w:br/>
-        <w:t>مازورة 2: C B A G | F E D C | (نزول)</w:t>
+        <w:t>مازورة 2: C B A G | F E D C | ‏(نزول)‏</w:t>
         <w:br/>
         <w:t>مازورة 3-4: كرر</w:t>
       </w:r>
@@ -8251,7 +8251,7 @@
           <w:rFonts w:cs="Calibri"/>
           <w:szCs w:val="24"/>
         </w:rPr>
-        <w:t>تمرين 3: سلم العجم مع إيقاع المقسوم (10 دقائق)</w:t>
+        <w:t>تمرين 3: سلم العجم مع إيقاع المقسوم ‏(10 دقائق)‏</w:t>
       </w:r>
     </w:p>
     <w:p>
@@ -8270,13 +8270,13 @@
           <w:rFonts w:cs="Calibri"/>
           <w:szCs w:val="18"/>
         </w:rPr>
-        <w:t>مازورة 1: C (Noire) | (Rest) D (Noire) |  (مقسوم على C)</w:t>
+        <w:t>مازورة 1: C ‏(Noire)‏ | ‏(Rest)‏ D ‏(Noire)‏ |  ‏(مقسوم على C)‏</w:t>
         <w:br/>
-        <w:t>مازورة 2: E (Noire) | (Rest) F (Noire) |  (مقسوم على E-F)</w:t>
+        <w:t>مازورة 2: E ‏(Noire)‏ | ‏(Rest)‏ F ‏(Noire)‏ |  ‏(مقسوم على E-F)‏</w:t>
         <w:br/>
-        <w:t>مازورة 3: G (Noire) | (Rest) A (Noire) |</w:t>
+        <w:t>مازورة 3: G ‏(Noire)‏ | ‏(Rest)‏ A ‏(Noire)‏ |</w:t>
         <w:br/>
-        <w:t>مازورة 4: B (Noire) | C (Noire) (Rest) (Rest) |</w:t>
+        <w:t>مازورة 4: B ‏(Noire)‏ | C ‏(Noire)‏ ‏(Rest)‏ ‏(Rest)‏ |</w:t>
       </w:r>
     </w:p>
     <w:p>
@@ -8295,7 +8295,7 @@
           <w:rFonts w:cs="Calibri"/>
           <w:szCs w:val="24"/>
         </w:rPr>
-        <w:t>تمرين 4: لحن قصير بالعجم (5 دقائق)</w:t>
+        <w:t>تمرين 4: لحن قصير بالعجم ‏(5 دقائق)‏</w:t>
       </w:r>
     </w:p>
     <w:p>
@@ -8314,11 +8314,11 @@
           <w:rFonts w:cs="Calibri"/>
           <w:szCs w:val="18"/>
         </w:rPr>
-        <w:t>مازورة 1: C E G | C B A | (لا تنس: المقام عجم)</w:t>
+        <w:t>مازورة 1: C E G | C B A | ‏(لا تنس: المقام عجم)‏</w:t>
         <w:br/>
         <w:t>مازورة 2: F A C | G E C |</w:t>
         <w:br/>
-        <w:t>(أو 4/4: | C E | G C | B A | G E | C - - - |)</w:t>
+        <w:t>‏(أو 4/4: | C E | G C | B A | G E | C - - - |)‏</w:t>
       </w:r>
     </w:p>
     <w:p>
@@ -8337,7 +8337,7 @@
           <w:rFonts w:cs="Calibri"/>
           <w:szCs w:val="28"/>
         </w:rPr>
-        <w:t>3. اختصارات Sibelius (5 min)</w:t>
+        <w:t>3. اختصارات Sibelius ‏(5 min)‏</w:t>
       </w:r>
     </w:p>
     <w:tbl>
@@ -8817,7 +8817,7 @@
           <w:rFonts w:cs="Calibri"/>
           <w:szCs w:val="28"/>
         </w:rPr>
-        <w:t>4. مراجعة وواجب | Review &amp; HW (5 min)</w:t>
+        <w:t>4. مراجعة وواجب | Review &amp; HW ‏(5 min)‏</w:t>
       </w:r>
     </w:p>
     <w:p>
@@ -8837,7 +8837,7 @@
         </w:rPr>
         <w:t>أسئلة: 1. ما هي صيغة السلم الكبير؟ 2. كم نصف درجة بين E و F؟ 3. ما اختصار Key Signature؟</w:t>
         <w:br/>
-        <w:t>الواجب: اكتب 16 مازورة: سلم عجم صعوداً ونزولاً (8) + لحن من اختيارك بالعجم مع مقسوم (8). احفظ `Lesson13_Ajam.sib`</w:t>
+        <w:t>الواجب: اكتب 16 مازورة: سلم عجم صعوداً ونزولاً ‏(8)‏ + لحن من اختيارك بالعجم مع مقسوم ‏(8)‏. احفظ `Lesson13_Ajam.sib`</w:t>
       </w:r>
     </w:p>
     <w:p>
@@ -8874,7 +8874,7 @@
           <w:rFonts w:cs="Calibri"/>
           <w:szCs w:val="22"/>
         </w:rPr>
-        <w:t>اعزف سلم العجم (Do الكبير) على العود صعوداً ونزولاً. استخدم الريشة: تحت-فوق-تحت-فوق لكل نوتة.</w:t>
+        <w:t>اعزف سلم العجم ‏(Do الكبير)‏ على العود صعوداً ونزولاً. استخدم الريشة: تحت-فوق-تحت-فوق لكل نوتة.</w:t>
       </w:r>
     </w:p>
     <w:p>
@@ -8912,7 +8912,7 @@
           <w:rFonts w:cs="Calibri"/>
           <w:szCs w:val="28"/>
         </w:rPr>
-        <w:t>7. مفردات: عجم (Ajam)، سلم كبير (Major Scale)، درجة كاملة (Whole Step)، نصف درجة (Half Step)، Key Signature = الدليل المقامي</w:t>
+        <w:t>7. مفردات: عجم ‏(Ajam)‏، سلم كبير ‏(Major Scale)‏، درجة كاملة ‏(Whole Step)‏، نصف درجة ‏(Half Step)‏، Key Signature = الدليل المقامي</w:t>
       </w:r>
     </w:p>
     <w:p>
@@ -9278,7 +9278,7 @@
                 <w:rFonts w:cs="Calibri"/>
                 <w:szCs w:val="18"/>
               </w:rPr>
-              <w:t>عجم (Ajam)</w:t>
+              <w:t>عجم ‏(Ajam)‏</w:t>
             </w:r>
           </w:p>
         </w:tc>
@@ -9326,7 +9326,7 @@
                 <w:rFonts w:cs="Calibri"/>
                 <w:szCs w:val="18"/>
               </w:rPr>
-              <w:t>ملفوف (Malfuf) – 2/4</w:t>
+              <w:t>ملفوف ‏(Malfuf)‏ – 2/4</w:t>
             </w:r>
           </w:p>
         </w:tc>
@@ -9365,7 +9365,7 @@
           <w:rFonts w:cs="Calibri"/>
           <w:szCs w:val="22"/>
         </w:rPr>
-        <w:t>فهم الأرباع الموسيقية (Intervals) في مقام العجم</w:t>
+        <w:t>فهم الأرباع الموسيقية ‏(Intervals)‏ في مقام العجم</w:t>
       </w:r>
     </w:p>
     <w:p>
@@ -9382,7 +9382,7 @@
           <w:rFonts w:cs="Calibri"/>
           <w:szCs w:val="22"/>
         </w:rPr>
-        <w:t>بناء الثلاثيات (Triads) على درجات السلم</w:t>
+        <w:t>بناء الثلاثيات ‏(Triads)‏ على درجات السلم</w:t>
       </w:r>
     </w:p>
     <w:p>
@@ -9416,7 +9416,7 @@
           <w:rFonts w:cs="Calibri"/>
           <w:szCs w:val="22"/>
         </w:rPr>
-        <w:t>استخدام Chord Symbols (رموز الكوردات)</w:t>
+        <w:t>استخدام Chord Symbols ‏(رموز الكوردات)‏</w:t>
       </w:r>
     </w:p>
     <w:p>
@@ -9435,7 +9435,7 @@
           <w:rFonts w:cs="Calibri"/>
           <w:szCs w:val="28"/>
         </w:rPr>
-        <w:t>1. النظري | Theory (10 min)</w:t>
+        <w:t>1. النظري | Theory ‏(10 min)‏</w:t>
       </w:r>
     </w:p>
     <w:p>
@@ -9454,7 +9454,7 @@
           <w:rFonts w:cs="Calibri"/>
           <w:szCs w:val="24"/>
         </w:rPr>
-        <w:t>الأرباع (Intervals) في سلم العجم</w:t>
+        <w:t>الأرباع ‏(Intervals)‏ في سلم العجم</w:t>
       </w:r>
     </w:p>
     <w:tbl>
@@ -9622,7 +9622,7 @@
                 <w:rFonts w:cs="Calibri"/>
                 <w:szCs w:val="18"/>
               </w:rPr>
-              <w:t>Unison (اتحاد)</w:t>
+              <w:t>Unison ‏(اتحاد)‏</w:t>
             </w:r>
           </w:p>
         </w:tc>
@@ -9696,7 +9696,7 @@
                 <w:rFonts w:cs="Calibri"/>
                 <w:szCs w:val="18"/>
               </w:rPr>
-              <w:t>Second (ثانية)</w:t>
+              <w:t>Second ‏(ثانية)‏</w:t>
             </w:r>
           </w:p>
         </w:tc>
@@ -9767,7 +9767,7 @@
                 <w:rFonts w:cs="Calibri"/>
                 <w:szCs w:val="18"/>
               </w:rPr>
-              <w:t>Third (ثالثة)</w:t>
+              <w:t>Third ‏(ثالثة)‏</w:t>
             </w:r>
           </w:p>
         </w:tc>
@@ -9841,7 +9841,7 @@
                 <w:rFonts w:cs="Calibri"/>
                 <w:szCs w:val="18"/>
               </w:rPr>
-              <w:t>Fourth (رابعة)</w:t>
+              <w:t>Fourth ‏(رابعة)‏</w:t>
             </w:r>
           </w:p>
         </w:tc>
@@ -9912,7 +9912,7 @@
                 <w:rFonts w:cs="Calibri"/>
                 <w:szCs w:val="18"/>
               </w:rPr>
-              <w:t>Fifth (خامسة)</w:t>
+              <w:t>Fifth ‏(خامسة)‏</w:t>
             </w:r>
           </w:p>
         </w:tc>
@@ -9986,7 +9986,7 @@
                 <w:rFonts w:cs="Calibri"/>
                 <w:szCs w:val="18"/>
               </w:rPr>
-              <w:t>Sixth (سادسة)</w:t>
+              <w:t>Sixth ‏(سادسة)‏</w:t>
             </w:r>
           </w:p>
         </w:tc>
@@ -10057,7 +10057,7 @@
                 <w:rFonts w:cs="Calibri"/>
                 <w:szCs w:val="18"/>
               </w:rPr>
-              <w:t>Seventh (سابعة)</w:t>
+              <w:t>Seventh ‏(سابعة)‏</w:t>
             </w:r>
           </w:p>
         </w:tc>
@@ -10131,7 +10131,7 @@
                 <w:rFonts w:cs="Calibri"/>
                 <w:szCs w:val="18"/>
               </w:rPr>
-              <w:t>Octave (أوكتاف)</w:t>
+              <w:t>Octave ‏(أوكتاف)‏</w:t>
             </w:r>
           </w:p>
         </w:tc>
@@ -10153,7 +10153,7 @@
           <w:rFonts w:cs="Calibri"/>
           <w:szCs w:val="24"/>
         </w:rPr>
-        <w:t>الثلاثيات (Triads) في سلم العجم</w:t>
+        <w:t>الثلاثيات ‏(Triads)‏ في سلم العجم</w:t>
       </w:r>
     </w:p>
     <w:tbl>
@@ -10275,7 +10275,7 @@
                 <w:rFonts w:cs="Calibri"/>
                 <w:szCs w:val="18"/>
               </w:rPr>
-              <w:t>I (C)</w:t>
+              <w:t>I ‏(C)‏</w:t>
             </w:r>
           </w:p>
         </w:tc>
@@ -10321,7 +10321,7 @@
                 <w:rFonts w:cs="Calibri"/>
                 <w:szCs w:val="18"/>
               </w:rPr>
-              <w:t>Major Triad (كبير)</w:t>
+              <w:t>Major Triad ‏(كبير)‏</w:t>
             </w:r>
           </w:p>
         </w:tc>
@@ -10347,7 +10347,7 @@
                 <w:rFonts w:cs="Calibri"/>
                 <w:szCs w:val="18"/>
               </w:rPr>
-              <w:t>ii (D)</w:t>
+              <w:t>ii ‏(D)‏</w:t>
             </w:r>
           </w:p>
         </w:tc>
@@ -10395,7 +10395,7 @@
                 <w:rFonts w:cs="Calibri"/>
                 <w:szCs w:val="18"/>
               </w:rPr>
-              <w:t>Minor Triad (صغير)</w:t>
+              <w:t>Minor Triad ‏(صغير)‏</w:t>
             </w:r>
           </w:p>
         </w:tc>
@@ -10420,7 +10420,7 @@
                 <w:rFonts w:cs="Calibri"/>
                 <w:szCs w:val="18"/>
               </w:rPr>
-              <w:t>iii (E)</w:t>
+              <w:t>iii ‏(E)‏</w:t>
             </w:r>
           </w:p>
         </w:tc>
@@ -10492,7 +10492,7 @@
                 <w:rFonts w:cs="Calibri"/>
                 <w:szCs w:val="18"/>
               </w:rPr>
-              <w:t>IV (F)</w:t>
+              <w:t>IV ‏(F)‏</w:t>
             </w:r>
           </w:p>
         </w:tc>
@@ -10565,7 +10565,7 @@
                 <w:rFonts w:cs="Calibri"/>
                 <w:szCs w:val="18"/>
               </w:rPr>
-              <w:t>V (G)</w:t>
+              <w:t>V ‏(G)‏</w:t>
             </w:r>
           </w:p>
         </w:tc>
@@ -10637,7 +10637,7 @@
                 <w:rFonts w:cs="Calibri"/>
                 <w:szCs w:val="18"/>
               </w:rPr>
-              <w:t>vi (A)</w:t>
+              <w:t>vi ‏(A)‏</w:t>
             </w:r>
           </w:p>
         </w:tc>
@@ -10710,7 +10710,7 @@
                 <w:rFonts w:cs="Calibri"/>
                 <w:szCs w:val="18"/>
               </w:rPr>
-              <w:t>vii° (B)</w:t>
+              <w:t>vii° ‏(B)‏</w:t>
             </w:r>
           </w:p>
         </w:tc>
@@ -10756,7 +10756,7 @@
                 <w:rFonts w:cs="Calibri"/>
                 <w:szCs w:val="18"/>
               </w:rPr>
-              <w:t>Diminished (ناقص)</w:t>
+              <w:t>Diminished ‏(ناقص)‏</w:t>
             </w:r>
           </w:p>
         </w:tc>
@@ -10778,7 +10778,7 @@
           <w:rFonts w:cs="Calibri"/>
           <w:szCs w:val="24"/>
         </w:rPr>
-        <w:t>رموز الكوردات (Chord Symbols)</w:t>
+        <w:t>رموز الكوردات ‏(Chord Symbols)‏</w:t>
       </w:r>
     </w:p>
     <w:p>
@@ -10865,7 +10865,7 @@
           <w:rFonts w:cs="Calibri"/>
           <w:szCs w:val="28"/>
         </w:rPr>
-        <w:t>2. التطبيق العملي | Practice (30 min)</w:t>
+        <w:t>2. التطبيق العملي | Practice ‏(30 min)‏</w:t>
       </w:r>
     </w:p>
     <w:p>
@@ -10884,7 +10884,7 @@
           <w:rFonts w:cs="Calibri"/>
           <w:szCs w:val="24"/>
         </w:rPr>
-        <w:t>تمرين 1: كتابة الأرباع (10 دقائق)</w:t>
+        <w:t>تمرين 1: كتابة الأرباع ‏(10 دقائق)‏</w:t>
       </w:r>
     </w:p>
     <w:p>
@@ -10937,19 +10937,19 @@
           <w:rFonts w:cs="Calibri"/>
           <w:szCs w:val="18"/>
         </w:rPr>
-        <w:t>مازورة 1: C (Noire) | D (Noire) |  (C→D = Second)</w:t>
+        <w:t>مازورة 1: C ‏(Noire)‏ | D ‏(Noire)‏ |  ‏(C→D = Second)‏</w:t>
         <w:br/>
-        <w:t>مازورة 2: C (Noire) | E (Noire) |  (C→E = Third)</w:t>
+        <w:t>مازورة 2: C ‏(Noire)‏ | E ‏(Noire)‏ |  ‏(C→E = Third)‏</w:t>
         <w:br/>
-        <w:t>مازورة 3: C (Noire) | F (Noire) |  (C→F = Fourth)</w:t>
+        <w:t>مازورة 3: C ‏(Noire)‏ | F ‏(Noire)‏ |  ‏(C→F = Fourth)‏</w:t>
         <w:br/>
-        <w:t>مازورة 4: C (Noire) | G (Noire) |  (C→G = Fifth)</w:t>
+        <w:t>مازورة 4: C ‏(Noire)‏ | G ‏(Noire)‏ |  ‏(C→G = Fifth)‏</w:t>
         <w:br/>
-        <w:t>مازورة 5: C (Noire) | A (Noire) |  (C→A = Sixth)</w:t>
+        <w:t>مازورة 5: C ‏(Noire)‏ | A ‏(Noire)‏ |  ‏(C→A = Sixth)‏</w:t>
         <w:br/>
-        <w:t>مازورة 6: C (Noire) | B (Noire) |  (C→B = Seventh)</w:t>
+        <w:t>مازورة 6: C ‏(Noire)‏ | B ‏(Noire)‏ |  ‏(C→B = Seventh)‏</w:t>
         <w:br/>
-        <w:t>مازورة 7: C (Noire) | C' (Noire) |  (C→C' = Octave)</w:t>
+        <w:t>مازورة 7: C ‏(Noire)‏ | C' ‏(Noire)‏ |  ‏(C→C' = Octave)‏</w:t>
       </w:r>
     </w:p>
     <w:p>
@@ -10968,7 +10968,7 @@
           <w:rFonts w:cs="Calibri"/>
           <w:szCs w:val="24"/>
         </w:rPr>
-        <w:t>تمرين 2: ثلاثيات العجم (10 دقائق)</w:t>
+        <w:t>تمرين 2: ثلاثيات العجم ‏(10 دقائق)‏</w:t>
       </w:r>
     </w:p>
     <w:p>
@@ -11004,19 +11004,19 @@
           <w:rFonts w:cs="Calibri"/>
           <w:szCs w:val="18"/>
         </w:rPr>
-        <w:t>مازورة 1: C E G (Blanche كل نوتة) | (ثلاثي C Major - درجة I)</w:t>
+        <w:t>مازورة 1: C E G ‏(Blanche كل نوتة)‏ | ‏(ثلاثي C Major - درجة I)‏</w:t>
         <w:br/>
-        <w:t>مازورة 2: D F A (Blanche) | (ثلاثي D Minor - درجة ii)</w:t>
+        <w:t>مازورة 2: D F A ‏(Blanche)‏ | ‏(ثلاثي D Minor - درجة ii)‏</w:t>
         <w:br/>
-        <w:t>مازورة 3: E G B (Blanche) | (ثلاثي E Minor - درجة iii)</w:t>
+        <w:t>مازورة 3: E G B ‏(Blanche)‏ | ‏(ثلاثي E Minor - درجة iii)‏</w:t>
         <w:br/>
-        <w:t>مازورة 4: F A C (Blanche) | (ثلاثي F Major - درجة IV)</w:t>
+        <w:t>مازورة 4: F A C ‏(Blanche)‏ | ‏(ثلاثي F Major - درجة IV)‏</w:t>
         <w:br/>
-        <w:t>مازورة 5: G B D (Blanche) | (ثلاثي G Major - درجة V)</w:t>
+        <w:t>مازورة 5: G B D ‏(Blanche)‏ | ‏(ثلاثي G Major - درجة V)‏</w:t>
         <w:br/>
-        <w:t>مازورة 6: A C E (Blanche) | (ثلاثي A Minor - درجة vi)</w:t>
+        <w:t>مازورة 6: A C E ‏(Blanche)‏ | ‏(ثلاثي A Minor - درجة vi)‏</w:t>
         <w:br/>
-        <w:t>مازورة 7: B D F (Blanche) | (ثلاثي B Dim - درجة vii°)</w:t>
+        <w:t>مازورة 7: B D F ‏(Blanche)‏ | ‏(ثلاثي B Dim - درجة vii°)‏</w:t>
       </w:r>
     </w:p>
     <w:p>
@@ -11034,7 +11034,7 @@
           <w:rFonts w:cs="Calibri"/>
           <w:szCs w:val="22"/>
         </w:rPr>
-        <w:t>لإدخال نوتات متزامنة (Chords):</w:t>
+        <w:t>لإدخال نوتات متزامنة ‏(Chords)‏:</w:t>
         <w:br/>
         <w:t>- اكتب النوتة الأولى، ثم اضغط Shift+[نوتة] لإضافة النوتة الثانية في نفس الوقت</w:t>
       </w:r>
@@ -11055,7 +11055,7 @@
           <w:rFonts w:cs="Calibri"/>
           <w:szCs w:val="24"/>
         </w:rPr>
-        <w:t>تمرين 3: Chord Symbols (5 دقائق)</w:t>
+        <w:t>تمرين 3: Chord Symbols ‏(5 دقائق)‏</w:t>
       </w:r>
     </w:p>
     <w:p>
@@ -11072,7 +11072,7 @@
           <w:rFonts w:cs="Calibri"/>
           <w:szCs w:val="22"/>
         </w:rPr>
-        <w:t>حدد أول ثلاثي (C E G)</w:t>
+        <w:t>حدد أول ثلاثي ‏(C E G)‏</w:t>
       </w:r>
     </w:p>
     <w:p>
@@ -11089,7 +11089,7 @@
           <w:rFonts w:cs="Calibri"/>
           <w:szCs w:val="22"/>
         </w:rPr>
-        <w:t>Tab: Text → Chord Symbol (أو Ctrl+K)</w:t>
+        <w:t>Tab: Text → Chord Symbol ‏(أو Ctrl+K)‏</w:t>
       </w:r>
     </w:p>
     <w:p>
@@ -11176,7 +11176,7 @@
           <w:rFonts w:cs="Calibri"/>
           <w:szCs w:val="24"/>
         </w:rPr>
-        <w:t>تمرين 4: لحن مع كوردات (5 دقائق)</w:t>
+        <w:t>تمرين 4: لحن مع كوردات ‏(5 دقائق)‏</w:t>
       </w:r>
     </w:p>
     <w:p>
@@ -11195,13 +11195,13 @@
           <w:rFonts w:cs="Calibri"/>
           <w:szCs w:val="18"/>
         </w:rPr>
-        <w:t>مازورة 1: | C (Noire) | E (Noire) |  (C Major - كورد C)</w:t>
+        <w:t>مازورة 1: | C ‏(Noire)‏ | E ‏(Noire)‏ |  ‏(C Major - كورد C)‏</w:t>
         <w:br/>
-        <w:t>مازورة 2: | G (Noire) | C (Noire) |  (C Major - كورد C)</w:t>
+        <w:t>مازورة 2: | G ‏(Noire)‏ | C ‏(Noire)‏ |  ‏(C Major - كورد C)‏</w:t>
         <w:br/>
-        <w:t>مازورة 3: | D (Noire) | F (Noire) |  (D Minor - كورد Dm)</w:t>
+        <w:t>مازورة 3: | D ‏(Noire)‏ | F ‏(Noire)‏ |  ‏(D Minor - كورد Dm)‏</w:t>
         <w:br/>
-        <w:t>مازورة 4: | A (Noire) | D (Noire) |  (D Minor - كورد Dm)</w:t>
+        <w:t>مازورة 4: | A ‏(Noire)‏ | D ‏(Noire)‏ |  ‏(D Minor - كورد Dm)‏</w:t>
         <w:br/>
         <w:t>مازورة 5-8: كرر</w:t>
       </w:r>
@@ -11222,7 +11222,7 @@
           <w:rFonts w:cs="Calibri"/>
           <w:szCs w:val="28"/>
         </w:rPr>
-        <w:t>3. اختصارات Sibelius (5 min)</w:t>
+        <w:t>3. اختصارات Sibelius ‏(5 min)‏</w:t>
       </w:r>
     </w:p>
     <w:tbl>
@@ -11657,7 +11657,7 @@
                 <w:rFonts w:cs="Calibri"/>
                 <w:szCs w:val="18"/>
               </w:rPr>
-              <w:t>Space (في Chord Symbol)</w:t>
+              <w:t>Space ‏(في Chord Symbol)‏</w:t>
             </w:r>
           </w:p>
         </w:tc>
@@ -11702,7 +11702,7 @@
           <w:rFonts w:cs="Calibri"/>
           <w:szCs w:val="28"/>
         </w:rPr>
-        <w:t>4. مراجعة وواجب | Review &amp; HW (5 min)</w:t>
+        <w:t>4. مراجعة وواجب | Review &amp; HW ‏(5 min)‏</w:t>
       </w:r>
     </w:p>
     <w:p>
@@ -11759,7 +11759,7 @@
           <w:rFonts w:cs="Calibri"/>
           <w:szCs w:val="22"/>
         </w:rPr>
-        <w:t>اعزف ثلاثيات العجم على العود: اعزف C (الوتر الرابع) ثم E (الوتر الثالث) ثم G (الوتر الثاني). جرب Dm: D-F-A.</w:t>
+        <w:t>اعزف ثلاثيات العجم على العود: اعزف C ‏(الوتر الرابع)‏ ثم E ‏(الوتر الثالث)‏ ثم G ‏(الوتر الثاني)‏. جرب Dm: D-F-A.</w:t>
       </w:r>
     </w:p>
     <w:p>
@@ -11797,7 +11797,7 @@
           <w:rFonts w:cs="Calibri"/>
           <w:szCs w:val="28"/>
         </w:rPr>
-        <w:t>7. مفردات: بُعد/فاصل (Interval)، ثلاثي (Triad)، كورد (Chord)، رموز الكوردات (Chord Symbols)</w:t>
+        <w:t>7. مفردات: بُعد/فاصل ‏(Interval)‏، ثلاثي ‏(Triad)‏، كورد ‏(Chord)‏، رموز الكوردات ‏(Chord Symbols)‏</w:t>
       </w:r>
     </w:p>
     <w:p>
@@ -11816,7 +11816,7 @@
           <w:rFonts w:cs="Calibri"/>
           <w:szCs w:val="28"/>
         </w:rPr>
-        <w:t>8. ملاحظات: الكوردات أساس التوزيع الموسيقي (Harmony). في الموسيقى العربية، نستخدمها كمرجع.</w:t>
+        <w:t>8. ملاحظات: الكوردات أساس التوزيع الموسيقي ‏(Harmony)‏. في الموسيقى العربية، نستخدمها كمرجع.</w:t>
       </w:r>
     </w:p>
     <w:p>
@@ -12163,7 +12163,7 @@
                 <w:rFonts w:cs="Calibri"/>
                 <w:szCs w:val="18"/>
               </w:rPr>
-              <w:t>عجم (Ajam)</w:t>
+              <w:t>عجم ‏(Ajam)‏</w:t>
             </w:r>
           </w:p>
         </w:tc>
@@ -12250,7 +12250,7 @@
           <w:rFonts w:cs="Calibri"/>
           <w:szCs w:val="22"/>
         </w:rPr>
-        <w:t>تأليف لحن قصير بمقام العجم (16 مازورة)</w:t>
+        <w:t>تأليف لحن قصير بمقام العجم ‏(16 مازورة)‏</w:t>
       </w:r>
     </w:p>
     <w:p>
@@ -12267,7 +12267,7 @@
           <w:rFonts w:cs="Calibri"/>
           <w:szCs w:val="22"/>
         </w:rPr>
-        <w:t>الجمع بين إيقاعين (مقسوم وجورجينا)</w:t>
+        <w:t>الجمع بين إيقاعين ‏(مقسوم وجورجينا)‏</w:t>
       </w:r>
     </w:p>
     <w:p>
@@ -12301,7 +12301,7 @@
           <w:rFonts w:cs="Calibri"/>
           <w:szCs w:val="22"/>
         </w:rPr>
-        <w:t>استخدام التكرار (Repeat Signs)</w:t>
+        <w:t>استخدام التكرار ‏(Repeat Signs)‏</w:t>
       </w:r>
     </w:p>
     <w:p>
@@ -12320,7 +12320,7 @@
           <w:rFonts w:cs="Calibri"/>
           <w:szCs w:val="28"/>
         </w:rPr>
-        <w:t>1. النظري | Theory (10 min)</w:t>
+        <w:t>1. النظري | Theory ‏(10 min)‏</w:t>
       </w:r>
     </w:p>
     <w:p>
@@ -12339,7 +12339,7 @@
           <w:rFonts w:cs="Calibri"/>
           <w:szCs w:val="24"/>
         </w:rPr>
-        <w:t>هيكل اللحن (Melody Structure)</w:t>
+        <w:t>هيكل اللحن ‏(Melody Structure)‏</w:t>
       </w:r>
     </w:p>
     <w:p>
@@ -12356,7 +12356,7 @@
           <w:rFonts w:cs="Calibri"/>
           <w:szCs w:val="22"/>
         </w:rPr>
-        <w:t>• المقدمة (Introduction): 4 مازورات، تقديم المقام</w:t>
+        <w:t>• المقدمة ‏(Introduction)‏: 4 مازورات، تقديم المقام</w:t>
       </w:r>
     </w:p>
     <w:p>
@@ -12373,7 +12373,7 @@
           <w:rFonts w:cs="Calibri"/>
           <w:szCs w:val="22"/>
         </w:rPr>
-        <w:t>• الموضوع (Theme): 8 مازورات، الفكرة الرئيسية</w:t>
+        <w:t>• الموضوع ‏(Theme)‏: 8 مازورات، الفكرة الرئيسية</w:t>
       </w:r>
     </w:p>
     <w:p>
@@ -12390,7 +12390,7 @@
           <w:rFonts w:cs="Calibri"/>
           <w:szCs w:val="22"/>
         </w:rPr>
-        <w:t>• الخاتمة (Coda): 4 مازورات، إنهاء</w:t>
+        <w:t>• الخاتمة ‏(Coda)‏: 4 مازورات، إنهاء</w:t>
       </w:r>
     </w:p>
     <w:p>
@@ -12430,7 +12430,7 @@
         </w:rPr>
         <w:t>مقدمة → موضوع → إعادة → خاتمة</w:t>
         <w:br/>
-        <w:t xml:space="preserve">  (4)     (8)     (8)     (4)</w:t>
+        <w:t xml:space="preserve">  ‏(4)‏     ‏(8)‏     ‏(8)‏     ‏(4)‏</w:t>
       </w:r>
     </w:p>
     <w:p>
@@ -12466,7 +12466,7 @@
           <w:rFonts w:cs="Calibri"/>
           <w:szCs w:val="22"/>
         </w:rPr>
-        <w:t>• |: :| (تكرار المقطع)</w:t>
+        <w:t>• |: :| ‏(تكرار المقطع)‏</w:t>
       </w:r>
     </w:p>
     <w:p>
@@ -12483,7 +12483,7 @@
           <w:rFonts w:cs="Calibri"/>
           <w:szCs w:val="22"/>
         </w:rPr>
-        <w:t>• 1st Ending, 2nd Ending (نهايات مختلفة)</w:t>
+        <w:t>• 1st Ending, 2nd Ending ‏(نهايات مختلفة)‏</w:t>
       </w:r>
     </w:p>
     <w:p>
@@ -12502,7 +12502,7 @@
           <w:rFonts w:cs="Calibri"/>
           <w:szCs w:val="28"/>
         </w:rPr>
-        <w:t>2. التطبيق العملي | Practice (30 min)</w:t>
+        <w:t>2. التطبيق العملي | Practice ‏(30 min)‏</w:t>
       </w:r>
     </w:p>
     <w:p>
@@ -12521,7 +12521,7 @@
           <w:rFonts w:cs="Calibri"/>
           <w:szCs w:val="24"/>
         </w:rPr>
-        <w:t>تمرين 1: إعداد النوتة (5 دقائق)</w:t>
+        <w:t>تمرين 1: إعداد النوتة ‏(5 دقائق)‏</w:t>
       </w:r>
     </w:p>
     <w:p>
@@ -12606,7 +12606,7 @@
           <w:rFonts w:cs="Calibri"/>
           <w:szCs w:val="22"/>
         </w:rPr>
-        <w:t>أضف إيقاع (Tempo): Moderato = 100 BPM</w:t>
+        <w:t>أضف إيقاع ‏(Tempo)‏: Moderato = 100 BPM</w:t>
       </w:r>
     </w:p>
     <w:p>
@@ -12625,7 +12625,7 @@
           <w:rFonts w:cs="Calibri"/>
           <w:szCs w:val="24"/>
         </w:rPr>
-        <w:t>تمرين 2: كتابة المقدمة (8 دقائق)</w:t>
+        <w:t>تمرين 2: كتابة المقدمة ‏(8 دقائق)‏</w:t>
       </w:r>
     </w:p>
     <w:p>
@@ -12644,9 +12644,9 @@
           <w:rFonts w:cs="Calibri"/>
           <w:szCs w:val="18"/>
         </w:rPr>
-        <w:t>مازورة 1-4 (مقسوم - على C):</w:t>
+        <w:t>مازورة 1-4 ‏(مقسوم - على C)‏:</w:t>
         <w:br/>
-        <w:t>| C - C E | G - G C | (مقسوم خفيف)</w:t>
+        <w:t>| C - C E | G - G C | ‏(مقسوم خفيف)‏</w:t>
         <w:br/>
         <w:t>| E D C - | G - G C |</w:t>
       </w:r>
@@ -12667,7 +12667,7 @@
           <w:rFonts w:cs="Calibri"/>
           <w:szCs w:val="24"/>
         </w:rPr>
-        <w:t>تمرين 3: الموضوع الرئيسي (10 دقائق)</w:t>
+        <w:t>تمرين 3: الموضوع الرئيسي ‏(10 دقائق)‏</w:t>
       </w:r>
     </w:p>
     <w:p>
@@ -12686,9 +12686,9 @@
           <w:rFonts w:cs="Calibri"/>
           <w:szCs w:val="18"/>
         </w:rPr>
-        <w:t>مازورة 5-12 (جورجينا - C Major):</w:t>
+        <w:t>مازورة 5-12 ‏(جورجينا - C Major)‏:</w:t>
         <w:br/>
-        <w:t>| C E G C | B A G E | (لحن صاعد)</w:t>
+        <w:t>| C E G C | B A G E | ‏(لحن صاعد)‏</w:t>
         <w:br/>
         <w:t>| F F F F | G G G G |</w:t>
         <w:br/>
@@ -12713,7 +12713,7 @@
           <w:rFonts w:cs="Calibri"/>
           <w:szCs w:val="24"/>
         </w:rPr>
-        <w:t>تمرين 4: إضافة التكرار (5 دقائق)</w:t>
+        <w:t>تمرين 4: إضافة التكرار ‏(5 دقائق)‏</w:t>
       </w:r>
     </w:p>
     <w:p>
@@ -12747,7 +12747,7 @@
           <w:rFonts w:cs="Calibri"/>
           <w:szCs w:val="22"/>
         </w:rPr>
-        <w:t>Tab: Notations → Barline → Repeat (Left) |:</w:t>
+        <w:t>Tab: Notations → Barline → Repeat ‏(Left)‏ |:</w:t>
       </w:r>
     </w:p>
     <w:p>
@@ -12764,7 +12764,7 @@
           <w:rFonts w:cs="Calibri"/>
           <w:szCs w:val="22"/>
         </w:rPr>
-        <w:t>ضع Repeat (Right) :| في نهاية المازورة 12</w:t>
+        <w:t>ضع Repeat ‏(Right)‏ :| في نهاية المازورة 12</w:t>
       </w:r>
     </w:p>
     <w:p>
@@ -12783,7 +12783,7 @@
           <w:rFonts w:cs="Calibri"/>
           <w:szCs w:val="24"/>
         </w:rPr>
-        <w:t>تمرين 5: الخاتمة والديناميكيات (2 دقائق)</w:t>
+        <w:t>تمرين 5: الخاتمة والديناميكيات ‏(2 دقائق)‏</w:t>
       </w:r>
     </w:p>
     <w:p>
@@ -12804,11 +12804,11 @@
         </w:rPr>
         <w:t>مازورة 13-16:</w:t>
         <w:br/>
-        <w:t>| C (Noire) E (Noire) | G (Blanche) | (f - قوي)</w:t>
+        <w:t>| C ‏(Noire)‏ E ‏(Noire)‏ | G ‏(Blanche)‏ | ‏(f - قوي)‏</w:t>
         <w:br/>
-        <w:t>| C B A G | F E D C | (Diminuendo)</w:t>
+        <w:t>| C B A G | F E D C | ‏(Diminuendo)‏</w:t>
         <w:br/>
-        <w:t>| C (Ronde) | (Whole Rest) | (p - هادئ، مع Fermata)</w:t>
+        <w:t>| C ‏(Ronde)‏ | ‏(Whole Rest)‏ | ‏(p - هادئ، مع Fermata)‏</w:t>
       </w:r>
     </w:p>
     <w:p>
@@ -12827,7 +12827,7 @@
           <w:rFonts w:cs="Calibri"/>
           <w:szCs w:val="28"/>
         </w:rPr>
-        <w:t>3. اختصارات Sibelius (5 min)</w:t>
+        <w:t>3. اختصارات Sibelius ‏(5 min)‏</w:t>
       </w:r>
     </w:p>
     <w:tbl>
@@ -12995,7 +12995,7 @@
                 <w:rFonts w:cs="Calibri"/>
                 <w:szCs w:val="18"/>
               </w:rPr>
-              <w:t>إضافة علامة تكرار (Right)</w:t>
+              <w:t>إضافة علامة تكرار ‏(Right)‏</w:t>
             </w:r>
           </w:p>
         </w:tc>
@@ -13069,7 +13069,7 @@
                 <w:rFonts w:cs="Calibri"/>
                 <w:szCs w:val="18"/>
               </w:rPr>
-              <w:t>إضافة علامة تكرار (Left)</w:t>
+              <w:t>إضافة علامة تكرار ‏(Left)‏</w:t>
             </w:r>
           </w:p>
         </w:tc>
@@ -13307,7 +13307,7 @@
           <w:rFonts w:cs="Calibri"/>
           <w:szCs w:val="28"/>
         </w:rPr>
-        <w:t>4. مراجعة وواجب | Review &amp; HW (5 min)</w:t>
+        <w:t>4. مراجعة وواجب | Review &amp; HW ‏(5 min)‏</w:t>
       </w:r>
     </w:p>
     <w:p>
@@ -13402,7 +13402,7 @@
           <w:rFonts w:cs="Calibri"/>
           <w:szCs w:val="28"/>
         </w:rPr>
-        <w:t>7. مفردات: مقدمة (Introduction)، موضوع (Theme)، خاتمة (Coda)، تكرار (Repeat)، نهاية أولى/ثانية (1st/2nd Ending)</w:t>
+        <w:t>7. مفردات: مقدمة ‏(Introduction)‏، موضوع ‏(Theme)‏، خاتمة ‏(Coda)‏، تكرار ‏(Repeat)‏، نهاية أولى/ثانية ‏(1st/2nd Ending)‏</w:t>
       </w:r>
     </w:p>
     <w:p>
@@ -13768,7 +13768,7 @@
                 <w:rFonts w:cs="Calibri"/>
                 <w:szCs w:val="18"/>
               </w:rPr>
-              <w:t>عجم (Ajam)</w:t>
+              <w:t>عجم ‏(Ajam)‏</w:t>
             </w:r>
           </w:p>
         </w:tc>
@@ -13925,7 +13925,7 @@
           <w:rFonts w:cs="Calibri"/>
           <w:szCs w:val="28"/>
         </w:rPr>
-        <w:t>1. النظري | Theory (10 min) – مراجعة</w:t>
+        <w:t>1. النظري | Theory ‏(10 min)‏ – مراجعة</w:t>
       </w:r>
     </w:p>
     <w:p>
@@ -14258,7 +14258,7 @@
                 <w:rFonts w:cs="Calibri"/>
                 <w:szCs w:val="18"/>
               </w:rPr>
-              <w:t>مقسوم (4/4)، ملفوف (2/4)، وحدة (4/4)، جورجينا (4/4)</w:t>
+              <w:t>مقسوم ‏(4/4)‏، ملفوف ‏(2/4)‏، وحدة ‏(4/4)‏، جورجينا ‏(4/4)‏</w:t>
             </w:r>
           </w:p>
         </w:tc>
@@ -14317,7 +14317,7 @@
           <w:rFonts w:cs="Calibri"/>
           <w:szCs w:val="28"/>
         </w:rPr>
-        <w:t>2. التطبيق العملي | Practice (30 min) – الاختبار العملي</w:t>
+        <w:t>2. التطبيق العملي | Practice ‏(30 min)‏ – الاختبار العملي</w:t>
       </w:r>
     </w:p>
     <w:p>
@@ -14372,17 +14372,17 @@
           <w:rFonts w:cs="Calibri"/>
           <w:szCs w:val="22"/>
         </w:rPr>
-        <w:t>المعايير (10 درجات):</w:t>
+        <w:t>المعايير ‏(10 درجات)‏:</w:t>
         <w:br/>
-        <w:t>1. (2) إعداد النوتة الصحيح: Key Signature = C Major, 4/4, عنوان، اسم</w:t>
+        <w:t>1. ‏(2)‏ إعداد النوتة الصحيح: Key Signature = C Major, 4/4, عنوان، اسم</w:t>
         <w:br/>
-        <w:t>2. (2) سلم العجم صعوداً ونزولاً (مازورة 1-2)</w:t>
+        <w:t>2. ‏(2)‏ سلم العجم صعوداً ونزولاً ‏(مازورة 1-2)‏</w:t>
         <w:br/>
-        <w:t>3. (2) الموضوع الرئيسي بالعجم (مازورة 3-10) مع إيقاعين مختلفين</w:t>
+        <w:t>3. ‏(2)‏ الموضوع الرئيسي بالعجم ‏(مازورة 3-10)‏ مع إيقاعين مختلفين</w:t>
         <w:br/>
-        <w:t>4. (2) خاتمة مع ديناميكيات (مازورة 11-16)</w:t>
+        <w:t>4. ‏(2)‏ خاتمة مع ديناميكيات ‏(مازورة 11-16)‏</w:t>
         <w:br/>
-        <w:t>5. (2) استخدام 3 اختصارات Sibelius على الأقل</w:t>
+        <w:t>5. ‏(2)‏ استخدام 3 اختصارات Sibelius على الأقل</w:t>
       </w:r>
     </w:p>
     <w:p>
@@ -14401,7 +14401,7 @@
           <w:rFonts w:cs="Calibri"/>
           <w:szCs w:val="24"/>
         </w:rPr>
-        <w:t>الاختبار النظري (يحتسب ضمن التقييم)</w:t>
+        <w:t>الاختبار النظري ‏(يحتسب ضمن التقييم)‏</w:t>
       </w:r>
     </w:p>
     <w:p>
@@ -14418,7 +14418,7 @@
           <w:rFonts w:cs="Calibri"/>
           <w:szCs w:val="22"/>
         </w:rPr>
-        <w:t>ما صيغة السلم الكبير؟ (1)</w:t>
+        <w:t>ما صيغة السلم الكبير؟ ‏(1)‏</w:t>
       </w:r>
     </w:p>
     <w:p>
@@ -14435,7 +14435,7 @@
           <w:rFonts w:cs="Calibri"/>
           <w:szCs w:val="22"/>
         </w:rPr>
-        <w:t>أي ثلاثي على درجة IV في C Major؟ (1)</w:t>
+        <w:t>أي ثلاثي على درجة IV في C Major؟ ‏(1)‏</w:t>
       </w:r>
     </w:p>
     <w:p>
@@ -14452,7 +14452,7 @@
           <w:rFonts w:cs="Calibri"/>
           <w:szCs w:val="22"/>
         </w:rPr>
-        <w:t>كم نصف درجة بين E و F؟ (1)</w:t>
+        <w:t>كم نصف درجة بين E و F؟ ‏(1)‏</w:t>
       </w:r>
     </w:p>
     <w:p>
@@ -14469,7 +14469,7 @@
           <w:rFonts w:cs="Calibri"/>
           <w:szCs w:val="22"/>
         </w:rPr>
-        <w:t>اشرح الفرق بين Tie و Slur (1)</w:t>
+        <w:t>اشرح الفرق بين Tie و Slur ‏(1)‏</w:t>
       </w:r>
     </w:p>
     <w:p>
@@ -14486,7 +14486,7 @@
           <w:rFonts w:cs="Calibri"/>
           <w:szCs w:val="22"/>
         </w:rPr>
-        <w:t>ما اختصار Key Signature في Sibelius؟ (1)</w:t>
+        <w:t>ما اختصار Key Signature في Sibelius؟ ‏(1)‏</w:t>
       </w:r>
     </w:p>
     <w:p>
@@ -14505,7 +14505,7 @@
           <w:rFonts w:cs="Calibri"/>
           <w:szCs w:val="28"/>
         </w:rPr>
-        <w:t>3. اختصارات Sibelius (5 min) – مراجعة عامة</w:t>
+        <w:t>3. اختصارات Sibelius ‏(5 min)‏ – مراجعة عامة</w:t>
       </w:r>
     </w:p>
     <w:p>
@@ -14724,7 +14724,7 @@
                 <w:rFonts w:cs="Calibri"/>
                 <w:szCs w:val="18"/>
               </w:rPr>
-              <w:t>F9, 1-5 (قيم), +/-, T, H</w:t>
+              <w:t>F9, 1-5 ‏(قيم)‏, +/-, T, H</w:t>
             </w:r>
           </w:p>
         </w:tc>
@@ -14778,7 +14778,7 @@
                 <w:rFonts w:cs="Calibri"/>
                 <w:szCs w:val="18"/>
               </w:rPr>
-              <w:t>K, M, Ctrl+C/V, . (نقطة), 0 (سكتة)</w:t>
+              <w:t>K, M, Ctrl+C/V, . ‏(نقطة)‏, 0 ‏(سكتة)‏</w:t>
             </w:r>
           </w:p>
         </w:tc>
@@ -14862,7 +14862,7 @@
           <w:rFonts w:cs="Calibri"/>
           <w:szCs w:val="28"/>
         </w:rPr>
-        <w:t>4. مراجعة وواجب | Review &amp; HW (5 min)</w:t>
+        <w:t>4. مراجعة وواجب | Review &amp; HW ‏(5 min)‏</w:t>
       </w:r>
     </w:p>
     <w:p>
@@ -14957,7 +14957,7 @@
           <w:rFonts w:cs="Calibri"/>
           <w:szCs w:val="28"/>
         </w:rPr>
-        <w:t>7. مفردات: تقييم (Assessment)، اختبار (Test)، مقطوعة (Piece)، مراجعة (Review)</w:t>
+        <w:t>7. مفردات: تقييم ‏(Assessment)‏، اختبار ‏(Test)‏، مقطوعة ‏(Piece)‏، مراجعة ‏(Review)‏</w:t>
       </w:r>
     </w:p>
     <w:p>

--- a/docx_output_v2/Sibelius-Semester1-Part2-Lessons-9-16.docx
+++ b/docx_output_v2/Sibelius-Semester1-Part2-Lessons-9-16.docx
@@ -914,19 +914,19 @@
     </w:p>
     <w:p>
       <w:pPr>
+        <w:bidi w:val="1"/>
         <w:jc w:val="right"/>
-        <w:bidi w:val="1"/>
         <w:textDirection w:val="lrTb"/>
       </w:pPr>
       <w:r>
         <w:rPr>
           <w:rFonts w:ascii="Calibri" w:hAnsi="Calibri"/>
           <w:b/>
-          <w:color w:val="445588"/>
-          <w:sz w:val="24"/>
+          <w:color w:val="333333"/>
+          <w:sz w:val="22"/>
           <w:rtl w:val="1"/>
           <w:rFonts w:cs="Calibri"/>
-          <w:szCs w:val="24"/>
+          <w:szCs w:val="22"/>
         </w:rPr>
         <w:t>إيقاع المقسوم ‏(Maqsum)‏</w:t>
       </w:r>
@@ -957,19 +957,19 @@
     </w:p>
     <w:p>
       <w:pPr>
+        <w:bidi w:val="1"/>
         <w:jc w:val="right"/>
-        <w:bidi w:val="1"/>
         <w:textDirection w:val="lrTb"/>
       </w:pPr>
       <w:r>
         <w:rPr>
           <w:rFonts w:ascii="Calibri" w:hAnsi="Calibri"/>
           <w:b/>
-          <w:color w:val="445588"/>
-          <w:sz w:val="24"/>
+          <w:color w:val="333333"/>
+          <w:sz w:val="22"/>
           <w:rtl w:val="1"/>
           <w:rFonts w:cs="Calibri"/>
-          <w:szCs w:val="24"/>
+          <w:szCs w:val="22"/>
         </w:rPr>
         <w:t>Double Croche ‏(ست عشري)‏</w:t>
       </w:r>
@@ -1027,19 +1027,19 @@
     </w:p>
     <w:p>
       <w:pPr>
+        <w:bidi w:val="1"/>
         <w:jc w:val="right"/>
-        <w:bidi w:val="1"/>
         <w:textDirection w:val="lrTb"/>
       </w:pPr>
       <w:r>
         <w:rPr>
           <w:rFonts w:ascii="Calibri" w:hAnsi="Calibri"/>
           <w:b/>
-          <w:color w:val="445588"/>
-          <w:sz w:val="24"/>
+          <w:color w:val="333333"/>
+          <w:sz w:val="22"/>
           <w:rtl w:val="1"/>
           <w:rFonts w:cs="Calibri"/>
-          <w:szCs w:val="24"/>
+          <w:szCs w:val="22"/>
         </w:rPr>
         <w:t>مقام العجم ‏(Ajam = C Major)‏</w:t>
       </w:r>
@@ -1116,19 +1116,19 @@
     </w:p>
     <w:p>
       <w:pPr>
+        <w:bidi w:val="1"/>
         <w:jc w:val="right"/>
-        <w:bidi w:val="1"/>
         <w:textDirection w:val="lrTb"/>
       </w:pPr>
       <w:r>
         <w:rPr>
           <w:rFonts w:ascii="Calibri" w:hAnsi="Calibri"/>
           <w:b/>
-          <w:color w:val="445588"/>
-          <w:sz w:val="24"/>
+          <w:color w:val="333333"/>
+          <w:sz w:val="22"/>
           <w:rtl w:val="1"/>
           <w:rFonts w:cs="Calibri"/>
-          <w:szCs w:val="24"/>
+          <w:szCs w:val="22"/>
         </w:rPr>
         <w:t>تمرين 1: إيقاع المقسوم ‏(10 دقائق)‏</w:t>
       </w:r>
@@ -1218,19 +1218,19 @@
     </w:p>
     <w:p>
       <w:pPr>
+        <w:bidi w:val="1"/>
         <w:jc w:val="right"/>
-        <w:bidi w:val="1"/>
         <w:textDirection w:val="lrTb"/>
       </w:pPr>
       <w:r>
         <w:rPr>
           <w:rFonts w:ascii="Calibri" w:hAnsi="Calibri"/>
           <w:b/>
-          <w:color w:val="445588"/>
-          <w:sz w:val="24"/>
+          <w:color w:val="333333"/>
+          <w:sz w:val="22"/>
           <w:rtl w:val="1"/>
           <w:rFonts w:cs="Calibri"/>
-          <w:szCs w:val="24"/>
+          <w:szCs w:val="22"/>
         </w:rPr>
         <w:t>تمرين 2: Double Croche ‏(10 دقائق)‏</w:t>
       </w:r>
@@ -1312,19 +1312,19 @@
     </w:p>
     <w:p>
       <w:pPr>
+        <w:bidi w:val="1"/>
         <w:jc w:val="right"/>
-        <w:bidi w:val="1"/>
         <w:textDirection w:val="lrTb"/>
       </w:pPr>
       <w:r>
         <w:rPr>
           <w:rFonts w:ascii="Calibri" w:hAnsi="Calibri"/>
           <w:b/>
-          <w:color w:val="445588"/>
-          <w:sz w:val="24"/>
+          <w:color w:val="333333"/>
+          <w:sz w:val="22"/>
           <w:rtl w:val="1"/>
           <w:rFonts w:cs="Calibri"/>
-          <w:szCs w:val="24"/>
+          <w:szCs w:val="22"/>
         </w:rPr>
         <w:t>تمرين 3: مقام العجم مع المقسوم ‏(10 دقائق)‏</w:t>
       </w:r>
@@ -2507,19 +2507,19 @@
     </w:p>
     <w:p>
       <w:pPr>
+        <w:bidi w:val="1"/>
         <w:jc w:val="right"/>
-        <w:bidi w:val="1"/>
         <w:textDirection w:val="lrTb"/>
       </w:pPr>
       <w:r>
         <w:rPr>
           <w:rFonts w:ascii="Calibri" w:hAnsi="Calibri"/>
           <w:b/>
-          <w:color w:val="445588"/>
-          <w:sz w:val="24"/>
+          <w:color w:val="333333"/>
+          <w:sz w:val="22"/>
           <w:rtl w:val="1"/>
           <w:rFonts w:cs="Calibri"/>
-          <w:szCs w:val="24"/>
+          <w:szCs w:val="22"/>
         </w:rPr>
         <w:t>إيقاع الملفوف ‏(Malfuf)‏</w:t>
       </w:r>
@@ -2552,19 +2552,19 @@
     </w:p>
     <w:p>
       <w:pPr>
+        <w:bidi w:val="1"/>
         <w:jc w:val="right"/>
-        <w:bidi w:val="1"/>
         <w:textDirection w:val="lrTb"/>
       </w:pPr>
       <w:r>
         <w:rPr>
           <w:rFonts w:ascii="Calibri" w:hAnsi="Calibri"/>
           <w:b/>
-          <w:color w:val="445588"/>
-          <w:sz w:val="24"/>
+          <w:color w:val="333333"/>
+          <w:sz w:val="22"/>
           <w:rtl w:val="1"/>
           <w:rFonts w:cs="Calibri"/>
-          <w:szCs w:val="24"/>
+          <w:szCs w:val="22"/>
         </w:rPr>
         <w:t>Ties ‏(الربط)‏</w:t>
       </w:r>
@@ -2622,19 +2622,19 @@
     </w:p>
     <w:p>
       <w:pPr>
+        <w:bidi w:val="1"/>
         <w:jc w:val="right"/>
-        <w:bidi w:val="1"/>
         <w:textDirection w:val="lrTb"/>
       </w:pPr>
       <w:r>
         <w:rPr>
           <w:rFonts w:ascii="Calibri" w:hAnsi="Calibri"/>
           <w:b/>
-          <w:color w:val="445588"/>
-          <w:sz w:val="24"/>
+          <w:color w:val="333333"/>
+          <w:sz w:val="22"/>
           <w:rtl w:val="1"/>
           <w:rFonts w:cs="Calibri"/>
-          <w:szCs w:val="24"/>
+          <w:szCs w:val="22"/>
         </w:rPr>
         <w:t>مراجعة مقام العجم</w:t>
       </w:r>
@@ -2678,19 +2678,19 @@
     </w:p>
     <w:p>
       <w:pPr>
+        <w:bidi w:val="1"/>
         <w:jc w:val="right"/>
-        <w:bidi w:val="1"/>
         <w:textDirection w:val="lrTb"/>
       </w:pPr>
       <w:r>
         <w:rPr>
           <w:rFonts w:ascii="Calibri" w:hAnsi="Calibri"/>
           <w:b/>
-          <w:color w:val="445588"/>
-          <w:sz w:val="24"/>
+          <w:color w:val="333333"/>
+          <w:sz w:val="22"/>
           <w:rtl w:val="1"/>
           <w:rFonts w:cs="Calibri"/>
-          <w:szCs w:val="24"/>
+          <w:szCs w:val="22"/>
         </w:rPr>
         <w:t>تمرين 1: إيقاع الملفوف ‏(10 دقائق)‏</w:t>
       </w:r>
@@ -2772,19 +2772,19 @@
     </w:p>
     <w:p>
       <w:pPr>
+        <w:bidi w:val="1"/>
         <w:jc w:val="right"/>
-        <w:bidi w:val="1"/>
         <w:textDirection w:val="lrTb"/>
       </w:pPr>
       <w:r>
         <w:rPr>
           <w:rFonts w:ascii="Calibri" w:hAnsi="Calibri"/>
           <w:b/>
-          <w:color w:val="445588"/>
-          <w:sz w:val="24"/>
+          <w:color w:val="333333"/>
+          <w:sz w:val="22"/>
           <w:rtl w:val="1"/>
           <w:rFonts w:cs="Calibri"/>
-          <w:szCs w:val="24"/>
+          <w:szCs w:val="22"/>
         </w:rPr>
         <w:t>تمرين 2: استخدام Ties ‏(10 دقائق)‏</w:t>
       </w:r>
@@ -2906,19 +2906,19 @@
     </w:p>
     <w:p>
       <w:pPr>
+        <w:bidi w:val="1"/>
         <w:jc w:val="right"/>
-        <w:bidi w:val="1"/>
         <w:textDirection w:val="lrTb"/>
       </w:pPr>
       <w:r>
         <w:rPr>
           <w:rFonts w:ascii="Calibri" w:hAnsi="Calibri"/>
           <w:b/>
-          <w:color w:val="445588"/>
-          <w:sz w:val="24"/>
+          <w:color w:val="333333"/>
+          <w:sz w:val="22"/>
           <w:rtl w:val="1"/>
           <w:rFonts w:cs="Calibri"/>
-          <w:szCs w:val="24"/>
+          <w:szCs w:val="22"/>
         </w:rPr>
         <w:t>تمرين 3: ملفوف مع لحن عجم ‏(10 دقائق)‏</w:t>
       </w:r>
@@ -4067,19 +4067,19 @@
     </w:p>
     <w:p>
       <w:pPr>
+        <w:bidi w:val="1"/>
         <w:jc w:val="right"/>
-        <w:bidi w:val="1"/>
         <w:textDirection w:val="lrTb"/>
       </w:pPr>
       <w:r>
         <w:rPr>
           <w:rFonts w:ascii="Calibri" w:hAnsi="Calibri"/>
           <w:b/>
-          <w:color w:val="445588"/>
-          <w:sz w:val="24"/>
+          <w:color w:val="333333"/>
+          <w:sz w:val="22"/>
           <w:rtl w:val="1"/>
           <w:rFonts w:cs="Calibri"/>
-          <w:szCs w:val="24"/>
+          <w:szCs w:val="22"/>
         </w:rPr>
         <w:t>إيقاع الوحدة ‏(Wahda)‏</w:t>
       </w:r>
@@ -4108,19 +4108,19 @@
     </w:p>
     <w:p>
       <w:pPr>
+        <w:bidi w:val="1"/>
         <w:jc w:val="right"/>
-        <w:bidi w:val="1"/>
         <w:textDirection w:val="lrTb"/>
       </w:pPr>
       <w:r>
         <w:rPr>
           <w:rFonts w:ascii="Calibri" w:hAnsi="Calibri"/>
           <w:b/>
-          <w:color w:val="445588"/>
-          <w:sz w:val="24"/>
+          <w:color w:val="333333"/>
+          <w:sz w:val="22"/>
           <w:rtl w:val="1"/>
           <w:rFonts w:cs="Calibri"/>
-          <w:szCs w:val="24"/>
+          <w:szCs w:val="22"/>
         </w:rPr>
         <w:t>النقطة الإيقاعية ‏(Dotted Note)‏</w:t>
       </w:r>
@@ -4587,19 +4587,19 @@
     </w:p>
     <w:p>
       <w:pPr>
+        <w:bidi w:val="1"/>
         <w:jc w:val="right"/>
-        <w:bidi w:val="1"/>
         <w:textDirection w:val="lrTb"/>
       </w:pPr>
       <w:r>
         <w:rPr>
           <w:rFonts w:ascii="Calibri" w:hAnsi="Calibri"/>
           <w:b/>
-          <w:color w:val="445588"/>
-          <w:sz w:val="24"/>
+          <w:color w:val="333333"/>
+          <w:sz w:val="22"/>
           <w:rtl w:val="1"/>
           <w:rFonts w:cs="Calibri"/>
-          <w:szCs w:val="24"/>
+          <w:szCs w:val="22"/>
         </w:rPr>
         <w:t>تمرين 1: Dotted Notes ‏(10 دقائق)‏</w:t>
       </w:r>
@@ -4695,19 +4695,19 @@
     </w:p>
     <w:p>
       <w:pPr>
+        <w:bidi w:val="1"/>
         <w:jc w:val="right"/>
-        <w:bidi w:val="1"/>
         <w:textDirection w:val="lrTb"/>
       </w:pPr>
       <w:r>
         <w:rPr>
           <w:rFonts w:ascii="Calibri" w:hAnsi="Calibri"/>
           <w:b/>
-          <w:color w:val="445588"/>
-          <w:sz w:val="24"/>
+          <w:color w:val="333333"/>
+          <w:sz w:val="22"/>
           <w:rtl w:val="1"/>
           <w:rFonts w:cs="Calibri"/>
-          <w:szCs w:val="24"/>
+          <w:szCs w:val="22"/>
         </w:rPr>
         <w:t>تمرين 2: إيقاع الوحدة ‏(10 دقائق)‏</w:t>
       </w:r>
@@ -4779,19 +4779,19 @@
     </w:p>
     <w:p>
       <w:pPr>
+        <w:bidi w:val="1"/>
         <w:jc w:val="right"/>
-        <w:bidi w:val="1"/>
         <w:textDirection w:val="lrTb"/>
       </w:pPr>
       <w:r>
         <w:rPr>
           <w:rFonts w:ascii="Calibri" w:hAnsi="Calibri"/>
           <w:b/>
-          <w:color w:val="445588"/>
-          <w:sz w:val="24"/>
+          <w:color w:val="333333"/>
+          <w:sz w:val="22"/>
           <w:rtl w:val="1"/>
           <w:rFonts w:cs="Calibri"/>
-          <w:szCs w:val="24"/>
+          <w:szCs w:val="22"/>
         </w:rPr>
         <w:t>تمرين 3: لحن عجم مع الوحدة ‏(10 دقائق)‏</w:t>
       </w:r>
@@ -5942,19 +5942,19 @@
     </w:p>
     <w:p>
       <w:pPr>
+        <w:bidi w:val="1"/>
         <w:jc w:val="right"/>
-        <w:bidi w:val="1"/>
         <w:textDirection w:val="lrTb"/>
       </w:pPr>
       <w:r>
         <w:rPr>
           <w:rFonts w:ascii="Calibri" w:hAnsi="Calibri"/>
           <w:b/>
-          <w:color w:val="445588"/>
-          <w:sz w:val="24"/>
+          <w:color w:val="333333"/>
+          <w:sz w:val="22"/>
           <w:rtl w:val="1"/>
           <w:rFonts w:cs="Calibri"/>
-          <w:szCs w:val="24"/>
+          <w:szCs w:val="22"/>
         </w:rPr>
         <w:t>إيقاع الجورجينا ‏(Al-Jurjina)‏</w:t>
       </w:r>
@@ -5985,19 +5985,19 @@
     </w:p>
     <w:p>
       <w:pPr>
+        <w:bidi w:val="1"/>
         <w:jc w:val="right"/>
-        <w:bidi w:val="1"/>
         <w:textDirection w:val="lrTb"/>
       </w:pPr>
       <w:r>
         <w:rPr>
           <w:rFonts w:ascii="Calibri" w:hAnsi="Calibri"/>
           <w:b/>
-          <w:color w:val="445588"/>
-          <w:sz w:val="24"/>
+          <w:color w:val="333333"/>
+          <w:sz w:val="22"/>
           <w:rtl w:val="1"/>
           <w:rFonts w:cs="Calibri"/>
-          <w:szCs w:val="24"/>
+          <w:szCs w:val="22"/>
         </w:rPr>
         <w:t>مراجعة الإيقاعات</w:t>
       </w:r>
@@ -6394,19 +6394,19 @@
     </w:tbl>
     <w:p>
       <w:pPr>
+        <w:bidi w:val="1"/>
         <w:jc w:val="right"/>
-        <w:bidi w:val="1"/>
         <w:textDirection w:val="lrTb"/>
       </w:pPr>
       <w:r>
         <w:rPr>
           <w:rFonts w:ascii="Calibri" w:hAnsi="Calibri"/>
           <w:b/>
-          <w:color w:val="445588"/>
-          <w:sz w:val="24"/>
+          <w:color w:val="333333"/>
+          <w:sz w:val="22"/>
           <w:rtl w:val="1"/>
           <w:rFonts w:cs="Calibri"/>
-          <w:szCs w:val="24"/>
+          <w:szCs w:val="22"/>
         </w:rPr>
         <w:t>Beam Groups ‏(مجموعات التجميع)‏</w:t>
       </w:r>
@@ -6454,19 +6454,19 @@
     </w:p>
     <w:p>
       <w:pPr>
+        <w:bidi w:val="1"/>
         <w:jc w:val="right"/>
-        <w:bidi w:val="1"/>
         <w:textDirection w:val="lrTb"/>
       </w:pPr>
       <w:r>
         <w:rPr>
           <w:rFonts w:ascii="Calibri" w:hAnsi="Calibri"/>
           <w:b/>
-          <w:color w:val="445588"/>
-          <w:sz w:val="24"/>
+          <w:color w:val="333333"/>
+          <w:sz w:val="22"/>
           <w:rtl w:val="1"/>
           <w:rFonts w:cs="Calibri"/>
-          <w:szCs w:val="24"/>
+          <w:szCs w:val="22"/>
         </w:rPr>
         <w:t>تمرين 1: إيقاع الجورجينا ‏(10 دقائق)‏</w:t>
       </w:r>
@@ -6550,19 +6550,19 @@
     </w:p>
     <w:p>
       <w:pPr>
+        <w:bidi w:val="1"/>
         <w:jc w:val="right"/>
-        <w:bidi w:val="1"/>
         <w:textDirection w:val="lrTb"/>
       </w:pPr>
       <w:r>
         <w:rPr>
           <w:rFonts w:ascii="Calibri" w:hAnsi="Calibri"/>
           <w:b/>
-          <w:color w:val="445588"/>
-          <w:sz w:val="24"/>
+          <w:color w:val="333333"/>
+          <w:sz w:val="22"/>
           <w:rtl w:val="1"/>
           <w:rFonts w:cs="Calibri"/>
-          <w:szCs w:val="24"/>
+          <w:szCs w:val="22"/>
         </w:rPr>
         <w:t>تمرين 2: مزج الإيقاعات ‏(10 دقائق)‏</w:t>
       </w:r>
@@ -6623,19 +6623,19 @@
     </w:p>
     <w:p>
       <w:pPr>
+        <w:bidi w:val="1"/>
         <w:jc w:val="right"/>
-        <w:bidi w:val="1"/>
         <w:textDirection w:val="lrTb"/>
       </w:pPr>
       <w:r>
         <w:rPr>
           <w:rFonts w:ascii="Calibri" w:hAnsi="Calibri"/>
           <w:b/>
-          <w:color w:val="445588"/>
-          <w:sz w:val="24"/>
+          <w:color w:val="333333"/>
+          <w:sz w:val="22"/>
           <w:rtl w:val="1"/>
           <w:rFonts w:cs="Calibri"/>
-          <w:szCs w:val="24"/>
+          <w:szCs w:val="22"/>
         </w:rPr>
         <w:t>تمرين 3: ضبط Beams ‏(10 دقائق)‏</w:t>
       </w:r>
@@ -7827,19 +7827,19 @@
     </w:p>
     <w:p>
       <w:pPr>
+        <w:bidi w:val="1"/>
         <w:jc w:val="right"/>
-        <w:bidi w:val="1"/>
         <w:textDirection w:val="lrTb"/>
       </w:pPr>
       <w:r>
         <w:rPr>
           <w:rFonts w:ascii="Calibri" w:hAnsi="Calibri"/>
           <w:b/>
-          <w:color w:val="445588"/>
-          <w:sz w:val="24"/>
+          <w:color w:val="333333"/>
+          <w:sz w:val="22"/>
           <w:rtl w:val="1"/>
           <w:rFonts w:cs="Calibri"/>
-          <w:szCs w:val="24"/>
+          <w:szCs w:val="22"/>
         </w:rPr>
         <w:t>مقام العجم ‏(Ajam)‏</w:t>
       </w:r>
@@ -7864,19 +7864,19 @@
     </w:p>
     <w:p>
       <w:pPr>
+        <w:bidi w:val="1"/>
         <w:jc w:val="right"/>
-        <w:bidi w:val="1"/>
         <w:textDirection w:val="lrTb"/>
       </w:pPr>
       <w:r>
         <w:rPr>
           <w:rFonts w:ascii="Calibri" w:hAnsi="Calibri"/>
           <w:b/>
-          <w:color w:val="445588"/>
-          <w:sz w:val="24"/>
+          <w:color w:val="333333"/>
+          <w:sz w:val="22"/>
           <w:rtl w:val="1"/>
           <w:rFonts w:cs="Calibri"/>
-          <w:szCs w:val="24"/>
+          <w:szCs w:val="22"/>
         </w:rPr>
         <w:t>صيغة السلم الكبير ‏(Major Scale Formula)‏</w:t>
       </w:r>
@@ -7911,19 +7911,19 @@
     </w:p>
     <w:p>
       <w:pPr>
+        <w:bidi w:val="1"/>
         <w:jc w:val="right"/>
-        <w:bidi w:val="1"/>
         <w:textDirection w:val="lrTb"/>
       </w:pPr>
       <w:r>
         <w:rPr>
           <w:rFonts w:ascii="Calibri" w:hAnsi="Calibri"/>
           <w:b/>
-          <w:color w:val="445588"/>
-          <w:sz w:val="24"/>
+          <w:color w:val="333333"/>
+          <w:sz w:val="22"/>
           <w:rtl w:val="1"/>
           <w:rFonts w:cs="Calibri"/>
-          <w:szCs w:val="24"/>
+          <w:szCs w:val="22"/>
         </w:rPr>
         <w:t>Key Signature ‏(الدليل المقامي)‏</w:t>
       </w:r>
@@ -7964,19 +7964,19 @@
     </w:p>
     <w:p>
       <w:pPr>
+        <w:bidi w:val="1"/>
         <w:jc w:val="right"/>
-        <w:bidi w:val="1"/>
         <w:textDirection w:val="lrTb"/>
       </w:pPr>
       <w:r>
         <w:rPr>
           <w:rFonts w:ascii="Calibri" w:hAnsi="Calibri"/>
           <w:b/>
-          <w:color w:val="445588"/>
-          <w:sz w:val="24"/>
+          <w:color w:val="333333"/>
+          <w:sz w:val="22"/>
           <w:rtl w:val="1"/>
           <w:rFonts w:cs="Calibri"/>
-          <w:szCs w:val="24"/>
+          <w:szCs w:val="22"/>
         </w:rPr>
         <w:t>أجناس مقام العجم</w:t>
       </w:r>
@@ -8036,19 +8036,19 @@
     </w:p>
     <w:p>
       <w:pPr>
+        <w:bidi w:val="1"/>
         <w:jc w:val="right"/>
-        <w:bidi w:val="1"/>
         <w:textDirection w:val="lrTb"/>
       </w:pPr>
       <w:r>
         <w:rPr>
           <w:rFonts w:ascii="Calibri" w:hAnsi="Calibri"/>
           <w:b/>
-          <w:color w:val="445588"/>
-          <w:sz w:val="24"/>
+          <w:color w:val="333333"/>
+          <w:sz w:val="22"/>
           <w:rtl w:val="1"/>
           <w:rFonts w:cs="Calibri"/>
-          <w:szCs w:val="24"/>
+          <w:szCs w:val="22"/>
         </w:rPr>
         <w:t>تمرين 1: إضافة Key Signature ‏(5 دقائق)‏</w:t>
       </w:r>
@@ -8143,19 +8143,19 @@
     </w:p>
     <w:p>
       <w:pPr>
+        <w:bidi w:val="1"/>
         <w:jc w:val="right"/>
-        <w:bidi w:val="1"/>
         <w:textDirection w:val="lrTb"/>
       </w:pPr>
       <w:r>
         <w:rPr>
           <w:rFonts w:ascii="Calibri" w:hAnsi="Calibri"/>
           <w:b/>
-          <w:color w:val="445588"/>
-          <w:sz w:val="24"/>
+          <w:color w:val="333333"/>
+          <w:sz w:val="22"/>
           <w:rtl w:val="1"/>
           <w:rFonts w:cs="Calibri"/>
-          <w:szCs w:val="24"/>
+          <w:szCs w:val="22"/>
         </w:rPr>
         <w:t>تمرين 2: كتابة سلم العجم ‏(10 دقائق)‏</w:t>
       </w:r>
@@ -8237,19 +8237,19 @@
     </w:p>
     <w:p>
       <w:pPr>
+        <w:bidi w:val="1"/>
         <w:jc w:val="right"/>
-        <w:bidi w:val="1"/>
         <w:textDirection w:val="lrTb"/>
       </w:pPr>
       <w:r>
         <w:rPr>
           <w:rFonts w:ascii="Calibri" w:hAnsi="Calibri"/>
           <w:b/>
-          <w:color w:val="445588"/>
-          <w:sz w:val="24"/>
+          <w:color w:val="333333"/>
+          <w:sz w:val="22"/>
           <w:rtl w:val="1"/>
           <w:rFonts w:cs="Calibri"/>
-          <w:szCs w:val="24"/>
+          <w:szCs w:val="22"/>
         </w:rPr>
         <w:t>تمرين 3: سلم العجم مع إيقاع المقسوم ‏(10 دقائق)‏</w:t>
       </w:r>
@@ -8281,19 +8281,19 @@
     </w:p>
     <w:p>
       <w:pPr>
+        <w:bidi w:val="1"/>
         <w:jc w:val="right"/>
-        <w:bidi w:val="1"/>
         <w:textDirection w:val="lrTb"/>
       </w:pPr>
       <w:r>
         <w:rPr>
           <w:rFonts w:ascii="Calibri" w:hAnsi="Calibri"/>
           <w:b/>
-          <w:color w:val="445588"/>
-          <w:sz w:val="24"/>
+          <w:color w:val="333333"/>
+          <w:sz w:val="22"/>
           <w:rtl w:val="1"/>
           <w:rFonts w:cs="Calibri"/>
-          <w:szCs w:val="24"/>
+          <w:szCs w:val="22"/>
         </w:rPr>
         <w:t>تمرين 4: لحن قصير بالعجم ‏(5 دقائق)‏</w:t>
       </w:r>
@@ -9440,19 +9440,19 @@
     </w:p>
     <w:p>
       <w:pPr>
+        <w:bidi w:val="1"/>
         <w:jc w:val="right"/>
-        <w:bidi w:val="1"/>
         <w:textDirection w:val="lrTb"/>
       </w:pPr>
       <w:r>
         <w:rPr>
           <w:rFonts w:ascii="Calibri" w:hAnsi="Calibri"/>
           <w:b/>
-          <w:color w:val="445588"/>
-          <w:sz w:val="24"/>
+          <w:color w:val="333333"/>
+          <w:sz w:val="22"/>
           <w:rtl w:val="1"/>
           <w:rFonts w:cs="Calibri"/>
-          <w:szCs w:val="24"/>
+          <w:szCs w:val="22"/>
         </w:rPr>
         <w:t>الأرباع ‏(Intervals)‏ في سلم العجم</w:t>
       </w:r>
@@ -10139,19 +10139,19 @@
     </w:tbl>
     <w:p>
       <w:pPr>
+        <w:bidi w:val="1"/>
         <w:jc w:val="right"/>
-        <w:bidi w:val="1"/>
         <w:textDirection w:val="lrTb"/>
       </w:pPr>
       <w:r>
         <w:rPr>
           <w:rFonts w:ascii="Calibri" w:hAnsi="Calibri"/>
           <w:b/>
-          <w:color w:val="445588"/>
-          <w:sz w:val="24"/>
+          <w:color w:val="333333"/>
+          <w:sz w:val="22"/>
           <w:rtl w:val="1"/>
           <w:rFonts w:cs="Calibri"/>
-          <w:szCs w:val="24"/>
+          <w:szCs w:val="22"/>
         </w:rPr>
         <w:t>الثلاثيات ‏(Triads)‏ في سلم العجم</w:t>
       </w:r>
@@ -10764,19 +10764,19 @@
     </w:tbl>
     <w:p>
       <w:pPr>
+        <w:bidi w:val="1"/>
         <w:jc w:val="right"/>
-        <w:bidi w:val="1"/>
         <w:textDirection w:val="lrTb"/>
       </w:pPr>
       <w:r>
         <w:rPr>
           <w:rFonts w:ascii="Calibri" w:hAnsi="Calibri"/>
           <w:b/>
-          <w:color w:val="445588"/>
-          <w:sz w:val="24"/>
+          <w:color w:val="333333"/>
+          <w:sz w:val="22"/>
           <w:rtl w:val="1"/>
           <w:rFonts w:cs="Calibri"/>
-          <w:szCs w:val="24"/>
+          <w:szCs w:val="22"/>
         </w:rPr>
         <w:t>رموز الكوردات ‏(Chord Symbols)‏</w:t>
       </w:r>
@@ -10870,19 +10870,19 @@
     </w:p>
     <w:p>
       <w:pPr>
+        <w:bidi w:val="1"/>
         <w:jc w:val="right"/>
-        <w:bidi w:val="1"/>
         <w:textDirection w:val="lrTb"/>
       </w:pPr>
       <w:r>
         <w:rPr>
           <w:rFonts w:ascii="Calibri" w:hAnsi="Calibri"/>
           <w:b/>
-          <w:color w:val="445588"/>
-          <w:sz w:val="24"/>
+          <w:color w:val="333333"/>
+          <w:sz w:val="22"/>
           <w:rtl w:val="1"/>
           <w:rFonts w:cs="Calibri"/>
-          <w:szCs w:val="24"/>
+          <w:szCs w:val="22"/>
         </w:rPr>
         <w:t>تمرين 1: كتابة الأرباع ‏(10 دقائق)‏</w:t>
       </w:r>
@@ -10954,19 +10954,19 @@
     </w:p>
     <w:p>
       <w:pPr>
+        <w:bidi w:val="1"/>
         <w:jc w:val="right"/>
-        <w:bidi w:val="1"/>
         <w:textDirection w:val="lrTb"/>
       </w:pPr>
       <w:r>
         <w:rPr>
           <w:rFonts w:ascii="Calibri" w:hAnsi="Calibri"/>
           <w:b/>
-          <w:color w:val="445588"/>
-          <w:sz w:val="24"/>
+          <w:color w:val="333333"/>
+          <w:sz w:val="22"/>
           <w:rtl w:val="1"/>
           <w:rFonts w:cs="Calibri"/>
-          <w:szCs w:val="24"/>
+          <w:szCs w:val="22"/>
         </w:rPr>
         <w:t>تمرين 2: ثلاثيات العجم ‏(10 دقائق)‏</w:t>
       </w:r>
@@ -11041,19 +11041,19 @@
     </w:p>
     <w:p>
       <w:pPr>
+        <w:bidi w:val="1"/>
         <w:jc w:val="right"/>
-        <w:bidi w:val="1"/>
         <w:textDirection w:val="lrTb"/>
       </w:pPr>
       <w:r>
         <w:rPr>
           <w:rFonts w:ascii="Calibri" w:hAnsi="Calibri"/>
           <w:b/>
-          <w:color w:val="445588"/>
-          <w:sz w:val="24"/>
+          <w:color w:val="333333"/>
+          <w:sz w:val="22"/>
           <w:rtl w:val="1"/>
           <w:rFonts w:cs="Calibri"/>
-          <w:szCs w:val="24"/>
+          <w:szCs w:val="22"/>
         </w:rPr>
         <w:t>تمرين 3: Chord Symbols ‏(5 دقائق)‏</w:t>
       </w:r>
@@ -11162,19 +11162,19 @@
     </w:p>
     <w:p>
       <w:pPr>
+        <w:bidi w:val="1"/>
         <w:jc w:val="right"/>
-        <w:bidi w:val="1"/>
         <w:textDirection w:val="lrTb"/>
       </w:pPr>
       <w:r>
         <w:rPr>
           <w:rFonts w:ascii="Calibri" w:hAnsi="Calibri"/>
           <w:b/>
-          <w:color w:val="445588"/>
-          <w:sz w:val="24"/>
+          <w:color w:val="333333"/>
+          <w:sz w:val="22"/>
           <w:rtl w:val="1"/>
           <w:rFonts w:cs="Calibri"/>
-          <w:szCs w:val="24"/>
+          <w:szCs w:val="22"/>
         </w:rPr>
         <w:t>تمرين 4: لحن مع كوردات ‏(5 دقائق)‏</w:t>
       </w:r>
@@ -12325,19 +12325,19 @@
     </w:p>
     <w:p>
       <w:pPr>
+        <w:bidi w:val="1"/>
         <w:jc w:val="right"/>
-        <w:bidi w:val="1"/>
         <w:textDirection w:val="lrTb"/>
       </w:pPr>
       <w:r>
         <w:rPr>
           <w:rFonts w:ascii="Calibri" w:hAnsi="Calibri"/>
           <w:b/>
-          <w:color w:val="445588"/>
-          <w:sz w:val="24"/>
+          <w:color w:val="333333"/>
+          <w:sz w:val="22"/>
           <w:rtl w:val="1"/>
           <w:rFonts w:cs="Calibri"/>
-          <w:szCs w:val="24"/>
+          <w:szCs w:val="22"/>
         </w:rPr>
         <w:t>هيكل اللحن ‏(Melody Structure)‏</w:t>
       </w:r>
@@ -12395,19 +12395,19 @@
     </w:p>
     <w:p>
       <w:pPr>
+        <w:bidi w:val="1"/>
         <w:jc w:val="right"/>
-        <w:bidi w:val="1"/>
         <w:textDirection w:val="lrTb"/>
       </w:pPr>
       <w:r>
         <w:rPr>
           <w:rFonts w:ascii="Calibri" w:hAnsi="Calibri"/>
           <w:b/>
-          <w:color w:val="445588"/>
-          <w:sz w:val="24"/>
+          <w:color w:val="333333"/>
+          <w:sz w:val="22"/>
           <w:rtl w:val="1"/>
           <w:rFonts w:cs="Calibri"/>
-          <w:szCs w:val="24"/>
+          <w:szCs w:val="22"/>
         </w:rPr>
         <w:t>خط سير اللحن</w:t>
       </w:r>
@@ -12435,19 +12435,19 @@
     </w:p>
     <w:p>
       <w:pPr>
+        <w:bidi w:val="1"/>
         <w:jc w:val="right"/>
-        <w:bidi w:val="1"/>
         <w:textDirection w:val="lrTb"/>
       </w:pPr>
       <w:r>
         <w:rPr>
           <w:rFonts w:ascii="Calibri" w:hAnsi="Calibri"/>
           <w:b/>
-          <w:color w:val="445588"/>
-          <w:sz w:val="24"/>
+          <w:color w:val="333333"/>
+          <w:sz w:val="22"/>
           <w:rtl w:val="1"/>
           <w:rFonts w:cs="Calibri"/>
-          <w:szCs w:val="24"/>
+          <w:szCs w:val="22"/>
         </w:rPr>
         <w:t>Repeat Signs في Sibelius</w:t>
       </w:r>
@@ -12507,19 +12507,19 @@
     </w:p>
     <w:p>
       <w:pPr>
+        <w:bidi w:val="1"/>
         <w:jc w:val="right"/>
-        <w:bidi w:val="1"/>
         <w:textDirection w:val="lrTb"/>
       </w:pPr>
       <w:r>
         <w:rPr>
           <w:rFonts w:ascii="Calibri" w:hAnsi="Calibri"/>
           <w:b/>
-          <w:color w:val="445588"/>
-          <w:sz w:val="24"/>
+          <w:color w:val="333333"/>
+          <w:sz w:val="22"/>
           <w:rtl w:val="1"/>
           <w:rFonts w:cs="Calibri"/>
-          <w:szCs w:val="24"/>
+          <w:szCs w:val="22"/>
         </w:rPr>
         <w:t>تمرين 1: إعداد النوتة ‏(5 دقائق)‏</w:t>
       </w:r>
@@ -12611,19 +12611,19 @@
     </w:p>
     <w:p>
       <w:pPr>
+        <w:bidi w:val="1"/>
         <w:jc w:val="right"/>
-        <w:bidi w:val="1"/>
         <w:textDirection w:val="lrTb"/>
       </w:pPr>
       <w:r>
         <w:rPr>
           <w:rFonts w:ascii="Calibri" w:hAnsi="Calibri"/>
           <w:b/>
-          <w:color w:val="445588"/>
-          <w:sz w:val="24"/>
+          <w:color w:val="333333"/>
+          <w:sz w:val="22"/>
           <w:rtl w:val="1"/>
           <w:rFonts w:cs="Calibri"/>
-          <w:szCs w:val="24"/>
+          <w:szCs w:val="22"/>
         </w:rPr>
         <w:t>تمرين 2: كتابة المقدمة ‏(8 دقائق)‏</w:t>
       </w:r>
@@ -12653,19 +12653,19 @@
     </w:p>
     <w:p>
       <w:pPr>
+        <w:bidi w:val="1"/>
         <w:jc w:val="right"/>
-        <w:bidi w:val="1"/>
         <w:textDirection w:val="lrTb"/>
       </w:pPr>
       <w:r>
         <w:rPr>
           <w:rFonts w:ascii="Calibri" w:hAnsi="Calibri"/>
           <w:b/>
-          <w:color w:val="445588"/>
-          <w:sz w:val="24"/>
+          <w:color w:val="333333"/>
+          <w:sz w:val="22"/>
           <w:rtl w:val="1"/>
           <w:rFonts w:cs="Calibri"/>
-          <w:szCs w:val="24"/>
+          <w:szCs w:val="22"/>
         </w:rPr>
         <w:t>تمرين 3: الموضوع الرئيسي ‏(10 دقائق)‏</w:t>
       </w:r>
@@ -12699,19 +12699,19 @@
     </w:p>
     <w:p>
       <w:pPr>
+        <w:bidi w:val="1"/>
         <w:jc w:val="right"/>
-        <w:bidi w:val="1"/>
         <w:textDirection w:val="lrTb"/>
       </w:pPr>
       <w:r>
         <w:rPr>
           <w:rFonts w:ascii="Calibri" w:hAnsi="Calibri"/>
           <w:b/>
-          <w:color w:val="445588"/>
-          <w:sz w:val="24"/>
+          <w:color w:val="333333"/>
+          <w:sz w:val="22"/>
           <w:rtl w:val="1"/>
           <w:rFonts w:cs="Calibri"/>
-          <w:szCs w:val="24"/>
+          <w:szCs w:val="22"/>
         </w:rPr>
         <w:t>تمرين 4: إضافة التكرار ‏(5 دقائق)‏</w:t>
       </w:r>
@@ -12769,19 +12769,19 @@
     </w:p>
     <w:p>
       <w:pPr>
+        <w:bidi w:val="1"/>
         <w:jc w:val="right"/>
-        <w:bidi w:val="1"/>
         <w:textDirection w:val="lrTb"/>
       </w:pPr>
       <w:r>
         <w:rPr>
           <w:rFonts w:ascii="Calibri" w:hAnsi="Calibri"/>
           <w:b/>
-          <w:color w:val="445588"/>
-          <w:sz w:val="24"/>
+          <w:color w:val="333333"/>
+          <w:sz w:val="22"/>
           <w:rtl w:val="1"/>
           <w:rFonts w:cs="Calibri"/>
-          <w:szCs w:val="24"/>
+          <w:szCs w:val="22"/>
         </w:rPr>
         <w:t>تمرين 5: الخاتمة والديناميكيات ‏(2 دقائق)‏</w:t>
       </w:r>
@@ -13930,19 +13930,19 @@
     </w:p>
     <w:p>
       <w:pPr>
+        <w:bidi w:val="1"/>
         <w:jc w:val="right"/>
-        <w:bidi w:val="1"/>
         <w:textDirection w:val="lrTb"/>
       </w:pPr>
       <w:r>
         <w:rPr>
           <w:rFonts w:ascii="Calibri" w:hAnsi="Calibri"/>
           <w:b/>
-          <w:color w:val="445588"/>
-          <w:sz w:val="24"/>
+          <w:color w:val="333333"/>
+          <w:sz w:val="22"/>
           <w:rtl w:val="1"/>
           <w:rFonts w:cs="Calibri"/>
-          <w:szCs w:val="24"/>
+          <w:szCs w:val="22"/>
         </w:rPr>
         <w:t>مراجعة سريعة</w:t>
       </w:r>
@@ -14266,19 +14266,19 @@
     </w:tbl>
     <w:p>
       <w:pPr>
+        <w:bidi w:val="1"/>
         <w:jc w:val="right"/>
-        <w:bidi w:val="1"/>
         <w:textDirection w:val="lrTb"/>
       </w:pPr>
       <w:r>
         <w:rPr>
           <w:rFonts w:ascii="Calibri" w:hAnsi="Calibri"/>
           <w:b/>
-          <w:color w:val="445588"/>
-          <w:sz w:val="24"/>
+          <w:color w:val="333333"/>
+          <w:sz w:val="22"/>
           <w:rtl w:val="1"/>
           <w:rFonts w:cs="Calibri"/>
-          <w:szCs w:val="24"/>
+          <w:szCs w:val="22"/>
         </w:rPr>
         <w:t>اختصارات Sibelius المهمة</w:t>
       </w:r>
@@ -14322,19 +14322,19 @@
     </w:p>
     <w:p>
       <w:pPr>
+        <w:bidi w:val="1"/>
         <w:jc w:val="right"/>
-        <w:bidi w:val="1"/>
         <w:textDirection w:val="lrTb"/>
       </w:pPr>
       <w:r>
         <w:rPr>
           <w:rFonts w:ascii="Calibri" w:hAnsi="Calibri"/>
           <w:b/>
-          <w:color w:val="445588"/>
-          <w:sz w:val="24"/>
+          <w:color w:val="333333"/>
+          <w:sz w:val="22"/>
           <w:rtl w:val="1"/>
           <w:rFonts w:cs="Calibri"/>
-          <w:szCs w:val="24"/>
+          <w:szCs w:val="22"/>
         </w:rPr>
         <w:t>الاختبار: مقطوعة من 16 مازورة</w:t>
       </w:r>
@@ -14387,19 +14387,19 @@
     </w:p>
     <w:p>
       <w:pPr>
+        <w:bidi w:val="1"/>
         <w:jc w:val="right"/>
-        <w:bidi w:val="1"/>
         <w:textDirection w:val="lrTb"/>
       </w:pPr>
       <w:r>
         <w:rPr>
           <w:rFonts w:ascii="Calibri" w:hAnsi="Calibri"/>
           <w:b/>
-          <w:color w:val="445588"/>
-          <w:sz w:val="24"/>
+          <w:color w:val="333333"/>
+          <w:sz w:val="22"/>
           <w:rtl w:val="1"/>
           <w:rFonts w:cs="Calibri"/>
-          <w:szCs w:val="24"/>
+          <w:szCs w:val="22"/>
         </w:rPr>
         <w:t>الاختبار النظري ‏(يحتسب ضمن التقييم)‏</w:t>
       </w:r>

--- a/docx_output_v2/Sibelius-Semester1-Part2-Lessons-9-16.docx
+++ b/docx_output_v2/Sibelius-Semester1-Part2-Lessons-9-16.docx
@@ -922,30 +922,13 @@
         <w:rPr>
           <w:rFonts w:ascii="Calibri" w:hAnsi="Calibri"/>
           <w:b/>
-          <w:color w:val="333333"/>
           <w:sz w:val="22"/>
           <w:rtl w:val="1"/>
           <w:rFonts w:cs="Calibri"/>
           <w:szCs w:val="22"/>
         </w:rPr>
-        <w:t>إيقاع المقسوم ‏(Maqsum)‏</w:t>
-      </w:r>
-    </w:p>
-    <w:p>
-      <w:pPr>
-        <w:bidi w:val="1"/>
-        <w:jc w:val="right"/>
-        <w:textDirection w:val="lrTb"/>
-      </w:pPr>
-      <w:r>
-        <w:rPr>
-          <w:rFonts w:ascii="Calibri" w:hAnsi="Calibri"/>
-          <w:b w:val="0"/>
-          <w:sz w:val="22"/>
-          <w:rtl w:val="1"/>
-          <w:rFonts w:cs="Calibri"/>
-          <w:szCs w:val="22"/>
-        </w:rPr>
+        <w:t>**إيقاع المقسوم ‏(Maqsum)‏</w:t>
+        <w:br/>
         <w:t>المقسوم هو الإيقاع الأكثر انتشاراً في الموسيقى العربية. تركيبه:</w:t>
         <w:br/>
         <w:t>- D | D D D D | ‏(D = DUM, t = TAK)‏</w:t>
@@ -964,14 +947,19 @@
       <w:r>
         <w:rPr>
           <w:rFonts w:ascii="Calibri" w:hAnsi="Calibri"/>
-          <w:b/>
-          <w:color w:val="333333"/>
+          <w:b w:val="0"/>
           <w:sz w:val="22"/>
           <w:rtl w:val="1"/>
           <w:rFonts w:cs="Calibri"/>
           <w:szCs w:val="22"/>
         </w:rPr>
-        <w:t>Double Croche ‏(ست عشري)‏</w:t>
+        <w:t>**Double Croche ‏(ست عشري)‏</w:t>
+        <w:br/>
+        <w:t>- Double Croche = 1/4 من Noire</w:t>
+        <w:br/>
+        <w:t>- 4 Double Croche = 1 Noire</w:t>
+        <w:br/>
+        <w:t>- تظهر مع Beam مزدوج</w:t>
       </w:r>
     </w:p>
     <w:p>
@@ -983,116 +971,19 @@
       <w:r>
         <w:rPr>
           <w:rFonts w:ascii="Calibri" w:hAnsi="Calibri"/>
+          <w:b w:val="0"/>
           <w:sz w:val="22"/>
           <w:rtl w:val="1"/>
           <w:rFonts w:cs="Calibri"/>
           <w:szCs w:val="22"/>
         </w:rPr>
-        <w:t>• Double Croche = 1/4 من Noire</w:t>
-      </w:r>
-    </w:p>
-    <w:p>
-      <w:pPr>
-        <w:bidi w:val="1"/>
-        <w:jc w:val="right"/>
-        <w:textDirection w:val="lrTb"/>
-      </w:pPr>
-      <w:r>
-        <w:rPr>
-          <w:rFonts w:ascii="Calibri" w:hAnsi="Calibri"/>
-          <w:sz w:val="22"/>
-          <w:rtl w:val="1"/>
-          <w:rFonts w:cs="Calibri"/>
-          <w:szCs w:val="22"/>
-        </w:rPr>
-        <w:t>• 4 Double Croche = 1 Noire</w:t>
-      </w:r>
-    </w:p>
-    <w:p>
-      <w:pPr>
-        <w:bidi w:val="1"/>
-        <w:jc w:val="right"/>
-        <w:textDirection w:val="lrTb"/>
-      </w:pPr>
-      <w:r>
-        <w:rPr>
-          <w:rFonts w:ascii="Calibri" w:hAnsi="Calibri"/>
-          <w:sz w:val="22"/>
-          <w:rtl w:val="1"/>
-          <w:rFonts w:cs="Calibri"/>
-          <w:szCs w:val="22"/>
-        </w:rPr>
-        <w:t>• تظهر مع Beam مزدوج</w:t>
-      </w:r>
-    </w:p>
-    <w:p>
-      <w:pPr>
-        <w:bidi w:val="1"/>
-        <w:jc w:val="right"/>
-        <w:textDirection w:val="lrTb"/>
-      </w:pPr>
-      <w:r>
-        <w:rPr>
-          <w:rFonts w:ascii="Calibri" w:hAnsi="Calibri"/>
-          <w:b/>
-          <w:color w:val="333333"/>
-          <w:sz w:val="22"/>
-          <w:rtl w:val="1"/>
-          <w:rFonts w:cs="Calibri"/>
-          <w:szCs w:val="22"/>
-        </w:rPr>
-        <w:t>مقام العجم ‏(Ajam = C Major)‏</w:t>
-      </w:r>
-    </w:p>
-    <w:p>
-      <w:pPr>
-        <w:bidi w:val="1"/>
-        <w:jc w:val="right"/>
-        <w:textDirection w:val="lrTb"/>
-      </w:pPr>
-      <w:r>
-        <w:rPr>
-          <w:rFonts w:ascii="Calibri" w:hAnsi="Calibri"/>
-          <w:sz w:val="22"/>
-          <w:rtl w:val="1"/>
-          <w:rFonts w:cs="Calibri"/>
-          <w:szCs w:val="22"/>
-        </w:rPr>
-        <w:t>• لا يوجد علامات عرضية</w:t>
-      </w:r>
-    </w:p>
-    <w:p>
-      <w:pPr>
-        <w:bidi w:val="1"/>
-        <w:jc w:val="right"/>
-        <w:textDirection w:val="lrTb"/>
-      </w:pPr>
-      <w:r>
-        <w:rPr>
-          <w:rFonts w:ascii="Calibri" w:hAnsi="Calibri"/>
-          <w:sz w:val="22"/>
-          <w:rtl w:val="1"/>
-          <w:rFonts w:cs="Calibri"/>
-          <w:szCs w:val="22"/>
-        </w:rPr>
-        <w:t>• C D E F G A B C</w:t>
-      </w:r>
-    </w:p>
-    <w:p>
-      <w:pPr>
-        <w:bidi w:val="1"/>
-        <w:jc w:val="right"/>
-        <w:textDirection w:val="lrTb"/>
-      </w:pPr>
-      <w:r>
-        <w:rPr>
-          <w:rFonts w:ascii="Calibri" w:hAnsi="Calibri"/>
-          <w:sz w:val="22"/>
-          <w:rtl w:val="1"/>
-          <w:rFonts w:cs="Calibri"/>
-          <w:szCs w:val="22"/>
-        </w:rPr>
-        <w:t>• يسمى "مقام العجم"</w:t>
+        <w:t>**مقام العجم ‏(Ajam = C Major)‏</w:t>
+        <w:br/>
+        <w:t>- لا يوجد علامات عرضية</w:t>
+        <w:br/>
+        <w:t>- C D E F G A B C</w:t>
+        <w:br/>
+        <w:t>- يسمى "مقام العجم"</w:t>
       </w:r>
     </w:p>
     <w:p>
@@ -1123,69 +1014,25 @@
       <w:r>
         <w:rPr>
           <w:rFonts w:ascii="Calibri" w:hAnsi="Calibri"/>
-          <w:b/>
-          <w:color w:val="333333"/>
+          <w:b w:val="0"/>
           <w:sz w:val="22"/>
           <w:rtl w:val="1"/>
           <w:rFonts w:cs="Calibri"/>
           <w:szCs w:val="22"/>
         </w:rPr>
-        <w:t>تمرين 1: إيقاع المقسوم ‏(10 دقائق)‏</w:t>
-      </w:r>
-    </w:p>
-    <w:p>
-      <w:pPr>
-        <w:bidi w:val="1"/>
-        <w:jc w:val="right"/>
-        <w:textDirection w:val="lrTb"/>
-      </w:pPr>
-      <w:r>
-        <w:rPr>
-          <w:rFonts w:ascii="Calibri" w:hAnsi="Calibri"/>
-          <w:sz w:val="22"/>
-          <w:rtl w:val="1"/>
-          <w:rFonts w:cs="Calibri"/>
-          <w:szCs w:val="22"/>
-        </w:rPr>
-        <w:t>افتح Sibelius → Treble Clef → 4/4</w:t>
-      </w:r>
-    </w:p>
-    <w:p>
-      <w:pPr>
-        <w:bidi w:val="1"/>
-        <w:jc w:val="right"/>
-        <w:textDirection w:val="lrTb"/>
-      </w:pPr>
-      <w:r>
-        <w:rPr>
-          <w:rFonts w:ascii="Calibri" w:hAnsi="Calibri"/>
-          <w:sz w:val="22"/>
-          <w:rtl w:val="1"/>
-          <w:rFonts w:cs="Calibri"/>
-          <w:szCs w:val="22"/>
-        </w:rPr>
-        <w:t>اكتب إيقاع المقسوم على نوتة واحدة ‏(C)‏:</w:t>
-      </w:r>
-    </w:p>
-    <w:p>
-      <w:pPr>
-        <w:bidi w:val="1"/>
-        <w:jc w:val="right"/>
-        <w:textDirection w:val="lrTb"/>
-        <w:shd w:fill="F5F5F5" w:val="clear"/>
-      </w:pPr>
-      <w:r>
-        <w:rPr>
-          <w:rFonts w:ascii="Courier New" w:hAnsi="Courier New"/>
-          <w:color w:val="333333"/>
-          <w:sz w:val="18"/>
-          <w:rtl w:val="1"/>
-          <w:rFonts w:cs="Calibri"/>
-          <w:szCs w:val="18"/>
-        </w:rPr>
+        <w:t>**تمرين 1: إيقاع المقسوم ‏(10 دقائق)‏</w:t>
+        <w:br/>
+        <w:t>1. افتح Sibelius → Treble Clef → 4/4</w:t>
+        <w:br/>
+        <w:t>2. اكتب إيقاع المقسوم على نوتة واحدة ‏(C)‏:</w:t>
+        <w:br/>
+        <w:t>```</w:t>
+        <w:br/>
         <w:t>مازورة 1: C ‏(Noire)‏ | - ‏(Croche Rest)‏ | C ‏(Noire)‏ | - ‏(Croche Rest)‏ |</w:t>
         <w:br/>
         <w:t>‏(كرر 4 مازورات)‏</w:t>
+        <w:br/>
+        <w:t>```</w:t>
       </w:r>
     </w:p>
     <w:p>
@@ -1225,65 +1072,19 @@
       <w:r>
         <w:rPr>
           <w:rFonts w:ascii="Calibri" w:hAnsi="Calibri"/>
-          <w:b/>
-          <w:color w:val="333333"/>
+          <w:b w:val="0"/>
           <w:sz w:val="22"/>
           <w:rtl w:val="1"/>
           <w:rFonts w:cs="Calibri"/>
           <w:szCs w:val="22"/>
         </w:rPr>
-        <w:t>تمرين 2: Double Croche ‏(10 دقائق)‏</w:t>
-      </w:r>
-    </w:p>
-    <w:p>
-      <w:pPr>
-        <w:bidi w:val="1"/>
-        <w:jc w:val="right"/>
-        <w:textDirection w:val="lrTb"/>
-      </w:pPr>
-      <w:r>
-        <w:rPr>
-          <w:rFonts w:ascii="Calibri" w:hAnsi="Calibri"/>
-          <w:sz w:val="22"/>
-          <w:rtl w:val="1"/>
-          <w:rFonts w:cs="Calibri"/>
-          <w:szCs w:val="22"/>
-        </w:rPr>
-        <w:t>اختر Double Croche من Keypad ‏(الزر 5)‏</w:t>
-      </w:r>
-    </w:p>
-    <w:p>
-      <w:pPr>
-        <w:bidi w:val="1"/>
-        <w:jc w:val="right"/>
-        <w:textDirection w:val="lrTb"/>
-      </w:pPr>
-      <w:r>
-        <w:rPr>
-          <w:rFonts w:ascii="Calibri" w:hAnsi="Calibri"/>
-          <w:sz w:val="22"/>
-          <w:rtl w:val="1"/>
-          <w:rFonts w:cs="Calibri"/>
-          <w:szCs w:val="22"/>
-        </w:rPr>
-        <w:t>اكتب: C C C C D D D D E E E E F F F F ‏(كلها Double Croche في 4/4)‏</w:t>
-      </w:r>
-    </w:p>
-    <w:p>
-      <w:pPr>
-        <w:bidi w:val="1"/>
-        <w:jc w:val="right"/>
-        <w:textDirection w:val="lrTb"/>
-      </w:pPr>
-      <w:r>
-        <w:rPr>
-          <w:rFonts w:ascii="Calibri" w:hAnsi="Calibri"/>
-          <w:sz w:val="22"/>
-          <w:rtl w:val="1"/>
-          <w:rFonts w:cs="Calibri"/>
-          <w:szCs w:val="22"/>
-        </w:rPr>
-        <w:t>لاحظ: 4 Double Croche تأخذ زمن Noire واحدة</w:t>
+        <w:t>**تمرين 2: Double Croche ‏(10 دقائق)‏</w:t>
+        <w:br/>
+        <w:t>1. اختر Double Croche من Keypad ‏(الزر 5)‏</w:t>
+        <w:br/>
+        <w:t>2. اكتب: C C C C D D D D E E E E F F F F ‏(كلها Double Croche في 4/4)‏</w:t>
+        <w:br/>
+        <w:t>3. لاحظ: 4 Double Croche تأخذ زمن Noire واحدة</w:t>
       </w:r>
     </w:p>
     <w:p>
@@ -1319,49 +1120,18 @@
       <w:r>
         <w:rPr>
           <w:rFonts w:ascii="Calibri" w:hAnsi="Calibri"/>
-          <w:b/>
-          <w:color w:val="333333"/>
+          <w:b w:val="0"/>
           <w:sz w:val="22"/>
           <w:rtl w:val="1"/>
           <w:rFonts w:cs="Calibri"/>
           <w:szCs w:val="22"/>
         </w:rPr>
-        <w:t>تمرين 3: مقام العجم مع المقسوم ‏(10 دقائق)‏</w:t>
-      </w:r>
-    </w:p>
-    <w:p>
-      <w:pPr>
-        <w:bidi w:val="1"/>
-        <w:jc w:val="right"/>
-        <w:textDirection w:val="lrTb"/>
-      </w:pPr>
-      <w:r>
-        <w:rPr>
-          <w:rFonts w:ascii="Calibri" w:hAnsi="Calibri"/>
-          <w:sz w:val="22"/>
-          <w:rtl w:val="1"/>
-          <w:rFonts w:cs="Calibri"/>
-          <w:szCs w:val="22"/>
-        </w:rPr>
-        <w:t>اكتب سلم العجم ‏(C Major)‏ مع إيقاع المقسوم:</w:t>
-      </w:r>
-    </w:p>
-    <w:p>
-      <w:pPr>
-        <w:bidi w:val="1"/>
-        <w:jc w:val="right"/>
-        <w:textDirection w:val="lrTb"/>
-        <w:shd w:fill="F5F5F5" w:val="clear"/>
-      </w:pPr>
-      <w:r>
-        <w:rPr>
-          <w:rFonts w:ascii="Courier New" w:hAnsi="Courier New"/>
-          <w:color w:val="333333"/>
-          <w:sz w:val="18"/>
-          <w:rtl w:val="1"/>
-          <w:rFonts w:cs="Calibri"/>
-          <w:szCs w:val="18"/>
-        </w:rPr>
+        <w:t>**تمرين 3: مقام العجم مع المقسوم ‏(10 دقائق)‏</w:t>
+        <w:br/>
+        <w:t>1. اكتب سلم العجم ‏(C Major)‏ مع إيقاع المقسوم:</w:t>
+        <w:br/>
+        <w:t>```</w:t>
+        <w:br/>
         <w:t>مازورة 1: C ‏(Noire)‏ | ‏(Rest)‏ | D ‏(Noire)‏ | E ‏(Noire)‏ |</w:t>
         <w:br/>
         <w:t>مازورة 2: F ‏(Noire)‏ | ‏(Rest)‏ | G ‏(Noire)‏ | A ‏(Noire)‏ |</w:t>
@@ -1369,23 +1139,10 @@
         <w:t>مازورة 3: B ‏(Noire)‏ | C ‏(Noire)‏ | ‏(Rest)‏ | ‏(Rest)‏ |</w:t>
         <w:br/>
         <w:t>مازورة 4: C ‏(Blanche)‏ | ‏(Rest Croche)‏ ‏(Rest Croche)‏ | C ‏(Noire)‏ | ‏(Whole Rest)‏</w:t>
-      </w:r>
-    </w:p>
-    <w:p>
-      <w:pPr>
-        <w:bidi w:val="1"/>
-        <w:jc w:val="right"/>
-        <w:textDirection w:val="lrTb"/>
-      </w:pPr>
-      <w:r>
-        <w:rPr>
-          <w:rFonts w:ascii="Calibri" w:hAnsi="Calibri"/>
-          <w:sz w:val="22"/>
-          <w:rtl w:val="1"/>
-          <w:rFonts w:cs="Calibri"/>
-          <w:szCs w:val="22"/>
-        </w:rPr>
-        <w:t>استمع</w:t>
+        <w:br/>
+        <w:t>```</w:t>
+        <w:br/>
+        <w:t>2. استمع</w:t>
       </w:r>
     </w:p>
     <w:p>
@@ -2514,31 +2271,14 @@
       <w:r>
         <w:rPr>
           <w:rFonts w:ascii="Calibri" w:hAnsi="Calibri"/>
-          <w:b/>
-          <w:color w:val="333333"/>
-          <w:sz w:val="22"/>
-          <w:rtl w:val="1"/>
-          <w:rFonts w:cs="Calibri"/>
-          <w:szCs w:val="22"/>
-        </w:rPr>
-        <w:t>إيقاع الملفوف ‏(Malfuf)‏</w:t>
-      </w:r>
-    </w:p>
-    <w:p>
-      <w:pPr>
-        <w:bidi w:val="1"/>
-        <w:jc w:val="right"/>
-        <w:textDirection w:val="lrTb"/>
-      </w:pPr>
-      <w:r>
-        <w:rPr>
-          <w:rFonts w:ascii="Calibri" w:hAnsi="Calibri"/>
           <w:b w:val="0"/>
           <w:sz w:val="22"/>
           <w:rtl w:val="1"/>
           <w:rFonts w:cs="Calibri"/>
           <w:szCs w:val="22"/>
         </w:rPr>
+        <w:t>**إيقاع الملفوف ‏(Malfuf)‏</w:t>
+        <w:br/>
         <w:t>الملفوف هو إيقاع سريع في 2/4:</w:t>
         <w:br/>
         <w:t>- DUM TAK TAK ‏(دقتان)‏</w:t>
@@ -2559,84 +2299,19 @@
       <w:r>
         <w:rPr>
           <w:rFonts w:ascii="Calibri" w:hAnsi="Calibri"/>
-          <w:b/>
-          <w:color w:val="333333"/>
+          <w:b w:val="0"/>
           <w:sz w:val="22"/>
           <w:rtl w:val="1"/>
           <w:rFonts w:cs="Calibri"/>
           <w:szCs w:val="22"/>
         </w:rPr>
-        <w:t>Ties ‏(الربط)‏</w:t>
-      </w:r>
-    </w:p>
-    <w:p>
-      <w:pPr>
-        <w:bidi w:val="1"/>
-        <w:jc w:val="right"/>
-        <w:textDirection w:val="lrTb"/>
-      </w:pPr>
-      <w:r>
-        <w:rPr>
-          <w:rFonts w:ascii="Calibri" w:hAnsi="Calibri"/>
-          <w:sz w:val="22"/>
-          <w:rtl w:val="1"/>
-          <w:rFonts w:cs="Calibri"/>
-          <w:szCs w:val="22"/>
-        </w:rPr>
-        <w:t>• Tie = قوس يربط بين نوتتين بنفس الارتفاع</w:t>
-      </w:r>
-    </w:p>
-    <w:p>
-      <w:pPr>
-        <w:bidi w:val="1"/>
-        <w:jc w:val="right"/>
-        <w:textDirection w:val="lrTb"/>
-      </w:pPr>
-      <w:r>
-        <w:rPr>
-          <w:rFonts w:ascii="Calibri" w:hAnsi="Calibri"/>
-          <w:sz w:val="22"/>
-          <w:rtl w:val="1"/>
-          <w:rFonts w:cs="Calibri"/>
-          <w:szCs w:val="22"/>
-        </w:rPr>
-        <w:t>• يجمع زمن النوتتين</w:t>
-      </w:r>
-    </w:p>
-    <w:p>
-      <w:pPr>
-        <w:bidi w:val="1"/>
-        <w:jc w:val="right"/>
-        <w:textDirection w:val="lrTb"/>
-      </w:pPr>
-      <w:r>
-        <w:rPr>
-          <w:rFonts w:ascii="Calibri" w:hAnsi="Calibri"/>
-          <w:sz w:val="22"/>
-          <w:rtl w:val="1"/>
-          <w:rFonts w:cs="Calibri"/>
-          <w:szCs w:val="22"/>
-        </w:rPr>
-        <w:t>• الفرق بين Tie و Slur: Tie يربط نوتتين متساويتين في الارتفاع لتمديد الزمن</w:t>
-      </w:r>
-    </w:p>
-    <w:p>
-      <w:pPr>
-        <w:bidi w:val="1"/>
-        <w:jc w:val="right"/>
-        <w:textDirection w:val="lrTb"/>
-      </w:pPr>
-      <w:r>
-        <w:rPr>
-          <w:rFonts w:ascii="Calibri" w:hAnsi="Calibri"/>
-          <w:b/>
-          <w:color w:val="333333"/>
-          <w:sz w:val="22"/>
-          <w:rtl w:val="1"/>
-          <w:rFonts w:cs="Calibri"/>
-          <w:szCs w:val="22"/>
-        </w:rPr>
-        <w:t>مراجعة مقام العجم</w:t>
+        <w:t>**Ties ‏(الربط)‏</w:t>
+        <w:br/>
+        <w:t>- Tie = قوس يربط بين نوتتين بنفس الارتفاع</w:t>
+        <w:br/>
+        <w:t>- يجمع زمن النوتتين</w:t>
+        <w:br/>
+        <w:t>- الفرق بين Tie و Slur: Tie يربط نوتتين متساويتين في الارتفاع لتمديد الزمن</w:t>
       </w:r>
     </w:p>
     <w:p>
@@ -2654,6 +2329,8 @@
           <w:rFonts w:cs="Calibri"/>
           <w:szCs w:val="22"/>
         </w:rPr>
+        <w:t>**مراجعة مقام العجم</w:t>
+        <w:br/>
         <w:t>C D E F G A B C على العود: أوتار مطلقة بدون أجناس.</w:t>
       </w:r>
     </w:p>
@@ -2685,71 +2362,27 @@
       <w:r>
         <w:rPr>
           <w:rFonts w:ascii="Calibri" w:hAnsi="Calibri"/>
-          <w:b/>
-          <w:color w:val="333333"/>
+          <w:b w:val="0"/>
           <w:sz w:val="22"/>
           <w:rtl w:val="1"/>
           <w:rFonts w:cs="Calibri"/>
           <w:szCs w:val="22"/>
         </w:rPr>
-        <w:t>تمرين 1: إيقاع الملفوف ‏(10 دقائق)‏</w:t>
-      </w:r>
-    </w:p>
-    <w:p>
-      <w:pPr>
-        <w:bidi w:val="1"/>
-        <w:jc w:val="right"/>
-        <w:textDirection w:val="lrTb"/>
-      </w:pPr>
-      <w:r>
-        <w:rPr>
-          <w:rFonts w:ascii="Calibri" w:hAnsi="Calibri"/>
-          <w:sz w:val="22"/>
-          <w:rtl w:val="1"/>
-          <w:rFonts w:cs="Calibri"/>
-          <w:szCs w:val="22"/>
-        </w:rPr>
-        <w:t>Sibelius → Treble Clef → 2/4 ‏(Notations → Time Signature → 2/4)‏</w:t>
-      </w:r>
-    </w:p>
-    <w:p>
-      <w:pPr>
-        <w:bidi w:val="1"/>
-        <w:jc w:val="right"/>
-        <w:textDirection w:val="lrTb"/>
-      </w:pPr>
-      <w:r>
-        <w:rPr>
-          <w:rFonts w:ascii="Calibri" w:hAnsi="Calibri"/>
-          <w:sz w:val="22"/>
-          <w:rtl w:val="1"/>
-          <w:rFonts w:cs="Calibri"/>
-          <w:szCs w:val="22"/>
-        </w:rPr>
-        <w:t>اكتب إيقاع الملفوف:</w:t>
-      </w:r>
-    </w:p>
-    <w:p>
-      <w:pPr>
-        <w:bidi w:val="1"/>
-        <w:jc w:val="right"/>
-        <w:textDirection w:val="lrTb"/>
-        <w:shd w:fill="F5F5F5" w:val="clear"/>
-      </w:pPr>
-      <w:r>
-        <w:rPr>
-          <w:rFonts w:ascii="Courier New" w:hAnsi="Courier New"/>
-          <w:color w:val="333333"/>
-          <w:sz w:val="18"/>
-          <w:rtl w:val="1"/>
-          <w:rFonts w:cs="Calibri"/>
-          <w:szCs w:val="18"/>
-        </w:rPr>
+        <w:t>**تمرين 1: إيقاع الملفوف ‏(10 دقائق)‏</w:t>
+        <w:br/>
+        <w:t>1. Sibelius → Treble Clef → 2/4 ‏(Notations → Time Signature → 2/4)‏</w:t>
+        <w:br/>
+        <w:t>2. اكتب إيقاع الملفوف:</w:t>
+        <w:br/>
+        <w:t>```</w:t>
+        <w:br/>
         <w:t>مازورة 1: C ‏(Noire)‏ | C ‏(Croche)‏ C ‏(Croche)‏ |</w:t>
         <w:br/>
         <w:t>مازورة 2: C ‏(Noire)‏ | - ‏(Croche Rest)‏C‏(Croche)‏ |</w:t>
         <w:br/>
         <w:t>‏(كرر 4 مازورات)‏</w:t>
+        <w:br/>
+        <w:t>```</w:t>
       </w:r>
     </w:p>
     <w:p>
@@ -2779,99 +2412,23 @@
       <w:r>
         <w:rPr>
           <w:rFonts w:ascii="Calibri" w:hAnsi="Calibri"/>
-          <w:b/>
-          <w:color w:val="333333"/>
+          <w:b w:val="0"/>
           <w:sz w:val="22"/>
           <w:rtl w:val="1"/>
           <w:rFonts w:cs="Calibri"/>
           <w:szCs w:val="22"/>
         </w:rPr>
-        <w:t>تمرين 2: استخدام Ties ‏(10 دقائق)‏</w:t>
-      </w:r>
-    </w:p>
-    <w:p>
-      <w:pPr>
-        <w:bidi w:val="1"/>
-        <w:jc w:val="right"/>
-        <w:textDirection w:val="lrTb"/>
-      </w:pPr>
-      <w:r>
-        <w:rPr>
-          <w:rFonts w:ascii="Calibri" w:hAnsi="Calibri"/>
-          <w:sz w:val="22"/>
-          <w:rtl w:val="1"/>
-          <w:rFonts w:cs="Calibri"/>
-          <w:szCs w:val="22"/>
-        </w:rPr>
-        <w:t>اضغط N → اختر Noire</w:t>
-      </w:r>
-    </w:p>
-    <w:p>
-      <w:pPr>
-        <w:bidi w:val="1"/>
-        <w:jc w:val="right"/>
-        <w:textDirection w:val="lrTb"/>
-      </w:pPr>
-      <w:r>
-        <w:rPr>
-          <w:rFonts w:ascii="Calibri" w:hAnsi="Calibri"/>
-          <w:sz w:val="22"/>
-          <w:rtl w:val="1"/>
-          <w:rFonts w:cs="Calibri"/>
-          <w:szCs w:val="22"/>
-        </w:rPr>
-        <w:t>اكتب نوتة C في أول المازورة</w:t>
-      </w:r>
-    </w:p>
-    <w:p>
-      <w:pPr>
-        <w:bidi w:val="1"/>
-        <w:jc w:val="right"/>
-        <w:textDirection w:val="lrTb"/>
-      </w:pPr>
-      <w:r>
-        <w:rPr>
-          <w:rFonts w:ascii="Calibri" w:hAnsi="Calibri"/>
-          <w:sz w:val="22"/>
-          <w:rtl w:val="1"/>
-          <w:rFonts w:cs="Calibri"/>
-          <w:szCs w:val="22"/>
-        </w:rPr>
-        <w:t>اكتب نوتة C أخرى ‏(نفس الدرجة)‏ في المازورة التالية</w:t>
-      </w:r>
-    </w:p>
-    <w:p>
-      <w:pPr>
-        <w:bidi w:val="1"/>
-        <w:jc w:val="right"/>
-        <w:textDirection w:val="lrTb"/>
-      </w:pPr>
-      <w:r>
-        <w:rPr>
-          <w:rFonts w:ascii="Calibri" w:hAnsi="Calibri"/>
-          <w:sz w:val="22"/>
-          <w:rtl w:val="1"/>
-          <w:rFonts w:cs="Calibri"/>
-          <w:szCs w:val="22"/>
-        </w:rPr>
-        <w:t>حدد النوتة الأولى ← اضغط T أو Enter على Tie من Keypad</w:t>
-      </w:r>
-    </w:p>
-    <w:p>
-      <w:pPr>
-        <w:bidi w:val="1"/>
-        <w:jc w:val="right"/>
-        <w:textDirection w:val="lrTb"/>
-      </w:pPr>
-      <w:r>
-        <w:rPr>
-          <w:rFonts w:ascii="Calibri" w:hAnsi="Calibri"/>
-          <w:sz w:val="22"/>
-          <w:rtl w:val="1"/>
-          <w:rFonts w:cs="Calibri"/>
-          <w:szCs w:val="22"/>
-        </w:rPr>
-        <w:t>شاهد: القوس يربط النوتتين</w:t>
+        <w:t>**تمرين 2: استخدام Ties ‏(10 دقائق)‏</w:t>
+        <w:br/>
+        <w:t>1. اضغط N → اختر Noire</w:t>
+        <w:br/>
+        <w:t>2. اكتب نوتة C في أول المازورة</w:t>
+        <w:br/>
+        <w:t>3. اكتب نوتة C أخرى ‏(نفس الدرجة)‏ في المازورة التالية</w:t>
+        <w:br/>
+        <w:t>4. حدد النوتة الأولى ← اضغط T أو Enter على Tie من Keypad</w:t>
+        <w:br/>
+        <w:t>5. شاهد: القوس يربط النوتتين</w:t>
       </w:r>
     </w:p>
     <w:p>
@@ -2913,32 +2470,16 @@
       <w:r>
         <w:rPr>
           <w:rFonts w:ascii="Calibri" w:hAnsi="Calibri"/>
-          <w:b/>
-          <w:color w:val="333333"/>
+          <w:b w:val="0"/>
           <w:sz w:val="22"/>
           <w:rtl w:val="1"/>
           <w:rFonts w:cs="Calibri"/>
           <w:szCs w:val="22"/>
         </w:rPr>
-        <w:t>تمرين 3: ملفوف مع لحن عجم ‏(10 دقائق)‏</w:t>
-      </w:r>
-    </w:p>
-    <w:p>
-      <w:pPr>
-        <w:bidi w:val="1"/>
-        <w:jc w:val="right"/>
-        <w:textDirection w:val="lrTb"/>
-        <w:shd w:fill="F5F5F5" w:val="clear"/>
-      </w:pPr>
-      <w:r>
-        <w:rPr>
-          <w:rFonts w:ascii="Courier New" w:hAnsi="Courier New"/>
-          <w:color w:val="333333"/>
-          <w:sz w:val="18"/>
-          <w:rtl w:val="1"/>
-          <w:rFonts w:cs="Calibri"/>
-          <w:szCs w:val="18"/>
-        </w:rPr>
+        <w:t>**تمرين 3: ملفوف مع لحن عجم ‏(10 دقائق)‏</w:t>
+        <w:br/>
+        <w:t>```</w:t>
+        <w:br/>
         <w:t>مازورة 1: | C ‏(Noire)‏ | E ‏(Croche)‏ E ‏(Croche)‏ |</w:t>
         <w:br/>
         <w:t>مازورة 2: | G ‏(Noire)‏ | - ‏(Croche Rest)‏ G ‏(Croche)‏ |</w:t>
@@ -2946,6 +2487,8 @@
         <w:t>مازورة 3: | A ‏(Noire)‏ | G ‏(Croche)‏ E ‏(Croche)‏ |</w:t>
         <w:br/>
         <w:t>مازورة 4: | C ‏(Noire)‏ ~ C ‏(Noire tied)‏ | ‏(Whole Rest)‏ |</w:t>
+        <w:br/>
+        <w:t>```</w:t>
       </w:r>
     </w:p>
     <w:p>
@@ -4074,14 +3617,19 @@
       <w:r>
         <w:rPr>
           <w:rFonts w:ascii="Calibri" w:hAnsi="Calibri"/>
-          <w:b/>
-          <w:color w:val="333333"/>
+          <w:b w:val="0"/>
           <w:sz w:val="22"/>
           <w:rtl w:val="1"/>
           <w:rFonts w:cs="Calibri"/>
           <w:szCs w:val="22"/>
         </w:rPr>
-        <w:t>إيقاع الوحدة ‏(Wahda)‏</w:t>
+        <w:t>**إيقاع الوحدة ‏(Wahda)‏</w:t>
+        <w:br/>
+        <w:t>الوحدة من الإيقاعات العربية الأصيلة في 4/4:</w:t>
+        <w:br/>
+        <w:t>- DUM ‏(يمين)‏ - ‏(سكتة)‏ - TAK ‏(يسار)‏ - ‏(سكتة)‏</w:t>
+        <w:br/>
+        <w:t>- D - - T - - - D - T -</w:t>
       </w:r>
     </w:p>
     <w:p>
@@ -4099,81 +3647,13 @@
           <w:rFonts w:cs="Calibri"/>
           <w:szCs w:val="22"/>
         </w:rPr>
-        <w:t>الوحدة من الإيقاعات العربية الأصيلة في 4/4:</w:t>
+        <w:t>**النقطة الإيقاعية ‏(Dotted Note)‏</w:t>
         <w:br/>
-        <w:t>- DUM ‏(يمين)‏ - ‏(سكتة)‏ - TAK ‏(يسار)‏ - ‏(سكتة)‏</w:t>
+        <w:t>- النقطة تضيف نصف قيمة النوتة</w:t>
         <w:br/>
-        <w:t>- D - - T - - - D - T -</w:t>
-      </w:r>
-    </w:p>
-    <w:p>
-      <w:pPr>
-        <w:bidi w:val="1"/>
-        <w:jc w:val="right"/>
-        <w:textDirection w:val="lrTb"/>
-      </w:pPr>
-      <w:r>
-        <w:rPr>
-          <w:rFonts w:ascii="Calibri" w:hAnsi="Calibri"/>
-          <w:b/>
-          <w:color w:val="333333"/>
-          <w:sz w:val="22"/>
-          <w:rtl w:val="1"/>
-          <w:rFonts w:cs="Calibri"/>
-          <w:szCs w:val="22"/>
-        </w:rPr>
-        <w:t>النقطة الإيقاعية ‏(Dotted Note)‏</w:t>
-      </w:r>
-    </w:p>
-    <w:p>
-      <w:pPr>
-        <w:bidi w:val="1"/>
-        <w:jc w:val="right"/>
-        <w:textDirection w:val="lrTb"/>
-      </w:pPr>
-      <w:r>
-        <w:rPr>
-          <w:rFonts w:ascii="Calibri" w:hAnsi="Calibri"/>
-          <w:sz w:val="22"/>
-          <w:rtl w:val="1"/>
-          <w:rFonts w:cs="Calibri"/>
-          <w:szCs w:val="22"/>
-        </w:rPr>
-        <w:t>• النقطة تضيف نصف قيمة النوتة</w:t>
-      </w:r>
-    </w:p>
-    <w:p>
-      <w:pPr>
-        <w:bidi w:val="1"/>
-        <w:jc w:val="right"/>
-        <w:textDirection w:val="lrTb"/>
-      </w:pPr>
-      <w:r>
-        <w:rPr>
-          <w:rFonts w:ascii="Calibri" w:hAnsi="Calibri"/>
-          <w:sz w:val="22"/>
-          <w:rtl w:val="1"/>
-          <w:rFonts w:cs="Calibri"/>
-          <w:szCs w:val="22"/>
-        </w:rPr>
-        <w:t>• Dotted Noire = Noire + Croche = 3 Croche = 1.5 دقة</w:t>
-      </w:r>
-    </w:p>
-    <w:p>
-      <w:pPr>
-        <w:bidi w:val="1"/>
-        <w:jc w:val="right"/>
-        <w:textDirection w:val="lrTb"/>
-      </w:pPr>
-      <w:r>
-        <w:rPr>
-          <w:rFonts w:ascii="Calibri" w:hAnsi="Calibri"/>
-          <w:sz w:val="22"/>
-          <w:rtl w:val="1"/>
-          <w:rFonts w:cs="Calibri"/>
-          <w:szCs w:val="22"/>
-        </w:rPr>
-        <w:t>• Dotted Croche = Croche + Double Croche = 3 Double Croche = 3/4 دقة</w:t>
+        <w:t>- Dotted Noire = Noire + Croche = 3 Croche = 1.5 دقة</w:t>
+        <w:br/>
+        <w:t>- Dotted Croche = Croche + Double Croche = 3 Double Croche = 3/4 دقة</w:t>
       </w:r>
     </w:p>
     <w:tbl>
@@ -4594,14 +4074,29 @@
       <w:r>
         <w:rPr>
           <w:rFonts w:ascii="Calibri" w:hAnsi="Calibri"/>
-          <w:b/>
-          <w:color w:val="333333"/>
+          <w:b w:val="0"/>
           <w:sz w:val="22"/>
           <w:rtl w:val="1"/>
           <w:rFonts w:cs="Calibri"/>
           <w:szCs w:val="22"/>
         </w:rPr>
-        <w:t>تمرين 1: Dotted Notes ‏(10 دقائق)‏</w:t>
+        <w:t>**تمرين 1: Dotted Notes ‏(10 دقائق)‏</w:t>
+        <w:br/>
+        <w:t>1. Sibelius → Treble Clef → 4/4</w:t>
+        <w:br/>
+        <w:t>2. اختر Noire من Keypad</w:t>
+        <w:br/>
+        <w:t>3. اضغط . ‏(نقطة)‏ ← تصبح Dotted Noire</w:t>
+        <w:br/>
+        <w:t>4. اكتب:</w:t>
+        <w:br/>
+        <w:t>```</w:t>
+        <w:br/>
+        <w:t>مازورة 1: C. ‏(Dotted Noire)‏ | D ‏(Croche)‏ | E. ‏(Dotted Noire)‏ | F ‏(Croche)‏ |</w:t>
+        <w:br/>
+        <w:t>مازورة 2: G. ‏(Dotted Noire)‏ | A ‏(Croche)‏ | B. ‏(Dotted Noire)‏ | C ‏(Croche)‏ |</w:t>
+        <w:br/>
+        <w:t>```</w:t>
       </w:r>
     </w:p>
     <w:p>
@@ -4613,126 +4108,23 @@
       <w:r>
         <w:rPr>
           <w:rFonts w:ascii="Calibri" w:hAnsi="Calibri"/>
+          <w:b w:val="0"/>
           <w:sz w:val="22"/>
           <w:rtl w:val="1"/>
           <w:rFonts w:cs="Calibri"/>
           <w:szCs w:val="22"/>
         </w:rPr>
-        <w:t>Sibelius → Treble Clef → 4/4</w:t>
-      </w:r>
-    </w:p>
-    <w:p>
-      <w:pPr>
-        <w:bidi w:val="1"/>
-        <w:jc w:val="right"/>
-        <w:textDirection w:val="lrTb"/>
-      </w:pPr>
-      <w:r>
-        <w:rPr>
-          <w:rFonts w:ascii="Calibri" w:hAnsi="Calibri"/>
-          <w:sz w:val="22"/>
-          <w:rtl w:val="1"/>
-          <w:rFonts w:cs="Calibri"/>
-          <w:szCs w:val="22"/>
-        </w:rPr>
-        <w:t>اختر Noire من Keypad</w:t>
-      </w:r>
-    </w:p>
-    <w:p>
-      <w:pPr>
-        <w:bidi w:val="1"/>
-        <w:jc w:val="right"/>
-        <w:textDirection w:val="lrTb"/>
-      </w:pPr>
-      <w:r>
-        <w:rPr>
-          <w:rFonts w:ascii="Calibri" w:hAnsi="Calibri"/>
-          <w:sz w:val="22"/>
-          <w:rtl w:val="1"/>
-          <w:rFonts w:cs="Calibri"/>
-          <w:szCs w:val="22"/>
-        </w:rPr>
-        <w:t>اضغط . ‏(نقطة)‏ ← تصبح Dotted Noire</w:t>
-      </w:r>
-    </w:p>
-    <w:p>
-      <w:pPr>
-        <w:bidi w:val="1"/>
-        <w:jc w:val="right"/>
-        <w:textDirection w:val="lrTb"/>
-      </w:pPr>
-      <w:r>
-        <w:rPr>
-          <w:rFonts w:ascii="Calibri" w:hAnsi="Calibri"/>
-          <w:sz w:val="22"/>
-          <w:rtl w:val="1"/>
-          <w:rFonts w:cs="Calibri"/>
-          <w:szCs w:val="22"/>
-        </w:rPr>
-        <w:t>اكتب:</w:t>
-      </w:r>
-    </w:p>
-    <w:p>
-      <w:pPr>
-        <w:bidi w:val="1"/>
-        <w:jc w:val="right"/>
-        <w:textDirection w:val="lrTb"/>
-        <w:shd w:fill="F5F5F5" w:val="clear"/>
-      </w:pPr>
-      <w:r>
-        <w:rPr>
-          <w:rFonts w:ascii="Courier New" w:hAnsi="Courier New"/>
-          <w:color w:val="333333"/>
-          <w:sz w:val="18"/>
-          <w:rtl w:val="1"/>
-          <w:rFonts w:cs="Calibri"/>
-          <w:szCs w:val="18"/>
-        </w:rPr>
-        <w:t>مازورة 1: C. ‏(Dotted Noire)‏ | D ‏(Croche)‏ | E. ‏(Dotted Noire)‏ | F ‏(Croche)‏ |</w:t>
+        <w:t>**تمرين 2: إيقاع الوحدة ‏(10 دقائق)‏</w:t>
         <w:br/>
-        <w:t>مازورة 2: G. ‏(Dotted Noire)‏ | A ‏(Croche)‏ | B. ‏(Dotted Noire)‏ | C ‏(Croche)‏ |</w:t>
-      </w:r>
-    </w:p>
-    <w:p>
-      <w:pPr>
-        <w:bidi w:val="1"/>
-        <w:jc w:val="right"/>
-        <w:textDirection w:val="lrTb"/>
-      </w:pPr>
-      <w:r>
-        <w:rPr>
-          <w:rFonts w:ascii="Calibri" w:hAnsi="Calibri"/>
-          <w:b/>
-          <w:color w:val="333333"/>
-          <w:sz w:val="22"/>
-          <w:rtl w:val="1"/>
-          <w:rFonts w:cs="Calibri"/>
-          <w:szCs w:val="22"/>
-        </w:rPr>
-        <w:t>تمرين 2: إيقاع الوحدة ‏(10 دقائق)‏</w:t>
-      </w:r>
-    </w:p>
-    <w:p>
-      <w:pPr>
-        <w:bidi w:val="1"/>
-        <w:jc w:val="right"/>
-        <w:textDirection w:val="lrTb"/>
-        <w:shd w:fill="F5F5F5" w:val="clear"/>
-      </w:pPr>
-      <w:r>
-        <w:rPr>
-          <w:rFonts w:ascii="Courier New" w:hAnsi="Courier New"/>
-          <w:color w:val="333333"/>
-          <w:sz w:val="18"/>
-          <w:rtl w:val="1"/>
-          <w:rFonts w:cs="Calibri"/>
-          <w:szCs w:val="18"/>
-        </w:rPr>
+        <w:t>```</w:t>
+        <w:br/>
         <w:t>مازورة 1: C. ‏(Dotted Noire)‏ | - ‏(Croche Rest)‏C ‏(Croche)‏ | ‏(أو DUM - TAK -)‏</w:t>
         <w:br/>
         <w:t>مازورة 2: C. ‏(Dotted Noire)‏ | - ‏(Croche Rest)‏C ‏(Croche)‏ |</w:t>
         <w:br/>
         <w:t>‏(كرر 4 مازورات)‏</w:t>
+        <w:br/>
+        <w:t>```</w:t>
       </w:r>
     </w:p>
     <w:p>
@@ -4786,32 +4178,16 @@
       <w:r>
         <w:rPr>
           <w:rFonts w:ascii="Calibri" w:hAnsi="Calibri"/>
-          <w:b/>
-          <w:color w:val="333333"/>
+          <w:b w:val="0"/>
           <w:sz w:val="22"/>
           <w:rtl w:val="1"/>
           <w:rFonts w:cs="Calibri"/>
           <w:szCs w:val="22"/>
         </w:rPr>
-        <w:t>تمرين 3: لحن عجم مع الوحدة ‏(10 دقائق)‏</w:t>
-      </w:r>
-    </w:p>
-    <w:p>
-      <w:pPr>
-        <w:bidi w:val="1"/>
-        <w:jc w:val="right"/>
-        <w:textDirection w:val="lrTb"/>
-        <w:shd w:fill="F5F5F5" w:val="clear"/>
-      </w:pPr>
-      <w:r>
-        <w:rPr>
-          <w:rFonts w:ascii="Courier New" w:hAnsi="Courier New"/>
-          <w:color w:val="333333"/>
-          <w:sz w:val="18"/>
-          <w:rtl w:val="1"/>
-          <w:rFonts w:cs="Calibri"/>
-          <w:szCs w:val="18"/>
-        </w:rPr>
+        <w:t>**تمرين 3: لحن عجم مع الوحدة ‏(10 دقائق)‏</w:t>
+        <w:br/>
+        <w:t>```</w:t>
+        <w:br/>
         <w:t>مازورة 1: C. ‏(Dotted Noire)‏ | E ‏(Croche)‏ |</w:t>
         <w:br/>
         <w:t>مازورة 2: G. ‏(Dotted Noire)‏ | G ‏(Croche)‏ |</w:t>
@@ -4821,6 +4197,8 @@
         <w:t>مازورة 4: E. ‏(Dotted Noire)‏ | C ‏(Croche)‏ |</w:t>
         <w:br/>
         <w:t>مازورة 5-8: كرر</w:t>
+        <w:br/>
+        <w:t>```</w:t>
       </w:r>
     </w:p>
     <w:p>
@@ -5949,31 +5327,14 @@
       <w:r>
         <w:rPr>
           <w:rFonts w:ascii="Calibri" w:hAnsi="Calibri"/>
-          <w:b/>
-          <w:color w:val="333333"/>
-          <w:sz w:val="22"/>
-          <w:rtl w:val="1"/>
-          <w:rFonts w:cs="Calibri"/>
-          <w:szCs w:val="22"/>
-        </w:rPr>
-        <w:t>إيقاع الجورجينا ‏(Al-Jurjina)‏</w:t>
-      </w:r>
-    </w:p>
-    <w:p>
-      <w:pPr>
-        <w:bidi w:val="1"/>
-        <w:jc w:val="right"/>
-        <w:textDirection w:val="lrTb"/>
-      </w:pPr>
-      <w:r>
-        <w:rPr>
-          <w:rFonts w:ascii="Calibri" w:hAnsi="Calibri"/>
           <w:b w:val="0"/>
           <w:sz w:val="22"/>
           <w:rtl w:val="1"/>
           <w:rFonts w:cs="Calibri"/>
           <w:szCs w:val="22"/>
         </w:rPr>
+        <w:t>**إيقاع الجورجينا ‏(Al-Jurjina)‏</w:t>
+        <w:br/>
         <w:t>إيقاع 4/4 يجمع بين عناصر إيقاعات سابقة:</w:t>
         <w:br/>
         <w:t>- DUM ‏(يمين)‏ TAK ‏(يسار)‏ TAK ‏(يمين)‏ TAK ‏(يسار)‏</w:t>
@@ -5992,14 +5353,13 @@
       <w:r>
         <w:rPr>
           <w:rFonts w:ascii="Calibri" w:hAnsi="Calibri"/>
-          <w:b/>
-          <w:color w:val="333333"/>
+          <w:b w:val="0"/>
           <w:sz w:val="22"/>
           <w:rtl w:val="1"/>
           <w:rFonts w:cs="Calibri"/>
           <w:szCs w:val="22"/>
         </w:rPr>
-        <w:t>مراجعة الإيقاعات</w:t>
+        <w:t>**مراجعة الإيقاعات</w:t>
       </w:r>
     </w:p>
     <w:tbl>
@@ -6401,31 +5761,14 @@
       <w:r>
         <w:rPr>
           <w:rFonts w:ascii="Calibri" w:hAnsi="Calibri"/>
-          <w:b/>
-          <w:color w:val="333333"/>
-          <w:sz w:val="22"/>
-          <w:rtl w:val="1"/>
-          <w:rFonts w:cs="Calibri"/>
-          <w:szCs w:val="22"/>
-        </w:rPr>
-        <w:t>Beam Groups ‏(مجموعات التجميع)‏</w:t>
-      </w:r>
-    </w:p>
-    <w:p>
-      <w:pPr>
-        <w:bidi w:val="1"/>
-        <w:jc w:val="right"/>
-        <w:textDirection w:val="lrTb"/>
-      </w:pPr>
-      <w:r>
-        <w:rPr>
-          <w:rFonts w:ascii="Calibri" w:hAnsi="Calibri"/>
           <w:b w:val="0"/>
           <w:sz w:val="22"/>
           <w:rtl w:val="1"/>
           <w:rFonts w:cs="Calibri"/>
           <w:szCs w:val="22"/>
         </w:rPr>
+        <w:t>**Beam Groups ‏(مجموعات التجميع)‏</w:t>
+        <w:br/>
         <w:t>في Sibelius، يمكن التحكم بكيفية تجميع Croche و Double Croche:</w:t>
         <w:br/>
         <w:t>- Beams الافتراضية تتبع الميزان</w:t>
@@ -6461,71 +5804,27 @@
       <w:r>
         <w:rPr>
           <w:rFonts w:ascii="Calibri" w:hAnsi="Calibri"/>
-          <w:b/>
-          <w:color w:val="333333"/>
+          <w:b w:val="0"/>
           <w:sz w:val="22"/>
           <w:rtl w:val="1"/>
           <w:rFonts w:cs="Calibri"/>
           <w:szCs w:val="22"/>
         </w:rPr>
-        <w:t>تمرين 1: إيقاع الجورجينا ‏(10 دقائق)‏</w:t>
-      </w:r>
-    </w:p>
-    <w:p>
-      <w:pPr>
-        <w:bidi w:val="1"/>
-        <w:jc w:val="right"/>
-        <w:textDirection w:val="lrTb"/>
-      </w:pPr>
-      <w:r>
-        <w:rPr>
-          <w:rFonts w:ascii="Calibri" w:hAnsi="Calibri"/>
-          <w:sz w:val="22"/>
-          <w:rtl w:val="1"/>
-          <w:rFonts w:cs="Calibri"/>
-          <w:szCs w:val="22"/>
-        </w:rPr>
-        <w:t>Sibelius → Treble Clef → 4/4</w:t>
-      </w:r>
-    </w:p>
-    <w:p>
-      <w:pPr>
-        <w:bidi w:val="1"/>
-        <w:jc w:val="right"/>
-        <w:textDirection w:val="lrTb"/>
-      </w:pPr>
-      <w:r>
-        <w:rPr>
-          <w:rFonts w:ascii="Calibri" w:hAnsi="Calibri"/>
-          <w:sz w:val="22"/>
-          <w:rtl w:val="1"/>
-          <w:rFonts w:cs="Calibri"/>
-          <w:szCs w:val="22"/>
-        </w:rPr>
-        <w:t>اكتب:</w:t>
-      </w:r>
-    </w:p>
-    <w:p>
-      <w:pPr>
-        <w:bidi w:val="1"/>
-        <w:jc w:val="right"/>
-        <w:textDirection w:val="lrTb"/>
-        <w:shd w:fill="F5F5F5" w:val="clear"/>
-      </w:pPr>
-      <w:r>
-        <w:rPr>
-          <w:rFonts w:ascii="Courier New" w:hAnsi="Courier New"/>
-          <w:color w:val="333333"/>
-          <w:sz w:val="18"/>
-          <w:rtl w:val="1"/>
-          <w:rFonts w:cs="Calibri"/>
-          <w:szCs w:val="18"/>
-        </w:rPr>
+        <w:t>**تمرين 1: إيقاع الجورجينا ‏(10 دقائق)‏</w:t>
+        <w:br/>
+        <w:t>1. Sibelius → Treble Clef → 4/4</w:t>
+        <w:br/>
+        <w:t>2. اكتب:</w:t>
+        <w:br/>
+        <w:t>```</w:t>
+        <w:br/>
         <w:t>مازورة 1: C ‏(Noire)‏ | ‏(Croche Rest)‏C‏(Croche)‏C‏(Croche)‏C‏(Croche)‏ |</w:t>
         <w:br/>
         <w:t>مازورة 2: C ‏(Noire)‏ | ‏(Croche Rest)‏C C C | ‏(نفس الشيء)‏</w:t>
         <w:br/>
         <w:t>‏(كرر 4 مازورات)‏</w:t>
+        <w:br/>
+        <w:t>```</w:t>
       </w:r>
     </w:p>
     <w:p>
@@ -6557,31 +5856,14 @@
       <w:r>
         <w:rPr>
           <w:rFonts w:ascii="Calibri" w:hAnsi="Calibri"/>
-          <w:b/>
-          <w:color w:val="333333"/>
-          <w:sz w:val="22"/>
-          <w:rtl w:val="1"/>
-          <w:rFonts w:cs="Calibri"/>
-          <w:szCs w:val="22"/>
-        </w:rPr>
-        <w:t>تمرين 2: مزج الإيقاعات ‏(10 دقائق)‏</w:t>
-      </w:r>
-    </w:p>
-    <w:p>
-      <w:pPr>
-        <w:bidi w:val="1"/>
-        <w:jc w:val="right"/>
-        <w:textDirection w:val="lrTb"/>
-      </w:pPr>
-      <w:r>
-        <w:rPr>
-          <w:rFonts w:ascii="Calibri" w:hAnsi="Calibri"/>
           <w:b w:val="0"/>
           <w:sz w:val="22"/>
           <w:rtl w:val="1"/>
           <w:rFonts w:cs="Calibri"/>
           <w:szCs w:val="22"/>
         </w:rPr>
+        <w:t>**تمرين 2: مزج الإيقاعات ‏(10 دقائق)‏</w:t>
+        <w:br/>
         <w:t>اكتب مقطوعة قصيرة بـ 8 مازورات:</w:t>
         <w:br/>
         <w:t>```</w:t>
@@ -6630,82 +5912,21 @@
       <w:r>
         <w:rPr>
           <w:rFonts w:ascii="Calibri" w:hAnsi="Calibri"/>
-          <w:b/>
-          <w:color w:val="333333"/>
+          <w:b w:val="0"/>
           <w:sz w:val="22"/>
           <w:rtl w:val="1"/>
           <w:rFonts w:cs="Calibri"/>
           <w:szCs w:val="22"/>
         </w:rPr>
-        <w:t>تمرين 3: ضبط Beams ‏(10 دقائق)‏</w:t>
-      </w:r>
-    </w:p>
-    <w:p>
-      <w:pPr>
-        <w:bidi w:val="1"/>
-        <w:jc w:val="right"/>
-        <w:textDirection w:val="lrTb"/>
-      </w:pPr>
-      <w:r>
-        <w:rPr>
-          <w:rFonts w:ascii="Calibri" w:hAnsi="Calibri"/>
-          <w:sz w:val="22"/>
-          <w:rtl w:val="1"/>
-          <w:rFonts w:cs="Calibri"/>
-          <w:szCs w:val="22"/>
-        </w:rPr>
-        <w:t>حدد مجموعة Croche التي تريد تعديلها</w:t>
-      </w:r>
-    </w:p>
-    <w:p>
-      <w:pPr>
-        <w:bidi w:val="1"/>
-        <w:jc w:val="right"/>
-        <w:textDirection w:val="lrTb"/>
-      </w:pPr>
-      <w:r>
-        <w:rPr>
-          <w:rFonts w:ascii="Calibri" w:hAnsi="Calibri"/>
-          <w:sz w:val="22"/>
-          <w:rtl w:val="1"/>
-          <w:rFonts w:cs="Calibri"/>
-          <w:szCs w:val="22"/>
-        </w:rPr>
-        <w:t>Tab: Notations → Beams → اختر نمط التجميع</w:t>
-      </w:r>
-    </w:p>
-    <w:p>
-      <w:pPr>
-        <w:bidi w:val="1"/>
-        <w:jc w:val="right"/>
-        <w:textDirection w:val="lrTb"/>
-      </w:pPr>
-      <w:r>
-        <w:rPr>
-          <w:rFonts w:ascii="Calibri" w:hAnsi="Calibri"/>
-          <w:sz w:val="22"/>
-          <w:rtl w:val="1"/>
-          <w:rFonts w:cs="Calibri"/>
-          <w:szCs w:val="22"/>
-        </w:rPr>
-        <w:t>أو استخدم Keypad ‏(Layout 4 للـ Beams)‏</w:t>
-      </w:r>
-    </w:p>
-    <w:p>
-      <w:pPr>
-        <w:bidi w:val="1"/>
-        <w:jc w:val="right"/>
-        <w:textDirection w:val="lrTb"/>
-      </w:pPr>
-      <w:r>
-        <w:rPr>
-          <w:rFonts w:ascii="Calibri" w:hAnsi="Calibri"/>
-          <w:sz w:val="22"/>
-          <w:rtl w:val="1"/>
-          <w:rFonts w:cs="Calibri"/>
-          <w:szCs w:val="22"/>
-        </w:rPr>
-        <w:t>جرب: Beam Groups → Join Beam / Break Beam</w:t>
+        <w:t>**تمرين 3: ضبط Beams ‏(10 دقائق)‏</w:t>
+        <w:br/>
+        <w:t>1. حدد مجموعة Croche التي تريد تعديلها</w:t>
+        <w:br/>
+        <w:t>2. Tab: Notations → Beams → اختر نمط التجميع</w:t>
+        <w:br/>
+        <w:t>3. أو استخدم Keypad ‏(Layout 4 للـ Beams)‏</w:t>
+        <w:br/>
+        <w:t>4. جرب: Beam Groups → Join Beam / Break Beam</w:t>
       </w:r>
     </w:p>
     <w:p>
@@ -7834,14 +7055,15 @@
       <w:r>
         <w:rPr>
           <w:rFonts w:ascii="Calibri" w:hAnsi="Calibri"/>
-          <w:b/>
-          <w:color w:val="333333"/>
+          <w:b w:val="0"/>
           <w:sz w:val="22"/>
           <w:rtl w:val="1"/>
           <w:rFonts w:cs="Calibri"/>
           <w:szCs w:val="22"/>
         </w:rPr>
-        <w:t>مقام العجم ‏(Ajam)‏</w:t>
+        <w:t>**مقام العجم ‏(Ajam)‏</w:t>
+        <w:br/>
+        <w:t>العجم هو المقام الأساسي في الموسيقى العربية، ويقابل C Major في الموسيقى الغربية.</w:t>
       </w:r>
     </w:p>
     <w:p>
@@ -7859,43 +7081,8 @@
           <w:rFonts w:cs="Calibri"/>
           <w:szCs w:val="22"/>
         </w:rPr>
-        <w:t>العجم هو المقام الأساسي في الموسيقى العربية، ويقابل C Major في الموسيقى الغربية.</w:t>
-      </w:r>
-    </w:p>
-    <w:p>
-      <w:pPr>
-        <w:bidi w:val="1"/>
-        <w:jc w:val="right"/>
-        <w:textDirection w:val="lrTb"/>
-      </w:pPr>
-      <w:r>
-        <w:rPr>
-          <w:rFonts w:ascii="Calibri" w:hAnsi="Calibri"/>
-          <w:b/>
-          <w:color w:val="333333"/>
-          <w:sz w:val="22"/>
-          <w:rtl w:val="1"/>
-          <w:rFonts w:cs="Calibri"/>
-          <w:szCs w:val="22"/>
-        </w:rPr>
-        <w:t>صيغة السلم الكبير ‏(Major Scale Formula)‏</w:t>
-      </w:r>
-    </w:p>
-    <w:p>
-      <w:pPr>
-        <w:bidi w:val="1"/>
-        <w:jc w:val="right"/>
-        <w:textDirection w:val="lrTb"/>
-      </w:pPr>
-      <w:r>
-        <w:rPr>
-          <w:rFonts w:ascii="Calibri" w:hAnsi="Calibri"/>
-          <w:b w:val="0"/>
-          <w:sz w:val="22"/>
-          <w:rtl w:val="1"/>
-          <w:rFonts w:cs="Calibri"/>
-          <w:szCs w:val="22"/>
-        </w:rPr>
+        <w:t>**صيغة السلم الكبير ‏(Major Scale Formula)‏</w:t>
+        <w:br/>
         <w:t>المسافات بين درجات السلم الكبير:</w:t>
         <w:br/>
         <w:t>```</w:t>
@@ -7918,14 +7105,17 @@
       <w:r>
         <w:rPr>
           <w:rFonts w:ascii="Calibri" w:hAnsi="Calibri"/>
-          <w:b/>
-          <w:color w:val="333333"/>
+          <w:b w:val="0"/>
           <w:sz w:val="22"/>
           <w:rtl w:val="1"/>
           <w:rFonts w:cs="Calibri"/>
           <w:szCs w:val="22"/>
         </w:rPr>
-        <w:t>Key Signature ‏(الدليل المقامي)‏</w:t>
+        <w:t>**Key Signature ‏(الدليل المقامي)‏</w:t>
+        <w:br/>
+        <w:t>- C Major / A Minor = لا يوجد علامات عرضية</w:t>
+        <w:br/>
+        <w:t>- يسمى "الدليل المقامي" وليس "مفتاح السلم"</w:t>
       </w:r>
     </w:p>
     <w:p>
@@ -7937,82 +7127,17 @@
       <w:r>
         <w:rPr>
           <w:rFonts w:ascii="Calibri" w:hAnsi="Calibri"/>
+          <w:b w:val="0"/>
           <w:sz w:val="22"/>
           <w:rtl w:val="1"/>
           <w:rFonts w:cs="Calibri"/>
           <w:szCs w:val="22"/>
         </w:rPr>
-        <w:t>• C Major / A Minor = لا يوجد علامات عرضية</w:t>
-      </w:r>
-    </w:p>
-    <w:p>
-      <w:pPr>
-        <w:bidi w:val="1"/>
-        <w:jc w:val="right"/>
-        <w:textDirection w:val="lrTb"/>
-      </w:pPr>
-      <w:r>
-        <w:rPr>
-          <w:rFonts w:ascii="Calibri" w:hAnsi="Calibri"/>
-          <w:sz w:val="22"/>
-          <w:rtl w:val="1"/>
-          <w:rFonts w:cs="Calibri"/>
-          <w:szCs w:val="22"/>
-        </w:rPr>
-        <w:t>• يسمى "الدليل المقامي" وليس "مفتاح السلم"</w:t>
-      </w:r>
-    </w:p>
-    <w:p>
-      <w:pPr>
-        <w:bidi w:val="1"/>
-        <w:jc w:val="right"/>
-        <w:textDirection w:val="lrTb"/>
-      </w:pPr>
-      <w:r>
-        <w:rPr>
-          <w:rFonts w:ascii="Calibri" w:hAnsi="Calibri"/>
-          <w:b/>
-          <w:color w:val="333333"/>
-          <w:sz w:val="22"/>
-          <w:rtl w:val="1"/>
-          <w:rFonts w:cs="Calibri"/>
-          <w:szCs w:val="22"/>
-        </w:rPr>
-        <w:t>أجناس مقام العجم</w:t>
-      </w:r>
-    </w:p>
-    <w:p>
-      <w:pPr>
-        <w:bidi w:val="1"/>
-        <w:jc w:val="right"/>
-        <w:textDirection w:val="lrTb"/>
-      </w:pPr>
-      <w:r>
-        <w:rPr>
-          <w:rFonts w:ascii="Calibri" w:hAnsi="Calibri"/>
-          <w:sz w:val="22"/>
-          <w:rtl w:val="1"/>
-          <w:rFonts w:cs="Calibri"/>
-          <w:szCs w:val="22"/>
-        </w:rPr>
-        <w:t>• جنس عجم على C: C D E F ‏(أربع علامات)‏</w:t>
-      </w:r>
-    </w:p>
-    <w:p>
-      <w:pPr>
-        <w:bidi w:val="1"/>
-        <w:jc w:val="right"/>
-        <w:textDirection w:val="lrTb"/>
-      </w:pPr>
-      <w:r>
-        <w:rPr>
-          <w:rFonts w:ascii="Calibri" w:hAnsi="Calibri"/>
-          <w:sz w:val="22"/>
-          <w:rtl w:val="1"/>
-          <w:rFonts w:cs="Calibri"/>
-          <w:szCs w:val="22"/>
-        </w:rPr>
-        <w:t>• جنس عجم على G: G A B C ‏(أربع علامات)‏</w:t>
+        <w:t>**أجناس مقام العجم</w:t>
+        <w:br/>
+        <w:t>- جنس عجم على C: C D E F ‏(أربع علامات)‏</w:t>
+        <w:br/>
+        <w:t>- جنس عجم على G: G A B C ‏(أربع علامات)‏</w:t>
       </w:r>
     </w:p>
     <w:p>
@@ -8043,82 +7168,21 @@
       <w:r>
         <w:rPr>
           <w:rFonts w:ascii="Calibri" w:hAnsi="Calibri"/>
-          <w:b/>
-          <w:color w:val="333333"/>
+          <w:b w:val="0"/>
           <w:sz w:val="22"/>
           <w:rtl w:val="1"/>
           <w:rFonts w:cs="Calibri"/>
           <w:szCs w:val="22"/>
         </w:rPr>
-        <w:t>تمرين 1: إضافة Key Signature ‏(5 دقائق)‏</w:t>
-      </w:r>
-    </w:p>
-    <w:p>
-      <w:pPr>
-        <w:bidi w:val="1"/>
-        <w:jc w:val="right"/>
-        <w:textDirection w:val="lrTb"/>
-      </w:pPr>
-      <w:r>
-        <w:rPr>
-          <w:rFonts w:ascii="Calibri" w:hAnsi="Calibri"/>
-          <w:sz w:val="22"/>
-          <w:rtl w:val="1"/>
-          <w:rFonts w:cs="Calibri"/>
-          <w:szCs w:val="22"/>
-        </w:rPr>
-        <w:t>Sibelius → Blank Score → Treble Clef → 4/4</w:t>
-      </w:r>
-    </w:p>
-    <w:p>
-      <w:pPr>
-        <w:bidi w:val="1"/>
-        <w:jc w:val="right"/>
-        <w:textDirection w:val="lrTb"/>
-      </w:pPr>
-      <w:r>
-        <w:rPr>
-          <w:rFonts w:ascii="Calibri" w:hAnsi="Calibri"/>
-          <w:sz w:val="22"/>
-          <w:rtl w:val="1"/>
-          <w:rFonts w:cs="Calibri"/>
-          <w:szCs w:val="22"/>
-        </w:rPr>
-        <w:t>Tab: Notations → Key Signature</w:t>
-      </w:r>
-    </w:p>
-    <w:p>
-      <w:pPr>
-        <w:bidi w:val="1"/>
-        <w:jc w:val="right"/>
-        <w:textDirection w:val="lrTb"/>
-      </w:pPr>
-      <w:r>
-        <w:rPr>
-          <w:rFonts w:ascii="Calibri" w:hAnsi="Calibri"/>
-          <w:sz w:val="22"/>
-          <w:rtl w:val="1"/>
-          <w:rFonts w:cs="Calibri"/>
-          <w:szCs w:val="22"/>
-        </w:rPr>
-        <w:t>اختر C Major / A Minor ‏(لا توجد علامات)‏</w:t>
-      </w:r>
-    </w:p>
-    <w:p>
-      <w:pPr>
-        <w:bidi w:val="1"/>
-        <w:jc w:val="right"/>
-        <w:textDirection w:val="lrTb"/>
-      </w:pPr>
-      <w:r>
-        <w:rPr>
-          <w:rFonts w:ascii="Calibri" w:hAnsi="Calibri"/>
-          <w:sz w:val="22"/>
-          <w:rtl w:val="1"/>
-          <w:rFonts w:cs="Calibri"/>
-          <w:szCs w:val="22"/>
-        </w:rPr>
-        <w:t>ضعها في بداية المدرج</w:t>
+        <w:t>**تمرين 1: إضافة Key Signature ‏(5 دقائق)‏</w:t>
+        <w:br/>
+        <w:t>1. Sibelius → Blank Score → Treble Clef → 4/4</w:t>
+        <w:br/>
+        <w:t>2. Tab: Notations → Key Signature</w:t>
+        <w:br/>
+        <w:t>3. اختر C Major / A Minor ‏(لا توجد علامات)‏</w:t>
+        <w:br/>
+        <w:t>4. ضعها في بداية المدرج</w:t>
       </w:r>
     </w:p>
     <w:p>
@@ -8150,71 +7214,27 @@
       <w:r>
         <w:rPr>
           <w:rFonts w:ascii="Calibri" w:hAnsi="Calibri"/>
-          <w:b/>
-          <w:color w:val="333333"/>
+          <w:b w:val="0"/>
           <w:sz w:val="22"/>
           <w:rtl w:val="1"/>
           <w:rFonts w:cs="Calibri"/>
           <w:szCs w:val="22"/>
         </w:rPr>
-        <w:t>تمرين 2: كتابة سلم العجم ‏(10 دقائق)‏</w:t>
-      </w:r>
-    </w:p>
-    <w:p>
-      <w:pPr>
-        <w:bidi w:val="1"/>
-        <w:jc w:val="right"/>
-        <w:textDirection w:val="lrTb"/>
-      </w:pPr>
-      <w:r>
-        <w:rPr>
-          <w:rFonts w:ascii="Calibri" w:hAnsi="Calibri"/>
-          <w:sz w:val="22"/>
-          <w:rtl w:val="1"/>
-          <w:rFonts w:cs="Calibri"/>
-          <w:szCs w:val="22"/>
-        </w:rPr>
-        <w:t>اضغط N → اختر Noire</w:t>
-      </w:r>
-    </w:p>
-    <w:p>
-      <w:pPr>
-        <w:bidi w:val="1"/>
-        <w:jc w:val="right"/>
-        <w:textDirection w:val="lrTb"/>
-      </w:pPr>
-      <w:r>
-        <w:rPr>
-          <w:rFonts w:ascii="Calibri" w:hAnsi="Calibri"/>
-          <w:sz w:val="22"/>
-          <w:rtl w:val="1"/>
-          <w:rFonts w:cs="Calibri"/>
-          <w:szCs w:val="22"/>
-        </w:rPr>
-        <w:t>اكتب سلم العجم صعوداً ونزولاً:</w:t>
-      </w:r>
-    </w:p>
-    <w:p>
-      <w:pPr>
-        <w:bidi w:val="1"/>
-        <w:jc w:val="right"/>
-        <w:textDirection w:val="lrTb"/>
-        <w:shd w:fill="F5F5F5" w:val="clear"/>
-      </w:pPr>
-      <w:r>
-        <w:rPr>
-          <w:rFonts w:ascii="Courier New" w:hAnsi="Courier New"/>
-          <w:color w:val="333333"/>
-          <w:sz w:val="18"/>
-          <w:rtl w:val="1"/>
-          <w:rFonts w:cs="Calibri"/>
-          <w:szCs w:val="18"/>
-        </w:rPr>
+        <w:t>**تمرين 2: كتابة سلم العجم ‏(10 دقائق)‏</w:t>
+        <w:br/>
+        <w:t>1. اضغط N → اختر Noire</w:t>
+        <w:br/>
+        <w:t>2. اكتب سلم العجم صعوداً ونزولاً:</w:t>
+        <w:br/>
+        <w:t>```</w:t>
+        <w:br/>
         <w:t>مازورة 1: C D E F | G A B C | ‏(صعود)‏</w:t>
         <w:br/>
         <w:t>مازورة 2: C B A G | F E D C | ‏(نزول)‏</w:t>
         <w:br/>
         <w:t>مازورة 3-4: كرر</w:t>
+        <w:br/>
+        <w:t>```</w:t>
       </w:r>
     </w:p>
     <w:p>
@@ -8244,32 +7264,16 @@
       <w:r>
         <w:rPr>
           <w:rFonts w:ascii="Calibri" w:hAnsi="Calibri"/>
-          <w:b/>
-          <w:color w:val="333333"/>
+          <w:b w:val="0"/>
           <w:sz w:val="22"/>
           <w:rtl w:val="1"/>
           <w:rFonts w:cs="Calibri"/>
           <w:szCs w:val="22"/>
         </w:rPr>
-        <w:t>تمرين 3: سلم العجم مع إيقاع المقسوم ‏(10 دقائق)‏</w:t>
-      </w:r>
-    </w:p>
-    <w:p>
-      <w:pPr>
-        <w:bidi w:val="1"/>
-        <w:jc w:val="right"/>
-        <w:textDirection w:val="lrTb"/>
-        <w:shd w:fill="F5F5F5" w:val="clear"/>
-      </w:pPr>
-      <w:r>
-        <w:rPr>
-          <w:rFonts w:ascii="Courier New" w:hAnsi="Courier New"/>
-          <w:color w:val="333333"/>
-          <w:sz w:val="18"/>
-          <w:rtl w:val="1"/>
-          <w:rFonts w:cs="Calibri"/>
-          <w:szCs w:val="18"/>
-        </w:rPr>
+        <w:t>**تمرين 3: سلم العجم مع إيقاع المقسوم ‏(10 دقائق)‏</w:t>
+        <w:br/>
+        <w:t>```</w:t>
+        <w:br/>
         <w:t>مازورة 1: C ‏(Noire)‏ | ‏(Rest)‏ D ‏(Noire)‏ |  ‏(مقسوم على C)‏</w:t>
         <w:br/>
         <w:t>مازورة 2: E ‏(Noire)‏ | ‏(Rest)‏ F ‏(Noire)‏ |  ‏(مقسوم على E-F)‏</w:t>
@@ -8277,6 +7281,8 @@
         <w:t>مازورة 3: G ‏(Noire)‏ | ‏(Rest)‏ A ‏(Noire)‏ |</w:t>
         <w:br/>
         <w:t>مازورة 4: B ‏(Noire)‏ | C ‏(Noire)‏ ‏(Rest)‏ ‏(Rest)‏ |</w:t>
+        <w:br/>
+        <w:t>```</w:t>
       </w:r>
     </w:p>
     <w:p>
@@ -8288,37 +7294,23 @@
       <w:r>
         <w:rPr>
           <w:rFonts w:ascii="Calibri" w:hAnsi="Calibri"/>
-          <w:b/>
-          <w:color w:val="333333"/>
+          <w:b w:val="0"/>
           <w:sz w:val="22"/>
           <w:rtl w:val="1"/>
           <w:rFonts w:cs="Calibri"/>
           <w:szCs w:val="22"/>
         </w:rPr>
-        <w:t>تمرين 4: لحن قصير بالعجم ‏(5 دقائق)‏</w:t>
-      </w:r>
-    </w:p>
-    <w:p>
-      <w:pPr>
-        <w:bidi w:val="1"/>
-        <w:jc w:val="right"/>
-        <w:textDirection w:val="lrTb"/>
-        <w:shd w:fill="F5F5F5" w:val="clear"/>
-      </w:pPr>
-      <w:r>
-        <w:rPr>
-          <w:rFonts w:ascii="Courier New" w:hAnsi="Courier New"/>
-          <w:color w:val="333333"/>
-          <w:sz w:val="18"/>
-          <w:rtl w:val="1"/>
-          <w:rFonts w:cs="Calibri"/>
-          <w:szCs w:val="18"/>
-        </w:rPr>
+        <w:t>**تمرين 4: لحن قصير بالعجم ‏(5 دقائق)‏</w:t>
+        <w:br/>
+        <w:t>```</w:t>
+        <w:br/>
         <w:t>مازورة 1: C E G | C B A | ‏(لا تنس: المقام عجم)‏</w:t>
         <w:br/>
         <w:t>مازورة 2: F A C | G E C |</w:t>
         <w:br/>
         <w:t>‏(أو 4/4: | C E | G C | B A | G E | C - - - |)‏</w:t>
+        <w:br/>
+        <w:t>```</w:t>
       </w:r>
     </w:p>
     <w:p>
@@ -9447,14 +8439,13 @@
       <w:r>
         <w:rPr>
           <w:rFonts w:ascii="Calibri" w:hAnsi="Calibri"/>
-          <w:b/>
-          <w:color w:val="333333"/>
+          <w:b w:val="0"/>
           <w:sz w:val="22"/>
           <w:rtl w:val="1"/>
           <w:rFonts w:cs="Calibri"/>
           <w:szCs w:val="22"/>
         </w:rPr>
-        <w:t>الأرباع ‏(Intervals)‏ في سلم العجم</w:t>
+        <w:t>**الأرباع ‏(Intervals)‏ في سلم العجم</w:t>
       </w:r>
     </w:p>
     <w:tbl>
@@ -10146,14 +9137,13 @@
       <w:r>
         <w:rPr>
           <w:rFonts w:ascii="Calibri" w:hAnsi="Calibri"/>
-          <w:b/>
-          <w:color w:val="333333"/>
+          <w:b w:val="0"/>
           <w:sz w:val="22"/>
           <w:rtl w:val="1"/>
           <w:rFonts w:cs="Calibri"/>
           <w:szCs w:val="22"/>
         </w:rPr>
-        <w:t>الثلاثيات ‏(Triads)‏ في سلم العجم</w:t>
+        <w:t>**الثلاثيات ‏(Triads)‏ في سلم العجم</w:t>
       </w:r>
     </w:p>
     <w:tbl>
@@ -10771,82 +9761,21 @@
       <w:r>
         <w:rPr>
           <w:rFonts w:ascii="Calibri" w:hAnsi="Calibri"/>
-          <w:b/>
-          <w:color w:val="333333"/>
+          <w:b w:val="0"/>
           <w:sz w:val="22"/>
           <w:rtl w:val="1"/>
           <w:rFonts w:cs="Calibri"/>
           <w:szCs w:val="22"/>
         </w:rPr>
-        <w:t>رموز الكوردات ‏(Chord Symbols)‏</w:t>
-      </w:r>
-    </w:p>
-    <w:p>
-      <w:pPr>
-        <w:bidi w:val="1"/>
-        <w:jc w:val="right"/>
-        <w:textDirection w:val="lrTb"/>
-      </w:pPr>
-      <w:r>
-        <w:rPr>
-          <w:rFonts w:ascii="Calibri" w:hAnsi="Calibri"/>
-          <w:sz w:val="22"/>
-          <w:rtl w:val="1"/>
-          <w:rFonts w:cs="Calibri"/>
-          <w:szCs w:val="22"/>
-        </w:rPr>
-        <w:t>• C = C Major</w:t>
-      </w:r>
-    </w:p>
-    <w:p>
-      <w:pPr>
-        <w:bidi w:val="1"/>
-        <w:jc w:val="right"/>
-        <w:textDirection w:val="lrTb"/>
-      </w:pPr>
-      <w:r>
-        <w:rPr>
-          <w:rFonts w:ascii="Calibri" w:hAnsi="Calibri"/>
-          <w:sz w:val="22"/>
-          <w:rtl w:val="1"/>
-          <w:rFonts w:cs="Calibri"/>
-          <w:szCs w:val="22"/>
-        </w:rPr>
-        <w:t>• Cm = C Minor</w:t>
-      </w:r>
-    </w:p>
-    <w:p>
-      <w:pPr>
-        <w:bidi w:val="1"/>
-        <w:jc w:val="right"/>
-        <w:textDirection w:val="lrTb"/>
-      </w:pPr>
-      <w:r>
-        <w:rPr>
-          <w:rFonts w:ascii="Calibri" w:hAnsi="Calibri"/>
-          <w:sz w:val="22"/>
-          <w:rtl w:val="1"/>
-          <w:rFonts w:cs="Calibri"/>
-          <w:szCs w:val="22"/>
-        </w:rPr>
-        <w:t>• C° = C Diminished</w:t>
-      </w:r>
-    </w:p>
-    <w:p>
-      <w:pPr>
-        <w:bidi w:val="1"/>
-        <w:jc w:val="right"/>
-        <w:textDirection w:val="lrTb"/>
-      </w:pPr>
-      <w:r>
-        <w:rPr>
-          <w:rFonts w:ascii="Calibri" w:hAnsi="Calibri"/>
-          <w:sz w:val="22"/>
-          <w:rtl w:val="1"/>
-          <w:rFonts w:cs="Calibri"/>
-          <w:szCs w:val="22"/>
-        </w:rPr>
-        <w:t>• C+ = C Augmented</w:t>
+        <w:t>**رموز الكوردات ‏(Chord Symbols)‏</w:t>
+        <w:br/>
+        <w:t>- C = C Major</w:t>
+        <w:br/>
+        <w:t>- Cm = C Minor</w:t>
+        <w:br/>
+        <w:t>- C° = C Diminished</w:t>
+        <w:br/>
+        <w:t>- C+ = C Augmented</w:t>
       </w:r>
     </w:p>
     <w:p>
@@ -10877,66 +9806,20 @@
       <w:r>
         <w:rPr>
           <w:rFonts w:ascii="Calibri" w:hAnsi="Calibri"/>
-          <w:b/>
-          <w:color w:val="333333"/>
+          <w:b w:val="0"/>
           <w:sz w:val="22"/>
           <w:rtl w:val="1"/>
           <w:rFonts w:cs="Calibri"/>
           <w:szCs w:val="22"/>
         </w:rPr>
-        <w:t>تمرين 1: كتابة الأرباع ‏(10 دقائق)‏</w:t>
-      </w:r>
-    </w:p>
-    <w:p>
-      <w:pPr>
-        <w:bidi w:val="1"/>
-        <w:jc w:val="right"/>
-        <w:textDirection w:val="lrTb"/>
-      </w:pPr>
-      <w:r>
-        <w:rPr>
-          <w:rFonts w:ascii="Calibri" w:hAnsi="Calibri"/>
-          <w:sz w:val="22"/>
-          <w:rtl w:val="1"/>
-          <w:rFonts w:cs="Calibri"/>
-          <w:szCs w:val="22"/>
-        </w:rPr>
-        <w:t>Sibelius → Treble Clef → 2/4</w:t>
-      </w:r>
-    </w:p>
-    <w:p>
-      <w:pPr>
-        <w:bidi w:val="1"/>
-        <w:jc w:val="right"/>
-        <w:textDirection w:val="lrTb"/>
-      </w:pPr>
-      <w:r>
-        <w:rPr>
-          <w:rFonts w:ascii="Calibri" w:hAnsi="Calibri"/>
-          <w:sz w:val="22"/>
-          <w:rtl w:val="1"/>
-          <w:rFonts w:cs="Calibri"/>
-          <w:szCs w:val="22"/>
-        </w:rPr>
-        <w:t>اكتب الأرباع من C:</w:t>
-      </w:r>
-    </w:p>
-    <w:p>
-      <w:pPr>
-        <w:bidi w:val="1"/>
-        <w:jc w:val="right"/>
-        <w:textDirection w:val="lrTb"/>
-        <w:shd w:fill="F5F5F5" w:val="clear"/>
-      </w:pPr>
-      <w:r>
-        <w:rPr>
-          <w:rFonts w:ascii="Courier New" w:hAnsi="Courier New"/>
-          <w:color w:val="333333"/>
-          <w:sz w:val="18"/>
-          <w:rtl w:val="1"/>
-          <w:rFonts w:cs="Calibri"/>
-          <w:szCs w:val="18"/>
-        </w:rPr>
+        <w:t>**تمرين 1: كتابة الأرباع ‏(10 دقائق)‏</w:t>
+        <w:br/>
+        <w:t>1. Sibelius → Treble Clef → 2/4</w:t>
+        <w:br/>
+        <w:t>2. اكتب الأرباع من C:</w:t>
+        <w:br/>
+        <w:t>```</w:t>
+        <w:br/>
         <w:t>مازورة 1: C ‏(Noire)‏ | D ‏(Noire)‏ |  ‏(C→D = Second)‏</w:t>
         <w:br/>
         <w:t>مازورة 2: C ‏(Noire)‏ | E ‏(Noire)‏ |  ‏(C→E = Third)‏</w:t>
@@ -10950,6 +9833,8 @@
         <w:t>مازورة 6: C ‏(Noire)‏ | B ‏(Noire)‏ |  ‏(C→B = Seventh)‏</w:t>
         <w:br/>
         <w:t>مازورة 7: C ‏(Noire)‏ | C' ‏(Noire)‏ |  ‏(C→C' = Octave)‏</w:t>
+        <w:br/>
+        <w:t>```</w:t>
       </w:r>
     </w:p>
     <w:p>
@@ -10961,49 +9846,18 @@
       <w:r>
         <w:rPr>
           <w:rFonts w:ascii="Calibri" w:hAnsi="Calibri"/>
-          <w:b/>
-          <w:color w:val="333333"/>
+          <w:b w:val="0"/>
           <w:sz w:val="22"/>
           <w:rtl w:val="1"/>
           <w:rFonts w:cs="Calibri"/>
           <w:szCs w:val="22"/>
         </w:rPr>
-        <w:t>تمرين 2: ثلاثيات العجم ‏(10 دقائق)‏</w:t>
-      </w:r>
-    </w:p>
-    <w:p>
-      <w:pPr>
-        <w:bidi w:val="1"/>
-        <w:jc w:val="right"/>
-        <w:textDirection w:val="lrTb"/>
-      </w:pPr>
-      <w:r>
-        <w:rPr>
-          <w:rFonts w:ascii="Calibri" w:hAnsi="Calibri"/>
-          <w:sz w:val="22"/>
-          <w:rtl w:val="1"/>
-          <w:rFonts w:cs="Calibri"/>
-          <w:szCs w:val="22"/>
-        </w:rPr>
-        <w:t>اكتب ثلاثيات سلم العجم:</w:t>
-      </w:r>
-    </w:p>
-    <w:p>
-      <w:pPr>
-        <w:bidi w:val="1"/>
-        <w:jc w:val="right"/>
-        <w:textDirection w:val="lrTb"/>
-        <w:shd w:fill="F5F5F5" w:val="clear"/>
-      </w:pPr>
-      <w:r>
-        <w:rPr>
-          <w:rFonts w:ascii="Courier New" w:hAnsi="Courier New"/>
-          <w:color w:val="333333"/>
-          <w:sz w:val="18"/>
-          <w:rtl w:val="1"/>
-          <w:rFonts w:cs="Calibri"/>
-          <w:szCs w:val="18"/>
-        </w:rPr>
+        <w:t>**تمرين 2: ثلاثيات العجم ‏(10 دقائق)‏</w:t>
+        <w:br/>
+        <w:t>1. اكتب ثلاثيات سلم العجم:</w:t>
+        <w:br/>
+        <w:t>```</w:t>
+        <w:br/>
         <w:t>مازورة 1: C E G ‏(Blanche كل نوتة)‏ | ‏(ثلاثي C Major - درجة I)‏</w:t>
         <w:br/>
         <w:t>مازورة 2: D F A ‏(Blanche)‏ | ‏(ثلاثي D Minor - درجة ii)‏</w:t>
@@ -11017,6 +9871,8 @@
         <w:t>مازورة 6: A C E ‏(Blanche)‏ | ‏(ثلاثي A Minor - درجة vi)‏</w:t>
         <w:br/>
         <w:t>مازورة 7: B D F ‏(Blanche)‏ | ‏(ثلاثي B Dim - درجة vii°)‏</w:t>
+        <w:br/>
+        <w:t>```</w:t>
       </w:r>
     </w:p>
     <w:p>
@@ -11049,13 +9905,24 @@
         <w:rPr>
           <w:rFonts w:ascii="Calibri" w:hAnsi="Calibri"/>
           <w:b/>
-          <w:color w:val="333333"/>
           <w:sz w:val="22"/>
           <w:rtl w:val="1"/>
           <w:rFonts w:cs="Calibri"/>
           <w:szCs w:val="22"/>
         </w:rPr>
-        <w:t>تمرين 3: Chord Symbols ‏(5 دقائق)‏</w:t>
+        <w:t>**تمرين 3: Chord Symbols ‏(5 دقائق)‏</w:t>
+        <w:br/>
+        <w:t>1. حدد أول ثلاثي ‏(C E G)‏</w:t>
+        <w:br/>
+        <w:t>2. Tab: Text → Chord Symbol ‏(أو Ctrl+K)‏</w:t>
+        <w:br/>
+        <w:t>3. اكتب: C</w:t>
+        <w:br/>
+        <w:t>4. للثلاثي التالي: Dm</w:t>
+        <w:br/>
+        <w:t>5. للثلاثي الثالث: Em</w:t>
+        <w:br/>
+        <w:t>6. للثلاثي الرابع: F</w:t>
       </w:r>
     </w:p>
     <w:p>
@@ -11067,134 +9934,16 @@
       <w:r>
         <w:rPr>
           <w:rFonts w:ascii="Calibri" w:hAnsi="Calibri"/>
+          <w:b w:val="0"/>
           <w:sz w:val="22"/>
           <w:rtl w:val="1"/>
           <w:rFonts w:cs="Calibri"/>
           <w:szCs w:val="22"/>
         </w:rPr>
-        <w:t>حدد أول ثلاثي ‏(C E G)‏</w:t>
-      </w:r>
-    </w:p>
-    <w:p>
-      <w:pPr>
-        <w:bidi w:val="1"/>
-        <w:jc w:val="right"/>
-        <w:textDirection w:val="lrTb"/>
-      </w:pPr>
-      <w:r>
-        <w:rPr>
-          <w:rFonts w:ascii="Calibri" w:hAnsi="Calibri"/>
-          <w:sz w:val="22"/>
-          <w:rtl w:val="1"/>
-          <w:rFonts w:cs="Calibri"/>
-          <w:szCs w:val="22"/>
-        </w:rPr>
-        <w:t>Tab: Text → Chord Symbol ‏(أو Ctrl+K)‏</w:t>
-      </w:r>
-    </w:p>
-    <w:p>
-      <w:pPr>
-        <w:bidi w:val="1"/>
-        <w:jc w:val="right"/>
-        <w:textDirection w:val="lrTb"/>
-      </w:pPr>
-      <w:r>
-        <w:rPr>
-          <w:rFonts w:ascii="Calibri" w:hAnsi="Calibri"/>
-          <w:sz w:val="22"/>
-          <w:rtl w:val="1"/>
-          <w:rFonts w:cs="Calibri"/>
-          <w:szCs w:val="22"/>
-        </w:rPr>
-        <w:t>اكتب: C</w:t>
-      </w:r>
-    </w:p>
-    <w:p>
-      <w:pPr>
-        <w:bidi w:val="1"/>
-        <w:jc w:val="right"/>
-        <w:textDirection w:val="lrTb"/>
-      </w:pPr>
-      <w:r>
-        <w:rPr>
-          <w:rFonts w:ascii="Calibri" w:hAnsi="Calibri"/>
-          <w:sz w:val="22"/>
-          <w:rtl w:val="1"/>
-          <w:rFonts w:cs="Calibri"/>
-          <w:szCs w:val="22"/>
-        </w:rPr>
-        <w:t>للثلاثي التالي: Dm</w:t>
-      </w:r>
-    </w:p>
-    <w:p>
-      <w:pPr>
-        <w:bidi w:val="1"/>
-        <w:jc w:val="right"/>
-        <w:textDirection w:val="lrTb"/>
-      </w:pPr>
-      <w:r>
-        <w:rPr>
-          <w:rFonts w:ascii="Calibri" w:hAnsi="Calibri"/>
-          <w:sz w:val="22"/>
-          <w:rtl w:val="1"/>
-          <w:rFonts w:cs="Calibri"/>
-          <w:szCs w:val="22"/>
-        </w:rPr>
-        <w:t>للثلاثي الثالث: Em</w:t>
-      </w:r>
-    </w:p>
-    <w:p>
-      <w:pPr>
-        <w:bidi w:val="1"/>
-        <w:jc w:val="right"/>
-        <w:textDirection w:val="lrTb"/>
-      </w:pPr>
-      <w:r>
-        <w:rPr>
-          <w:rFonts w:ascii="Calibri" w:hAnsi="Calibri"/>
-          <w:sz w:val="22"/>
-          <w:rtl w:val="1"/>
-          <w:rFonts w:cs="Calibri"/>
-          <w:szCs w:val="22"/>
-        </w:rPr>
-        <w:t>للثلاثي الرابع: F</w:t>
-      </w:r>
-    </w:p>
-    <w:p>
-      <w:pPr>
-        <w:bidi w:val="1"/>
-        <w:jc w:val="right"/>
-        <w:textDirection w:val="lrTb"/>
-      </w:pPr>
-      <w:r>
-        <w:rPr>
-          <w:rFonts w:ascii="Calibri" w:hAnsi="Calibri"/>
-          <w:b/>
-          <w:color w:val="333333"/>
-          <w:sz w:val="22"/>
-          <w:rtl w:val="1"/>
-          <w:rFonts w:cs="Calibri"/>
-          <w:szCs w:val="22"/>
-        </w:rPr>
-        <w:t>تمرين 4: لحن مع كوردات ‏(5 دقائق)‏</w:t>
-      </w:r>
-    </w:p>
-    <w:p>
-      <w:pPr>
-        <w:bidi w:val="1"/>
-        <w:jc w:val="right"/>
-        <w:textDirection w:val="lrTb"/>
-        <w:shd w:fill="F5F5F5" w:val="clear"/>
-      </w:pPr>
-      <w:r>
-        <w:rPr>
-          <w:rFonts w:ascii="Courier New" w:hAnsi="Courier New"/>
-          <w:color w:val="333333"/>
-          <w:sz w:val="18"/>
-          <w:rtl w:val="1"/>
-          <w:rFonts w:cs="Calibri"/>
-          <w:szCs w:val="18"/>
-        </w:rPr>
+        <w:t>**تمرين 4: لحن مع كوردات ‏(5 دقائق)‏</w:t>
+        <w:br/>
+        <w:t>```</w:t>
+        <w:br/>
         <w:t>مازورة 1: | C ‏(Noire)‏ | E ‏(Noire)‏ |  ‏(C Major - كورد C)‏</w:t>
         <w:br/>
         <w:t>مازورة 2: | G ‏(Noire)‏ | C ‏(Noire)‏ |  ‏(C Major - كورد C)‏</w:t>
@@ -11204,6 +9953,8 @@
         <w:t>مازورة 4: | A ‏(Noire)‏ | D ‏(Noire)‏ |  ‏(D Minor - كورد Dm)‏</w:t>
         <w:br/>
         <w:t>مازورة 5-8: كرر</w:t>
+        <w:br/>
+        <w:t>```</w:t>
       </w:r>
     </w:p>
     <w:p>
@@ -12332,14 +11083,19 @@
       <w:r>
         <w:rPr>
           <w:rFonts w:ascii="Calibri" w:hAnsi="Calibri"/>
-          <w:b/>
-          <w:color w:val="333333"/>
+          <w:b w:val="0"/>
           <w:sz w:val="22"/>
           <w:rtl w:val="1"/>
           <w:rFonts w:cs="Calibri"/>
           <w:szCs w:val="22"/>
         </w:rPr>
-        <w:t>هيكل اللحن ‏(Melody Structure)‏</w:t>
+        <w:t>**هيكل اللحن ‏(Melody Structure)‏</w:t>
+        <w:br/>
+        <w:t>- المقدمة ‏(Introduction)‏: 4 مازورات، تقديم المقام</w:t>
+        <w:br/>
+        <w:t>- الموضوع ‏(Theme)‏: 8 مازورات، الفكرة الرئيسية</w:t>
+        <w:br/>
+        <w:t>- الخاتمة ‏(Coda)‏: 4 مازورات، إنهاء</w:t>
       </w:r>
     </w:p>
     <w:p>
@@ -12351,12 +11107,21 @@
       <w:r>
         <w:rPr>
           <w:rFonts w:ascii="Calibri" w:hAnsi="Calibri"/>
+          <w:b w:val="0"/>
           <w:sz w:val="22"/>
           <w:rtl w:val="1"/>
           <w:rFonts w:cs="Calibri"/>
           <w:szCs w:val="22"/>
         </w:rPr>
-        <w:t>• المقدمة ‏(Introduction)‏: 4 مازورات، تقديم المقام</w:t>
+        <w:t>**خط سير اللحن</w:t>
+        <w:br/>
+        <w:t>```</w:t>
+        <w:br/>
+        <w:t>مقدمة → موضوع → إعادة → خاتمة</w:t>
+        <w:br/>
+        <w:t xml:space="preserve">  ‏(4)‏     ‏(8)‏     ‏(8)‏     ‏(4)‏</w:t>
+        <w:br/>
+        <w:t>```</w:t>
       </w:r>
     </w:p>
     <w:p>
@@ -12368,122 +11133,17 @@
       <w:r>
         <w:rPr>
           <w:rFonts w:ascii="Calibri" w:hAnsi="Calibri"/>
+          <w:b w:val="0"/>
           <w:sz w:val="22"/>
           <w:rtl w:val="1"/>
           <w:rFonts w:cs="Calibri"/>
           <w:szCs w:val="22"/>
         </w:rPr>
-        <w:t>• الموضوع ‏(Theme)‏: 8 مازورات، الفكرة الرئيسية</w:t>
-      </w:r>
-    </w:p>
-    <w:p>
-      <w:pPr>
-        <w:bidi w:val="1"/>
-        <w:jc w:val="right"/>
-        <w:textDirection w:val="lrTb"/>
-      </w:pPr>
-      <w:r>
-        <w:rPr>
-          <w:rFonts w:ascii="Calibri" w:hAnsi="Calibri"/>
-          <w:sz w:val="22"/>
-          <w:rtl w:val="1"/>
-          <w:rFonts w:cs="Calibri"/>
-          <w:szCs w:val="22"/>
-        </w:rPr>
-        <w:t>• الخاتمة ‏(Coda)‏: 4 مازورات، إنهاء</w:t>
-      </w:r>
-    </w:p>
-    <w:p>
-      <w:pPr>
-        <w:bidi w:val="1"/>
-        <w:jc w:val="right"/>
-        <w:textDirection w:val="lrTb"/>
-      </w:pPr>
-      <w:r>
-        <w:rPr>
-          <w:rFonts w:ascii="Calibri" w:hAnsi="Calibri"/>
-          <w:b/>
-          <w:color w:val="333333"/>
-          <w:sz w:val="22"/>
-          <w:rtl w:val="1"/>
-          <w:rFonts w:cs="Calibri"/>
-          <w:szCs w:val="22"/>
-        </w:rPr>
-        <w:t>خط سير اللحن</w:t>
-      </w:r>
-    </w:p>
-    <w:p>
-      <w:pPr>
-        <w:bidi w:val="1"/>
-        <w:jc w:val="right"/>
-        <w:textDirection w:val="lrTb"/>
-        <w:shd w:fill="F5F5F5" w:val="clear"/>
-      </w:pPr>
-      <w:r>
-        <w:rPr>
-          <w:rFonts w:ascii="Courier New" w:hAnsi="Courier New"/>
-          <w:color w:val="333333"/>
-          <w:sz w:val="18"/>
-          <w:rtl w:val="1"/>
-          <w:rFonts w:cs="Calibri"/>
-          <w:szCs w:val="18"/>
-        </w:rPr>
-        <w:t>مقدمة → موضوع → إعادة → خاتمة</w:t>
+        <w:t>**Repeat Signs في Sibelius</w:t>
         <w:br/>
-        <w:t xml:space="preserve">  ‏(4)‏     ‏(8)‏     ‏(8)‏     ‏(4)‏</w:t>
-      </w:r>
-    </w:p>
-    <w:p>
-      <w:pPr>
-        <w:bidi w:val="1"/>
-        <w:jc w:val="right"/>
-        <w:textDirection w:val="lrTb"/>
-      </w:pPr>
-      <w:r>
-        <w:rPr>
-          <w:rFonts w:ascii="Calibri" w:hAnsi="Calibri"/>
-          <w:b/>
-          <w:color w:val="333333"/>
-          <w:sz w:val="22"/>
-          <w:rtl w:val="1"/>
-          <w:rFonts w:cs="Calibri"/>
-          <w:szCs w:val="22"/>
-        </w:rPr>
-        <w:t>Repeat Signs في Sibelius</w:t>
-      </w:r>
-    </w:p>
-    <w:p>
-      <w:pPr>
-        <w:bidi w:val="1"/>
-        <w:jc w:val="right"/>
-        <w:textDirection w:val="lrTb"/>
-      </w:pPr>
-      <w:r>
-        <w:rPr>
-          <w:rFonts w:ascii="Calibri" w:hAnsi="Calibri"/>
-          <w:sz w:val="22"/>
-          <w:rtl w:val="1"/>
-          <w:rFonts w:cs="Calibri"/>
-          <w:szCs w:val="22"/>
-        </w:rPr>
-        <w:t>• |: :| ‏(تكرار المقطع)‏</w:t>
-      </w:r>
-    </w:p>
-    <w:p>
-      <w:pPr>
-        <w:bidi w:val="1"/>
-        <w:jc w:val="right"/>
-        <w:textDirection w:val="lrTb"/>
-      </w:pPr>
-      <w:r>
-        <w:rPr>
-          <w:rFonts w:ascii="Calibri" w:hAnsi="Calibri"/>
-          <w:sz w:val="22"/>
-          <w:rtl w:val="1"/>
-          <w:rFonts w:cs="Calibri"/>
-          <w:szCs w:val="22"/>
-        </w:rPr>
-        <w:t>• 1st Ending, 2nd Ending ‏(نهايات مختلفة)‏</w:t>
+        <w:t>- |: :| ‏(تكرار المقطع)‏</w:t>
+        <w:br/>
+        <w:t>- 1st Ending, 2nd Ending ‏(نهايات مختلفة)‏</w:t>
       </w:r>
     </w:p>
     <w:p>
@@ -12514,14 +11174,23 @@
       <w:r>
         <w:rPr>
           <w:rFonts w:ascii="Calibri" w:hAnsi="Calibri"/>
-          <w:b/>
-          <w:color w:val="333333"/>
+          <w:b w:val="0"/>
           <w:sz w:val="22"/>
           <w:rtl w:val="1"/>
           <w:rFonts w:cs="Calibri"/>
           <w:szCs w:val="22"/>
         </w:rPr>
-        <w:t>تمرين 1: إعداد النوتة ‏(5 دقائق)‏</w:t>
+        <w:t>**تمرين 1: إعداد النوتة ‏(5 دقائق)‏</w:t>
+        <w:br/>
+        <w:t>1. Sibelius → Treble Clef → 4/4 → Key Signature = C Major</w:t>
+        <w:br/>
+        <w:t>2. أضف عنوان: "لحن عجم - Ajam Melody"</w:t>
+        <w:br/>
+        <w:t xml:space="preserve">   - Tab: Text → Title</w:t>
+        <w:br/>
+        <w:t>3. أضف اسم الملحن: "Your Name"</w:t>
+        <w:br/>
+        <w:t>4. أضف إيقاع ‏(Tempo)‏: Moderato = 100 BPM</w:t>
       </w:r>
     </w:p>
     <w:p>
@@ -12533,301 +11202,17 @@
       <w:r>
         <w:rPr>
           <w:rFonts w:ascii="Calibri" w:hAnsi="Calibri"/>
+          <w:b w:val="0"/>
           <w:sz w:val="22"/>
           <w:rtl w:val="1"/>
           <w:rFonts w:cs="Calibri"/>
           <w:szCs w:val="22"/>
         </w:rPr>
-        <w:t>Sibelius → Treble Clef → 4/4 → Key Signature = C Major</w:t>
-      </w:r>
-    </w:p>
-    <w:p>
-      <w:pPr>
-        <w:bidi w:val="1"/>
-        <w:jc w:val="right"/>
-        <w:textDirection w:val="lrTb"/>
-      </w:pPr>
-      <w:r>
-        <w:rPr>
-          <w:rFonts w:ascii="Calibri" w:hAnsi="Calibri"/>
-          <w:sz w:val="22"/>
-          <w:rtl w:val="1"/>
-          <w:rFonts w:cs="Calibri"/>
-          <w:szCs w:val="22"/>
-        </w:rPr>
-        <w:t>أضف عنوان: "لحن عجم - Ajam Melody"</w:t>
-      </w:r>
-    </w:p>
-    <w:p>
-      <w:pPr>
-        <w:bidi w:val="1"/>
-        <w:jc w:val="right"/>
-        <w:textDirection w:val="lrTb"/>
-      </w:pPr>
-      <w:r>
-        <w:rPr>
-          <w:rFonts w:ascii="Calibri" w:hAnsi="Calibri"/>
-          <w:sz w:val="22"/>
-          <w:rtl w:val="1"/>
-          <w:rFonts w:cs="Calibri"/>
-          <w:szCs w:val="22"/>
-        </w:rPr>
-        <w:t>• Tab: Text → Title</w:t>
-      </w:r>
-    </w:p>
-    <w:p>
-      <w:pPr>
-        <w:bidi w:val="1"/>
-        <w:jc w:val="right"/>
-        <w:textDirection w:val="lrTb"/>
-      </w:pPr>
-      <w:r>
-        <w:rPr>
-          <w:rFonts w:ascii="Calibri" w:hAnsi="Calibri"/>
-          <w:sz w:val="22"/>
-          <w:rtl w:val="1"/>
-          <w:rFonts w:cs="Calibri"/>
-          <w:szCs w:val="22"/>
-        </w:rPr>
-        <w:t>أضف اسم الملحن: "Your Name"</w:t>
-      </w:r>
-    </w:p>
-    <w:p>
-      <w:pPr>
-        <w:bidi w:val="1"/>
-        <w:jc w:val="right"/>
-        <w:textDirection w:val="lrTb"/>
-      </w:pPr>
-      <w:r>
-        <w:rPr>
-          <w:rFonts w:ascii="Calibri" w:hAnsi="Calibri"/>
-          <w:sz w:val="22"/>
-          <w:rtl w:val="1"/>
-          <w:rFonts w:cs="Calibri"/>
-          <w:szCs w:val="22"/>
-        </w:rPr>
-        <w:t>أضف إيقاع ‏(Tempo)‏: Moderato = 100 BPM</w:t>
-      </w:r>
-    </w:p>
-    <w:p>
-      <w:pPr>
-        <w:bidi w:val="1"/>
-        <w:jc w:val="right"/>
-        <w:textDirection w:val="lrTb"/>
-      </w:pPr>
-      <w:r>
-        <w:rPr>
-          <w:rFonts w:ascii="Calibri" w:hAnsi="Calibri"/>
-          <w:b/>
-          <w:color w:val="333333"/>
-          <w:sz w:val="22"/>
-          <w:rtl w:val="1"/>
-          <w:rFonts w:cs="Calibri"/>
-          <w:szCs w:val="22"/>
-        </w:rPr>
-        <w:t>تمرين 2: كتابة المقدمة ‏(8 دقائق)‏</w:t>
-      </w:r>
-    </w:p>
-    <w:p>
-      <w:pPr>
-        <w:bidi w:val="1"/>
-        <w:jc w:val="right"/>
-        <w:textDirection w:val="lrTb"/>
-        <w:shd w:fill="F5F5F5" w:val="clear"/>
-      </w:pPr>
-      <w:r>
-        <w:rPr>
-          <w:rFonts w:ascii="Courier New" w:hAnsi="Courier New"/>
-          <w:color w:val="333333"/>
-          <w:sz w:val="18"/>
-          <w:rtl w:val="1"/>
-          <w:rFonts w:cs="Calibri"/>
-          <w:szCs w:val="18"/>
-        </w:rPr>
+        <w:t>**تمرين 2: كتابة المقدمة ‏(8 دقائق)‏</w:t>
+        <w:br/>
+        <w:t>```</w:t>
+        <w:br/>
         <w:t>مازورة 1-4 ‏(مقسوم - على C)‏:</w:t>
-        <w:br/>
-        <w:t>| C - C E | G - G C | ‏(مقسوم خفيف)‏</w:t>
-        <w:br/>
-        <w:t>| E D C - | G - G C |</w:t>
-      </w:r>
-    </w:p>
-    <w:p>
-      <w:pPr>
-        <w:bidi w:val="1"/>
-        <w:jc w:val="right"/>
-        <w:textDirection w:val="lrTb"/>
-      </w:pPr>
-      <w:r>
-        <w:rPr>
-          <w:rFonts w:ascii="Calibri" w:hAnsi="Calibri"/>
-          <w:b/>
-          <w:color w:val="333333"/>
-          <w:sz w:val="22"/>
-          <w:rtl w:val="1"/>
-          <w:rFonts w:cs="Calibri"/>
-          <w:szCs w:val="22"/>
-        </w:rPr>
-        <w:t>تمرين 3: الموضوع الرئيسي ‏(10 دقائق)‏</w:t>
-      </w:r>
-    </w:p>
-    <w:p>
-      <w:pPr>
-        <w:bidi w:val="1"/>
-        <w:jc w:val="right"/>
-        <w:textDirection w:val="lrTb"/>
-        <w:shd w:fill="F5F5F5" w:val="clear"/>
-      </w:pPr>
-      <w:r>
-        <w:rPr>
-          <w:rFonts w:ascii="Courier New" w:hAnsi="Courier New"/>
-          <w:color w:val="333333"/>
-          <w:sz w:val="18"/>
-          <w:rtl w:val="1"/>
-          <w:rFonts w:cs="Calibri"/>
-          <w:szCs w:val="18"/>
-        </w:rPr>
-        <w:t>مازورة 5-12 ‏(جورجينا - C Major)‏:</w:t>
-        <w:br/>
-        <w:t>| C E G C | B A G E | ‏(لحن صاعد)‏</w:t>
-        <w:br/>
-        <w:t>| F F F F | G G G G |</w:t>
-        <w:br/>
-        <w:t>| C E G E | C D E F |</w:t>
-        <w:br/>
-        <w:t>| G G G - | C C C - |</w:t>
-      </w:r>
-    </w:p>
-    <w:p>
-      <w:pPr>
-        <w:bidi w:val="1"/>
-        <w:jc w:val="right"/>
-        <w:textDirection w:val="lrTb"/>
-      </w:pPr>
-      <w:r>
-        <w:rPr>
-          <w:rFonts w:ascii="Calibri" w:hAnsi="Calibri"/>
-          <w:b/>
-          <w:color w:val="333333"/>
-          <w:sz w:val="22"/>
-          <w:rtl w:val="1"/>
-          <w:rFonts w:cs="Calibri"/>
-          <w:szCs w:val="22"/>
-        </w:rPr>
-        <w:t>تمرين 4: إضافة التكرار ‏(5 دقائق)‏</w:t>
-      </w:r>
-    </w:p>
-    <w:p>
-      <w:pPr>
-        <w:bidi w:val="1"/>
-        <w:jc w:val="right"/>
-        <w:textDirection w:val="lrTb"/>
-      </w:pPr>
-      <w:r>
-        <w:rPr>
-          <w:rFonts w:ascii="Calibri" w:hAnsi="Calibri"/>
-          <w:sz w:val="22"/>
-          <w:rtl w:val="1"/>
-          <w:rFonts w:cs="Calibri"/>
-          <w:szCs w:val="22"/>
-        </w:rPr>
-        <w:t>حدد المازورات 5-12</w:t>
-      </w:r>
-    </w:p>
-    <w:p>
-      <w:pPr>
-        <w:bidi w:val="1"/>
-        <w:jc w:val="right"/>
-        <w:textDirection w:val="lrTb"/>
-      </w:pPr>
-      <w:r>
-        <w:rPr>
-          <w:rFonts w:ascii="Calibri" w:hAnsi="Calibri"/>
-          <w:sz w:val="22"/>
-          <w:rtl w:val="1"/>
-          <w:rFonts w:cs="Calibri"/>
-          <w:szCs w:val="22"/>
-        </w:rPr>
-        <w:t>Tab: Notations → Barline → Repeat ‏(Left)‏ |:</w:t>
-      </w:r>
-    </w:p>
-    <w:p>
-      <w:pPr>
-        <w:bidi w:val="1"/>
-        <w:jc w:val="right"/>
-        <w:textDirection w:val="lrTb"/>
-      </w:pPr>
-      <w:r>
-        <w:rPr>
-          <w:rFonts w:ascii="Calibri" w:hAnsi="Calibri"/>
-          <w:sz w:val="22"/>
-          <w:rtl w:val="1"/>
-          <w:rFonts w:cs="Calibri"/>
-          <w:szCs w:val="22"/>
-        </w:rPr>
-        <w:t>ضع Repeat ‏(Right)‏ :| في نهاية المازورة 12</w:t>
-      </w:r>
-    </w:p>
-    <w:p>
-      <w:pPr>
-        <w:bidi w:val="1"/>
-        <w:jc w:val="right"/>
-        <w:textDirection w:val="lrTb"/>
-      </w:pPr>
-      <w:r>
-        <w:rPr>
-          <w:rFonts w:ascii="Calibri" w:hAnsi="Calibri"/>
-          <w:b/>
-          <w:color w:val="333333"/>
-          <w:sz w:val="22"/>
-          <w:rtl w:val="1"/>
-          <w:rFonts w:cs="Calibri"/>
-          <w:szCs w:val="22"/>
-        </w:rPr>
-        <w:t>تمرين 5: الخاتمة والديناميكيات ‏(2 دقائق)‏</w:t>
-      </w:r>
-    </w:p>
-    <w:p>
-      <w:pPr>
-        <w:bidi w:val="1"/>
-        <w:jc w:val="right"/>
-        <w:textDirection w:val="lrTb"/>
-        <w:shd w:fill="F5F5F5" w:val="clear"/>
-      </w:pPr>
-      <w:r>
-        <w:rPr>
-          <w:rFonts w:ascii="Courier New" w:hAnsi="Courier New"/>
-          <w:color w:val="333333"/>
-          <w:sz w:val="18"/>
-          <w:rtl w:val="1"/>
-          <w:rFonts w:cs="Calibri"/>
-          <w:szCs w:val="18"/>
-        </w:rPr>
-        <w:t>مازورة 13-16:</w:t>
-        <w:br/>
-        <w:t>| C ‏(Noire)‏ E ‏(Noire)‏ | G ‏(Blanche)‏ | ‏(f - قوي)‏</w:t>
-        <w:br/>
-        <w:t>| C B A G | F E D C | ‏(Diminuendo)‏</w:t>
-        <w:br/>
-        <w:t>| C ‏(Ronde)‏ | ‏(Whole Rest)‏ | ‏(p - هادئ، مع Fermata)‏</w:t>
-      </w:r>
-    </w:p>
-    <w:p>
-      <w:pPr>
-        <w:jc w:val="right"/>
-        <w:bidi w:val="1"/>
-        <w:textDirection w:val="lrTb"/>
-      </w:pPr>
-      <w:r>
-        <w:rPr>
-          <w:rFonts w:ascii="Calibri" w:hAnsi="Calibri"/>
-          <w:b/>
-          <w:color w:val="34497E"/>
-          <w:sz w:val="28"/>
-          <w:rtl w:val="1"/>
-          <w:rFonts w:cs="Calibri"/>
-          <w:szCs w:val="28"/>
-        </w:rPr>
-        <w:t>3. اختصارات Sibelius ‏(5 min)‏</w:t>
       </w:r>
     </w:p>
     <w:tbl>
@@ -12872,7 +11257,7 @@
                 <w:rFonts w:cs="Calibri"/>
                 <w:szCs w:val="18"/>
               </w:rPr>
-              <w:t>#</w:t>
+              <w:t>C - C E</w:t>
             </w:r>
           </w:p>
         </w:tc>
@@ -12898,7 +11283,7 @@
                 <w:rFonts w:cs="Calibri"/>
                 <w:szCs w:val="18"/>
               </w:rPr>
-              <w:t>الاختصار</w:t>
+              <w:t>G - G C</w:t>
             </w:r>
           </w:p>
         </w:tc>
@@ -12924,7 +11309,7 @@
                 <w:rFonts w:cs="Calibri"/>
                 <w:szCs w:val="18"/>
               </w:rPr>
-              <w:t>الوظيفة</w:t>
+              <w:t>‏(مقسوم خفيف)‏</w:t>
             </w:r>
           </w:p>
         </w:tc>
@@ -12949,7 +11334,7 @@
                 <w:rFonts w:cs="Calibri"/>
                 <w:szCs w:val="18"/>
               </w:rPr>
-              <w:t>1</w:t>
+              <w:t>E D C -</w:t>
             </w:r>
           </w:p>
         </w:tc>
@@ -12972,7 +11357,176 @@
                 <w:rFonts w:cs="Calibri"/>
                 <w:szCs w:val="18"/>
               </w:rPr>
-              <w:t>Ctrl+Shift+R</w:t>
+              <w:t>G - G C</w:t>
+            </w:r>
+          </w:p>
+        </w:tc>
+        <w:tc>
+          <w:tcPr>
+            <w:tcW w:type="dxa" w:w="3024"/>
+          </w:tcPr>
+          <w:p/>
+        </w:tc>
+      </w:tr>
+    </w:tbl>
+    <w:p>
+      <w:pPr>
+        <w:bidi w:val="1"/>
+        <w:jc w:val="right"/>
+        <w:textDirection w:val="lrTb"/>
+        <w:shd w:fill="F5F5F5" w:val="clear"/>
+      </w:pPr>
+      <w:r>
+        <w:rPr>
+          <w:rFonts w:ascii="Courier New" w:hAnsi="Courier New"/>
+          <w:color w:val="333333"/>
+          <w:sz w:val="18"/>
+          <w:rtl w:val="1"/>
+          <w:rFonts w:cs="Calibri"/>
+          <w:szCs w:val="18"/>
+        </w:rPr>
+        <w:br/>
+        <w:t>**تمرين 3: الموضوع الرئيسي ‏(10 دقائق)‏</w:t>
+      </w:r>
+    </w:p>
+    <w:p>
+      <w:pPr>
+        <w:bidi w:val="1"/>
+        <w:jc w:val="right"/>
+        <w:textDirection w:val="lrTb"/>
+      </w:pPr>
+      <w:r>
+        <w:rPr>
+          <w:rFonts w:ascii="Calibri" w:hAnsi="Calibri"/>
+          <w:b w:val="0"/>
+          <w:sz w:val="22"/>
+          <w:rtl w:val="1"/>
+          <w:rFonts w:cs="Calibri"/>
+          <w:szCs w:val="22"/>
+        </w:rPr>
+        <w:t>مازورة 5-12 ‏(جورجينا - C Major)‏:</w:t>
+      </w:r>
+    </w:p>
+    <w:tbl>
+      <w:tblPr>
+        <w:tblW w:type="auto" w:w="0"/>
+        <w:jc w:val="center"/>
+        <w:tblLook w:firstColumn="1" w:firstRow="1" w:lastColumn="0" w:lastRow="0" w:noHBand="0" w:noVBand="1" w:val="04A0"/>
+        <w:tblBorders>
+          <w:top w:val="single" w:sz="4" w:space="0" w:color="2C3E6B"/>
+          <w:left w:val="single" w:sz="4" w:space="0" w:color="2C3E6B"/>
+          <w:bottom w:val="single" w:sz="4" w:space="0" w:color="2C3E6B"/>
+          <w:right w:val="single" w:sz="4" w:space="0" w:color="2C3E6B"/>
+          <w:insideH w:val="single" w:sz="4" w:space="0" w:color="2C3E6B"/>
+          <w:insideV w:val="single" w:sz="4" w:space="0" w:color="2C3E6B"/>
+        </w:tblBorders>
+      </w:tblPr>
+      <w:tblGrid>
+        <w:gridCol w:w="3024"/>
+        <w:gridCol w:w="3024"/>
+        <w:gridCol w:w="3024"/>
+      </w:tblGrid>
+      <w:tr>
+        <w:tc>
+          <w:tcPr>
+            <w:tcW w:type="dxa" w:w="3024"/>
+            <w:shd w:fill="2C3E6B" w:val="clear"/>
+          </w:tcPr>
+          <w:p>
+            <w:pPr>
+              <w:jc w:val="right"/>
+              <w:bidi w:val="1"/>
+              <w:textDirection w:val="lrTb"/>
+            </w:pPr>
+            <w:r/>
+            <w:r>
+              <w:rPr>
+                <w:rFonts w:ascii="Calibri" w:hAnsi="Calibri"/>
+                <w:b/>
+                <w:color w:val="FFFFFF"/>
+                <w:sz w:val="18"/>
+                <w:rtl w:val="1"/>
+                <w:rFonts w:cs="Calibri"/>
+                <w:szCs w:val="18"/>
+              </w:rPr>
+              <w:t>C E G C</w:t>
+            </w:r>
+          </w:p>
+        </w:tc>
+        <w:tc>
+          <w:tcPr>
+            <w:tcW w:type="dxa" w:w="3024"/>
+            <w:shd w:fill="2C3E6B" w:val="clear"/>
+          </w:tcPr>
+          <w:p>
+            <w:pPr>
+              <w:jc w:val="right"/>
+              <w:bidi w:val="1"/>
+              <w:textDirection w:val="lrTb"/>
+            </w:pPr>
+            <w:r/>
+            <w:r>
+              <w:rPr>
+                <w:rFonts w:ascii="Calibri" w:hAnsi="Calibri"/>
+                <w:b/>
+                <w:color w:val="FFFFFF"/>
+                <w:sz w:val="18"/>
+                <w:rtl w:val="1"/>
+                <w:rFonts w:cs="Calibri"/>
+                <w:szCs w:val="18"/>
+              </w:rPr>
+              <w:t>B A G E</w:t>
+            </w:r>
+          </w:p>
+        </w:tc>
+        <w:tc>
+          <w:tcPr>
+            <w:tcW w:type="dxa" w:w="3024"/>
+            <w:shd w:fill="2C3E6B" w:val="clear"/>
+          </w:tcPr>
+          <w:p>
+            <w:pPr>
+              <w:jc w:val="right"/>
+              <w:bidi w:val="1"/>
+              <w:textDirection w:val="lrTb"/>
+            </w:pPr>
+            <w:r/>
+            <w:r>
+              <w:rPr>
+                <w:rFonts w:ascii="Calibri" w:hAnsi="Calibri"/>
+                <w:b/>
+                <w:color w:val="FFFFFF"/>
+                <w:sz w:val="18"/>
+                <w:rtl w:val="1"/>
+                <w:rFonts w:cs="Calibri"/>
+                <w:szCs w:val="18"/>
+              </w:rPr>
+              <w:t>‏(لحن صاعد)‏</w:t>
+            </w:r>
+          </w:p>
+        </w:tc>
+      </w:tr>
+      <w:tr>
+        <w:tc>
+          <w:tcPr>
+            <w:tcW w:type="dxa" w:w="3024"/>
+          </w:tcPr>
+          <w:p>
+            <w:pPr>
+              <w:jc w:val="right"/>
+              <w:bidi w:val="1"/>
+              <w:textDirection w:val="lrTb"/>
+            </w:pPr>
+            <w:r/>
+            <w:r>
+              <w:rPr>
+                <w:rFonts w:ascii="Calibri" w:hAnsi="Calibri"/>
+                <w:sz w:val="18"/>
+                <w:rtl w:val="1"/>
+                <w:rFonts w:cs="Calibri"/>
+                <w:szCs w:val="18"/>
+              </w:rPr>
+              <w:t>F F F F</w:t>
             </w:r>
           </w:p>
         </w:tc>
@@ -12995,7 +11549,341 @@
                 <w:rFonts w:cs="Calibri"/>
                 <w:szCs w:val="18"/>
               </w:rPr>
-              <w:t>إضافة علامة تكرار ‏(Right)‏</w:t>
+              <w:t>G G G G</w:t>
+            </w:r>
+          </w:p>
+        </w:tc>
+        <w:tc>
+          <w:tcPr>
+            <w:tcW w:type="dxa" w:w="3024"/>
+          </w:tcPr>
+          <w:p/>
+        </w:tc>
+      </w:tr>
+      <w:tr>
+        <w:tc>
+          <w:tcPr>
+            <w:tcW w:type="dxa" w:w="3024"/>
+            <w:shd w:fill="F0F4FF" w:val="clear"/>
+          </w:tcPr>
+          <w:p>
+            <w:pPr>
+              <w:jc w:val="right"/>
+              <w:bidi w:val="1"/>
+              <w:textDirection w:val="lrTb"/>
+            </w:pPr>
+            <w:r/>
+            <w:r>
+              <w:rPr>
+                <w:rFonts w:ascii="Calibri" w:hAnsi="Calibri"/>
+                <w:sz w:val="18"/>
+                <w:rtl w:val="1"/>
+                <w:rFonts w:cs="Calibri"/>
+                <w:szCs w:val="18"/>
+              </w:rPr>
+              <w:t>C E G E</w:t>
+            </w:r>
+          </w:p>
+        </w:tc>
+        <w:tc>
+          <w:tcPr>
+            <w:tcW w:type="dxa" w:w="3024"/>
+            <w:shd w:fill="F0F4FF" w:val="clear"/>
+          </w:tcPr>
+          <w:p>
+            <w:pPr>
+              <w:jc w:val="right"/>
+              <w:bidi w:val="1"/>
+              <w:textDirection w:val="lrTb"/>
+            </w:pPr>
+            <w:r/>
+            <w:r>
+              <w:rPr>
+                <w:rFonts w:ascii="Calibri" w:hAnsi="Calibri"/>
+                <w:sz w:val="18"/>
+                <w:rtl w:val="1"/>
+                <w:rFonts w:cs="Calibri"/>
+                <w:szCs w:val="18"/>
+              </w:rPr>
+              <w:t>C D E F</w:t>
+            </w:r>
+          </w:p>
+        </w:tc>
+        <w:tc>
+          <w:tcPr>
+            <w:tcW w:type="dxa" w:w="3024"/>
+          </w:tcPr>
+          <w:p/>
+        </w:tc>
+      </w:tr>
+      <w:tr>
+        <w:tc>
+          <w:tcPr>
+            <w:tcW w:type="dxa" w:w="3024"/>
+          </w:tcPr>
+          <w:p>
+            <w:pPr>
+              <w:jc w:val="right"/>
+              <w:bidi w:val="1"/>
+              <w:textDirection w:val="lrTb"/>
+            </w:pPr>
+            <w:r/>
+            <w:r>
+              <w:rPr>
+                <w:rFonts w:ascii="Calibri" w:hAnsi="Calibri"/>
+                <w:sz w:val="18"/>
+                <w:rtl w:val="1"/>
+                <w:rFonts w:cs="Calibri"/>
+                <w:szCs w:val="18"/>
+              </w:rPr>
+              <w:t>G G G -</w:t>
+            </w:r>
+          </w:p>
+        </w:tc>
+        <w:tc>
+          <w:tcPr>
+            <w:tcW w:type="dxa" w:w="3024"/>
+          </w:tcPr>
+          <w:p>
+            <w:pPr>
+              <w:jc w:val="right"/>
+              <w:bidi w:val="1"/>
+              <w:textDirection w:val="lrTb"/>
+            </w:pPr>
+            <w:r/>
+            <w:r>
+              <w:rPr>
+                <w:rFonts w:ascii="Calibri" w:hAnsi="Calibri"/>
+                <w:sz w:val="18"/>
+                <w:rtl w:val="1"/>
+                <w:rFonts w:cs="Calibri"/>
+                <w:szCs w:val="18"/>
+              </w:rPr>
+              <w:t>C C C -</w:t>
+            </w:r>
+          </w:p>
+        </w:tc>
+        <w:tc>
+          <w:tcPr>
+            <w:tcW w:type="dxa" w:w="3024"/>
+          </w:tcPr>
+          <w:p/>
+        </w:tc>
+      </w:tr>
+    </w:tbl>
+    <w:p>
+      <w:pPr>
+        <w:bidi w:val="1"/>
+        <w:jc w:val="right"/>
+        <w:textDirection w:val="lrTb"/>
+        <w:shd w:fill="F5F5F5" w:val="clear"/>
+      </w:pPr>
+      <w:r>
+        <w:rPr>
+          <w:rFonts w:ascii="Courier New" w:hAnsi="Courier New"/>
+          <w:color w:val="333333"/>
+          <w:sz w:val="18"/>
+          <w:rtl w:val="1"/>
+          <w:rFonts w:cs="Calibri"/>
+          <w:szCs w:val="18"/>
+        </w:rPr>
+        <w:br/>
+        <w:t>**تمرين 4: إضافة التكرار ‏(5 دقائق)‏</w:t>
+        <w:br/>
+        <w:t>1. حدد المازورات 5-12</w:t>
+        <w:br/>
+        <w:t>2. Tab: Notations → Barline → Repeat ‏(Left)‏ |:</w:t>
+        <w:br/>
+        <w:t>3. ضع Repeat ‏(Right)‏ :| في نهاية المازورة 12</w:t>
+        <w:br/>
+        <w:br/>
+        <w:t>**تمرين 5: الخاتمة والديناميكيات ‏(2 دقائق)‏</w:t>
+      </w:r>
+    </w:p>
+    <w:p>
+      <w:pPr>
+        <w:bidi w:val="1"/>
+        <w:jc w:val="right"/>
+        <w:textDirection w:val="lrTb"/>
+      </w:pPr>
+      <w:r>
+        <w:rPr>
+          <w:rFonts w:ascii="Calibri" w:hAnsi="Calibri"/>
+          <w:b w:val="0"/>
+          <w:sz w:val="22"/>
+          <w:rtl w:val="1"/>
+          <w:rFonts w:cs="Calibri"/>
+          <w:szCs w:val="22"/>
+        </w:rPr>
+        <w:t>مازورة 13-16:</w:t>
+      </w:r>
+    </w:p>
+    <w:tbl>
+      <w:tblPr>
+        <w:tblW w:type="auto" w:w="0"/>
+        <w:jc w:val="center"/>
+        <w:tblLook w:firstColumn="1" w:firstRow="1" w:lastColumn="0" w:lastRow="0" w:noHBand="0" w:noVBand="1" w:val="04A0"/>
+        <w:tblBorders>
+          <w:top w:val="single" w:sz="4" w:space="0" w:color="2C3E6B"/>
+          <w:left w:val="single" w:sz="4" w:space="0" w:color="2C3E6B"/>
+          <w:bottom w:val="single" w:sz="4" w:space="0" w:color="2C3E6B"/>
+          <w:right w:val="single" w:sz="4" w:space="0" w:color="2C3E6B"/>
+          <w:insideH w:val="single" w:sz="4" w:space="0" w:color="2C3E6B"/>
+          <w:insideV w:val="single" w:sz="4" w:space="0" w:color="2C3E6B"/>
+        </w:tblBorders>
+      </w:tblPr>
+      <w:tblGrid>
+        <w:gridCol w:w="3024"/>
+        <w:gridCol w:w="3024"/>
+        <w:gridCol w:w="3024"/>
+      </w:tblGrid>
+      <w:tr>
+        <w:tc>
+          <w:tcPr>
+            <w:tcW w:type="dxa" w:w="3024"/>
+            <w:shd w:fill="2C3E6B" w:val="clear"/>
+          </w:tcPr>
+          <w:p>
+            <w:pPr>
+              <w:jc w:val="right"/>
+              <w:bidi w:val="1"/>
+              <w:textDirection w:val="lrTb"/>
+            </w:pPr>
+            <w:r/>
+            <w:r>
+              <w:rPr>
+                <w:rFonts w:ascii="Calibri" w:hAnsi="Calibri"/>
+                <w:b/>
+                <w:color w:val="FFFFFF"/>
+                <w:sz w:val="18"/>
+                <w:rtl w:val="1"/>
+                <w:rFonts w:cs="Calibri"/>
+                <w:szCs w:val="18"/>
+              </w:rPr>
+              <w:t>C ‏(Noire)‏ E ‏(Noire)‏</w:t>
+            </w:r>
+          </w:p>
+        </w:tc>
+        <w:tc>
+          <w:tcPr>
+            <w:tcW w:type="dxa" w:w="3024"/>
+            <w:shd w:fill="2C3E6B" w:val="clear"/>
+          </w:tcPr>
+          <w:p>
+            <w:pPr>
+              <w:jc w:val="right"/>
+              <w:bidi w:val="1"/>
+              <w:textDirection w:val="lrTb"/>
+            </w:pPr>
+            <w:r/>
+            <w:r>
+              <w:rPr>
+                <w:rFonts w:ascii="Calibri" w:hAnsi="Calibri"/>
+                <w:b/>
+                <w:color w:val="FFFFFF"/>
+                <w:sz w:val="18"/>
+                <w:rtl w:val="1"/>
+                <w:rFonts w:cs="Calibri"/>
+                <w:szCs w:val="18"/>
+              </w:rPr>
+              <w:t>G ‏(Blanche)‏</w:t>
+            </w:r>
+          </w:p>
+        </w:tc>
+        <w:tc>
+          <w:tcPr>
+            <w:tcW w:type="dxa" w:w="3024"/>
+            <w:shd w:fill="2C3E6B" w:val="clear"/>
+          </w:tcPr>
+          <w:p>
+            <w:pPr>
+              <w:jc w:val="right"/>
+              <w:bidi w:val="1"/>
+              <w:textDirection w:val="lrTb"/>
+            </w:pPr>
+            <w:r/>
+            <w:r>
+              <w:rPr>
+                <w:rFonts w:ascii="Calibri" w:hAnsi="Calibri"/>
+                <w:b/>
+                <w:color w:val="FFFFFF"/>
+                <w:sz w:val="18"/>
+                <w:rtl w:val="1"/>
+                <w:rFonts w:cs="Calibri"/>
+                <w:szCs w:val="18"/>
+              </w:rPr>
+              <w:t>‏(f - قوي)‏</w:t>
+            </w:r>
+          </w:p>
+        </w:tc>
+      </w:tr>
+      <w:tr>
+        <w:tc>
+          <w:tcPr>
+            <w:tcW w:type="dxa" w:w="3024"/>
+          </w:tcPr>
+          <w:p>
+            <w:pPr>
+              <w:jc w:val="right"/>
+              <w:bidi w:val="1"/>
+              <w:textDirection w:val="lrTb"/>
+            </w:pPr>
+            <w:r/>
+            <w:r>
+              <w:rPr>
+                <w:rFonts w:ascii="Calibri" w:hAnsi="Calibri"/>
+                <w:sz w:val="18"/>
+                <w:rtl w:val="1"/>
+                <w:rFonts w:cs="Calibri"/>
+                <w:szCs w:val="18"/>
+              </w:rPr>
+              <w:t>C B A G</w:t>
+            </w:r>
+          </w:p>
+        </w:tc>
+        <w:tc>
+          <w:tcPr>
+            <w:tcW w:type="dxa" w:w="3024"/>
+          </w:tcPr>
+          <w:p>
+            <w:pPr>
+              <w:jc w:val="right"/>
+              <w:bidi w:val="1"/>
+              <w:textDirection w:val="lrTb"/>
+            </w:pPr>
+            <w:r/>
+            <w:r>
+              <w:rPr>
+                <w:rFonts w:ascii="Calibri" w:hAnsi="Calibri"/>
+                <w:sz w:val="18"/>
+                <w:rtl w:val="1"/>
+                <w:rFonts w:cs="Calibri"/>
+                <w:szCs w:val="18"/>
+              </w:rPr>
+              <w:t>F E D C</w:t>
+            </w:r>
+          </w:p>
+        </w:tc>
+        <w:tc>
+          <w:tcPr>
+            <w:tcW w:type="dxa" w:w="3024"/>
+          </w:tcPr>
+          <w:p>
+            <w:pPr>
+              <w:jc w:val="right"/>
+              <w:bidi w:val="1"/>
+              <w:textDirection w:val="lrTb"/>
+            </w:pPr>
+            <w:r/>
+            <w:r>
+              <w:rPr>
+                <w:rFonts w:ascii="Calibri" w:hAnsi="Calibri"/>
+                <w:sz w:val="18"/>
+                <w:rtl w:val="1"/>
+                <w:rFonts w:cs="Calibri"/>
+                <w:szCs w:val="18"/>
+              </w:rPr>
+              <w:t>‏(Diminuendo)‏</w:t>
             </w:r>
           </w:p>
         </w:tc>
@@ -13021,7 +11909,7 @@
                 <w:rFonts w:cs="Calibri"/>
                 <w:szCs w:val="18"/>
               </w:rPr>
-              <w:t>2</w:t>
+              <w:t>C ‏(Ronde)‏</w:t>
             </w:r>
           </w:p>
         </w:tc>
@@ -13045,7 +11933,7 @@
                 <w:rFonts w:cs="Calibri"/>
                 <w:szCs w:val="18"/>
               </w:rPr>
-              <w:t>Ctrl+Shift+L</w:t>
+              <w:t>‏(Whole Rest)‏</w:t>
             </w:r>
           </w:p>
         </w:tc>
@@ -13069,223 +11957,7 @@
                 <w:rFonts w:cs="Calibri"/>
                 <w:szCs w:val="18"/>
               </w:rPr>
-              <w:t>إضافة علامة تكرار ‏(Left)‏</w:t>
-            </w:r>
-          </w:p>
-        </w:tc>
-      </w:tr>
-      <w:tr>
-        <w:tc>
-          <w:tcPr>
-            <w:tcW w:type="dxa" w:w="3024"/>
-          </w:tcPr>
-          <w:p>
-            <w:pPr>
-              <w:jc w:val="right"/>
-              <w:bidi w:val="1"/>
-              <w:textDirection w:val="lrTb"/>
-            </w:pPr>
-            <w:r/>
-            <w:r>
-              <w:rPr>
-                <w:rFonts w:ascii="Calibri" w:hAnsi="Calibri"/>
-                <w:sz w:val="18"/>
-                <w:rtl w:val="1"/>
-                <w:rFonts w:cs="Calibri"/>
-                <w:szCs w:val="18"/>
-              </w:rPr>
-              <w:t>3</w:t>
-            </w:r>
-          </w:p>
-        </w:tc>
-        <w:tc>
-          <w:tcPr>
-            <w:tcW w:type="dxa" w:w="3024"/>
-          </w:tcPr>
-          <w:p>
-            <w:pPr>
-              <w:jc w:val="right"/>
-              <w:bidi w:val="1"/>
-              <w:textDirection w:val="lrTb"/>
-            </w:pPr>
-            <w:r/>
-            <w:r>
-              <w:rPr>
-                <w:rFonts w:ascii="Calibri" w:hAnsi="Calibri"/>
-                <w:sz w:val="18"/>
-                <w:rtl w:val="1"/>
-                <w:rFonts w:cs="Calibri"/>
-                <w:szCs w:val="18"/>
-              </w:rPr>
-              <w:t>Ctrl+Shift+E</w:t>
-            </w:r>
-          </w:p>
-        </w:tc>
-        <w:tc>
-          <w:tcPr>
-            <w:tcW w:type="dxa" w:w="3024"/>
-          </w:tcPr>
-          <w:p>
-            <w:pPr>
-              <w:jc w:val="right"/>
-              <w:bidi w:val="1"/>
-              <w:textDirection w:val="lrTb"/>
-            </w:pPr>
-            <w:r/>
-            <w:r>
-              <w:rPr>
-                <w:rFonts w:ascii="Calibri" w:hAnsi="Calibri"/>
-                <w:sz w:val="18"/>
-                <w:rtl w:val="1"/>
-                <w:rFonts w:cs="Calibri"/>
-                <w:szCs w:val="18"/>
-              </w:rPr>
-              <w:t>إضافة 1st/2nd Ending</w:t>
-            </w:r>
-          </w:p>
-        </w:tc>
-      </w:tr>
-      <w:tr>
-        <w:tc>
-          <w:tcPr>
-            <w:tcW w:type="dxa" w:w="3024"/>
-            <w:shd w:fill="F0F4FF" w:val="clear"/>
-          </w:tcPr>
-          <w:p>
-            <w:pPr>
-              <w:jc w:val="right"/>
-              <w:bidi w:val="1"/>
-              <w:textDirection w:val="lrTb"/>
-            </w:pPr>
-            <w:r/>
-            <w:r>
-              <w:rPr>
-                <w:rFonts w:ascii="Calibri" w:hAnsi="Calibri"/>
-                <w:sz w:val="18"/>
-                <w:rtl w:val="1"/>
-                <w:rFonts w:cs="Calibri"/>
-                <w:szCs w:val="18"/>
-              </w:rPr>
-              <w:t>4</w:t>
-            </w:r>
-          </w:p>
-        </w:tc>
-        <w:tc>
-          <w:tcPr>
-            <w:tcW w:type="dxa" w:w="3024"/>
-            <w:shd w:fill="F0F4FF" w:val="clear"/>
-          </w:tcPr>
-          <w:p>
-            <w:pPr>
-              <w:jc w:val="right"/>
-              <w:bidi w:val="1"/>
-              <w:textDirection w:val="lrTb"/>
-            </w:pPr>
-            <w:r/>
-            <w:r>
-              <w:rPr>
-                <w:rFonts w:ascii="Calibri" w:hAnsi="Calibri"/>
-                <w:sz w:val="18"/>
-                <w:rtl w:val="1"/>
-                <w:rFonts w:cs="Calibri"/>
-                <w:szCs w:val="18"/>
-              </w:rPr>
-              <w:t>Ctrl+Shift+T</w:t>
-            </w:r>
-          </w:p>
-        </w:tc>
-        <w:tc>
-          <w:tcPr>
-            <w:tcW w:type="dxa" w:w="3024"/>
-            <w:shd w:fill="F0F4FF" w:val="clear"/>
-          </w:tcPr>
-          <w:p>
-            <w:pPr>
-              <w:jc w:val="right"/>
-              <w:bidi w:val="1"/>
-              <w:textDirection w:val="lrTb"/>
-            </w:pPr>
-            <w:r/>
-            <w:r>
-              <w:rPr>
-                <w:rFonts w:ascii="Calibri" w:hAnsi="Calibri"/>
-                <w:sz w:val="18"/>
-                <w:rtl w:val="1"/>
-                <w:rFonts w:cs="Calibri"/>
-                <w:szCs w:val="18"/>
-              </w:rPr>
-              <w:t>إضافة علامة Tempo</w:t>
-            </w:r>
-          </w:p>
-        </w:tc>
-      </w:tr>
-      <w:tr>
-        <w:tc>
-          <w:tcPr>
-            <w:tcW w:type="dxa" w:w="3024"/>
-          </w:tcPr>
-          <w:p>
-            <w:pPr>
-              <w:jc w:val="right"/>
-              <w:bidi w:val="1"/>
-              <w:textDirection w:val="lrTb"/>
-            </w:pPr>
-            <w:r/>
-            <w:r>
-              <w:rPr>
-                <w:rFonts w:ascii="Calibri" w:hAnsi="Calibri"/>
-                <w:sz w:val="18"/>
-                <w:rtl w:val="1"/>
-                <w:rFonts w:cs="Calibri"/>
-                <w:szCs w:val="18"/>
-              </w:rPr>
-              <w:t>5</w:t>
-            </w:r>
-          </w:p>
-        </w:tc>
-        <w:tc>
-          <w:tcPr>
-            <w:tcW w:type="dxa" w:w="3024"/>
-          </w:tcPr>
-          <w:p>
-            <w:pPr>
-              <w:jc w:val="right"/>
-              <w:bidi w:val="1"/>
-              <w:textDirection w:val="lrTb"/>
-            </w:pPr>
-            <w:r/>
-            <w:r>
-              <w:rPr>
-                <w:rFonts w:ascii="Calibri" w:hAnsi="Calibri"/>
-                <w:sz w:val="18"/>
-                <w:rtl w:val="1"/>
-                <w:rFonts w:cs="Calibri"/>
-                <w:szCs w:val="18"/>
-              </w:rPr>
-              <w:t>Ctrl+Shift+C</w:t>
-            </w:r>
-          </w:p>
-        </w:tc>
-        <w:tc>
-          <w:tcPr>
-            <w:tcW w:type="dxa" w:w="3024"/>
-          </w:tcPr>
-          <w:p>
-            <w:pPr>
-              <w:jc w:val="right"/>
-              <w:bidi w:val="1"/>
-              <w:textDirection w:val="lrTb"/>
-            </w:pPr>
-            <w:r/>
-            <w:r>
-              <w:rPr>
-                <w:rFonts w:ascii="Calibri" w:hAnsi="Calibri"/>
-                <w:sz w:val="18"/>
-                <w:rtl w:val="1"/>
-                <w:rFonts w:cs="Calibri"/>
-                <w:szCs w:val="18"/>
-              </w:rPr>
-              <w:t>إضافة تعليق/Comment</w:t>
+              <w:t>‏(p - هادئ، مع Fermata)‏</w:t>
             </w:r>
           </w:p>
         </w:tc>
@@ -13293,135 +11965,70 @@
     </w:tbl>
     <w:p>
       <w:pPr>
+        <w:bidi w:val="1"/>
         <w:jc w:val="right"/>
-        <w:bidi w:val="1"/>
         <w:textDirection w:val="lrTb"/>
+        <w:shd w:fill="F5F5F5" w:val="clear"/>
       </w:pPr>
       <w:r>
         <w:rPr>
-          <w:rFonts w:ascii="Calibri" w:hAnsi="Calibri"/>
-          <w:b/>
-          <w:color w:val="34497E"/>
-          <w:sz w:val="28"/>
+          <w:rFonts w:ascii="Courier New" w:hAnsi="Courier New"/>
+          <w:color w:val="333333"/>
+          <w:sz w:val="18"/>
           <w:rtl w:val="1"/>
           <w:rFonts w:cs="Calibri"/>
-          <w:szCs w:val="28"/>
+          <w:szCs w:val="18"/>
         </w:rPr>
-        <w:t>4. مراجعة وواجب | Review &amp; HW ‏(5 min)‏</w:t>
-      </w:r>
-    </w:p>
-    <w:p>
-      <w:pPr>
-        <w:bidi w:val="1"/>
-        <w:jc w:val="right"/>
-        <w:textDirection w:val="lrTb"/>
-      </w:pPr>
-      <w:r>
-        <w:rPr>
-          <w:rFonts w:ascii="Calibri" w:hAnsi="Calibri"/>
-          <w:b w:val="0"/>
-          <w:sz w:val="22"/>
-          <w:rtl w:val="1"/>
-          <w:rFonts w:cs="Calibri"/>
-          <w:szCs w:val="22"/>
-        </w:rPr>
+        <w:br/>
+        <w:t>---</w:t>
+        <w:br/>
+        <w:br/>
+        <w:t>### 3. اختصارات Sibelius ‏(5 min)‏</w:t>
+        <w:br/>
+        <w:t>| # | الاختصار | الوظيفة |</w:t>
+        <w:br/>
+        <w:t>|---|----------|---------|</w:t>
+        <w:br/>
+        <w:t>| 1 | Ctrl+Shift+R | إضافة علامة تكرار ‏(Right)‏ |</w:t>
+        <w:br/>
+        <w:t>| 2 | Ctrl+Shift+L | إضافة علامة تكرار ‏(Left)‏ |</w:t>
+        <w:br/>
+        <w:t>| 3 | Ctrl+Shift+E | إضافة 1st/2nd Ending |</w:t>
+        <w:br/>
+        <w:t>| 4 | Ctrl+Shift+T | إضافة علامة Tempo |</w:t>
+        <w:br/>
+        <w:t>| 5 | Ctrl+Shift+C | إضافة تعليق/Comment |</w:t>
+        <w:br/>
+        <w:br/>
+        <w:t>---</w:t>
+        <w:br/>
+        <w:br/>
+        <w:t>### 4. مراجعة وواجب | Review &amp; HW ‏(5 min)‏</w:t>
+        <w:br/>
         <w:t>أسئلة: 1. ما هي أقسام اللحن الثلاثة؟ 2. كيف تضيف Repeat علامة تكرار؟ 3. ما فائدة الخاتمة؟</w:t>
         <w:br/>
         <w:t>الواجب: أكمل اللحن الذي بدأناه في الصف: 4 مازورات مقدمة + 8 موضوع + 4 خاتمة = 16 مازورة. احفظ `Lesson15_AjamMelody.sib`. أضف ديناميكيات و Repeat.</w:t>
-      </w:r>
-    </w:p>
-    <w:p>
-      <w:pPr>
-        <w:jc w:val="right"/>
-        <w:bidi w:val="1"/>
-        <w:textDirection w:val="lrTb"/>
-      </w:pPr>
-      <w:r>
-        <w:rPr>
-          <w:rFonts w:ascii="Calibri" w:hAnsi="Calibri"/>
-          <w:b/>
-          <w:color w:val="34497E"/>
-          <w:sz w:val="28"/>
-          <w:rtl w:val="1"/>
-          <w:rFonts w:cs="Calibri"/>
-          <w:szCs w:val="28"/>
-        </w:rPr>
-        <w:t>5. تطبيق العود | Oud Application</w:t>
-      </w:r>
-    </w:p>
-    <w:p>
-      <w:pPr>
-        <w:bidi w:val="1"/>
-        <w:jc w:val="right"/>
-        <w:textDirection w:val="lrTb"/>
-      </w:pPr>
-      <w:r>
-        <w:rPr>
-          <w:rFonts w:ascii="Calibri" w:hAnsi="Calibri"/>
-          <w:b w:val="0"/>
-          <w:sz w:val="22"/>
-          <w:rtl w:val="1"/>
-          <w:rFonts w:cs="Calibri"/>
-          <w:szCs w:val="22"/>
-        </w:rPr>
+        <w:br/>
+        <w:br/>
+        <w:t>---</w:t>
+        <w:br/>
+        <w:br/>
+        <w:t>### 5. تطبيق العود | Oud Application</w:t>
+        <w:br/>
         <w:t>اعزف اللحن الذي كتبته في Sibelius على العود. ابدأ ببطء، ثم زد السرعة تدريجياً.</w:t>
-      </w:r>
-    </w:p>
-    <w:p>
-      <w:pPr>
-        <w:jc w:val="right"/>
-        <w:bidi w:val="1"/>
-        <w:textDirection w:val="lrTb"/>
-      </w:pPr>
-      <w:r>
-        <w:rPr>
-          <w:rFonts w:ascii="Calibri" w:hAnsi="Calibri"/>
-          <w:b/>
-          <w:color w:val="34497E"/>
-          <w:sz w:val="28"/>
-          <w:rtl w:val="1"/>
-          <w:rFonts w:cs="Calibri"/>
-          <w:szCs w:val="28"/>
-        </w:rPr>
-        <w:t>6. التقييم: هيكل اللحن /5، كتابة اللحن /5، Repeat + Dynamics /3، أسئلة /2 = /15</w:t>
-      </w:r>
-    </w:p>
-    <w:p>
-      <w:pPr>
-        <w:jc w:val="right"/>
-        <w:bidi w:val="1"/>
-        <w:textDirection w:val="lrTb"/>
-      </w:pPr>
-      <w:r>
-        <w:rPr>
-          <w:rFonts w:ascii="Calibri" w:hAnsi="Calibri"/>
-          <w:b/>
-          <w:color w:val="34497E"/>
-          <w:sz w:val="28"/>
-          <w:rtl w:val="1"/>
-          <w:rFonts w:cs="Calibri"/>
-          <w:szCs w:val="28"/>
-        </w:rPr>
-        <w:t>7. مفردات: مقدمة ‏(Introduction)‏، موضوع ‏(Theme)‏، خاتمة ‏(Coda)‏، تكرار ‏(Repeat)‏، نهاية أولى/ثانية ‏(1st/2nd Ending)‏</w:t>
-      </w:r>
-    </w:p>
-    <w:p>
-      <w:pPr>
-        <w:jc w:val="right"/>
-        <w:bidi w:val="1"/>
-        <w:textDirection w:val="lrTb"/>
-      </w:pPr>
-      <w:r>
-        <w:rPr>
-          <w:rFonts w:ascii="Calibri" w:hAnsi="Calibri"/>
-          <w:b/>
-          <w:color w:val="34497E"/>
-          <w:sz w:val="28"/>
-          <w:rtl w:val="1"/>
-          <w:rFonts w:cs="Calibri"/>
-          <w:szCs w:val="28"/>
-        </w:rPr>
-        <w:t>8. ملاحظات: هذا أول لحن متكامل للطالب. شجعه على الإبداع والتعديل على اللحن.</w:t>
+        <w:br/>
+        <w:br/>
+        <w:t>---</w:t>
+        <w:br/>
+        <w:br/>
+        <w:t>### 6. التقييم: هيكل اللحن /5، كتابة اللحن /5، Repeat + Dynamics /3، أسئلة /2 = /15</w:t>
+        <w:br/>
+        <w:br/>
+        <w:t>### 7. مفردات: مقدمة ‏(Introduction)‏، موضوع ‏(Theme)‏، خاتمة ‏(Coda)‏، تكرار ‏(Repeat)‏، نهاية أولى/ثانية ‏(1st/2nd Ending)‏</w:t>
+        <w:br/>
+        <w:br/>
+        <w:t>### 8. ملاحظات: هذا أول لحن متكامل للطالب. شجعه على الإبداع والتعديل على اللحن.</w:t>
+        <w:br/>
       </w:r>
     </w:p>
     <w:p>
@@ -13937,14 +12544,13 @@
       <w:r>
         <w:rPr>
           <w:rFonts w:ascii="Calibri" w:hAnsi="Calibri"/>
-          <w:b/>
-          <w:color w:val="333333"/>
+          <w:b w:val="0"/>
           <w:sz w:val="22"/>
           <w:rtl w:val="1"/>
           <w:rFonts w:cs="Calibri"/>
           <w:szCs w:val="22"/>
         </w:rPr>
-        <w:t>مراجعة سريعة</w:t>
+        <w:t>**مراجعة سريعة</w:t>
       </w:r>
     </w:p>
     <w:tbl>
@@ -14273,31 +12879,14 @@
       <w:r>
         <w:rPr>
           <w:rFonts w:ascii="Calibri" w:hAnsi="Calibri"/>
-          <w:b/>
-          <w:color w:val="333333"/>
-          <w:sz w:val="22"/>
-          <w:rtl w:val="1"/>
-          <w:rFonts w:cs="Calibri"/>
-          <w:szCs w:val="22"/>
-        </w:rPr>
-        <w:t>اختصارات Sibelius المهمة</w:t>
-      </w:r>
-    </w:p>
-    <w:p>
-      <w:pPr>
-        <w:bidi w:val="1"/>
-        <w:jc w:val="right"/>
-        <w:textDirection w:val="lrTb"/>
-      </w:pPr>
-      <w:r>
-        <w:rPr>
-          <w:rFonts w:ascii="Calibri" w:hAnsi="Calibri"/>
           <w:b w:val="0"/>
           <w:sz w:val="22"/>
           <w:rtl w:val="1"/>
           <w:rFonts w:cs="Calibri"/>
           <w:szCs w:val="22"/>
         </w:rPr>
+        <w:t>**اختصارات Sibelius المهمة</w:t>
+        <w:br/>
         <w:t>N, 1-2-3-4-5, +/-, T, H, K, M, Ctrl+C/V, Ctrl+Z, Space</w:t>
       </w:r>
     </w:p>
@@ -14329,31 +12918,14 @@
       <w:r>
         <w:rPr>
           <w:rFonts w:ascii="Calibri" w:hAnsi="Calibri"/>
-          <w:b/>
-          <w:color w:val="333333"/>
-          <w:sz w:val="22"/>
-          <w:rtl w:val="1"/>
-          <w:rFonts w:cs="Calibri"/>
-          <w:szCs w:val="22"/>
-        </w:rPr>
-        <w:t>الاختبار: مقطوعة من 16 مازورة</w:t>
-      </w:r>
-    </w:p>
-    <w:p>
-      <w:pPr>
-        <w:bidi w:val="1"/>
-        <w:jc w:val="right"/>
-        <w:textDirection w:val="lrTb"/>
-      </w:pPr>
-      <w:r>
-        <w:rPr>
-          <w:rFonts w:ascii="Calibri" w:hAnsi="Calibri"/>
           <w:b w:val="0"/>
           <w:sz w:val="22"/>
           <w:rtl w:val="1"/>
           <w:rFonts w:cs="Calibri"/>
           <w:szCs w:val="22"/>
         </w:rPr>
+        <w:t>**الاختبار: مقطوعة من 16 مازورة</w:t>
+        <w:br/>
         <w:t>المطلوب: كتابة مقطوعة كاملة بمقام العجم</w:t>
       </w:r>
     </w:p>
@@ -14394,99 +12966,23 @@
       <w:r>
         <w:rPr>
           <w:rFonts w:ascii="Calibri" w:hAnsi="Calibri"/>
-          <w:b/>
-          <w:color w:val="333333"/>
+          <w:b w:val="0"/>
           <w:sz w:val="22"/>
           <w:rtl w:val="1"/>
           <w:rFonts w:cs="Calibri"/>
           <w:szCs w:val="22"/>
         </w:rPr>
-        <w:t>الاختبار النظري ‏(يحتسب ضمن التقييم)‏</w:t>
-      </w:r>
-    </w:p>
-    <w:p>
-      <w:pPr>
-        <w:bidi w:val="1"/>
-        <w:jc w:val="right"/>
-        <w:textDirection w:val="lrTb"/>
-      </w:pPr>
-      <w:r>
-        <w:rPr>
-          <w:rFonts w:ascii="Calibri" w:hAnsi="Calibri"/>
-          <w:sz w:val="22"/>
-          <w:rtl w:val="1"/>
-          <w:rFonts w:cs="Calibri"/>
-          <w:szCs w:val="22"/>
-        </w:rPr>
-        <w:t>ما صيغة السلم الكبير؟ ‏(1)‏</w:t>
-      </w:r>
-    </w:p>
-    <w:p>
-      <w:pPr>
-        <w:bidi w:val="1"/>
-        <w:jc w:val="right"/>
-        <w:textDirection w:val="lrTb"/>
-      </w:pPr>
-      <w:r>
-        <w:rPr>
-          <w:rFonts w:ascii="Calibri" w:hAnsi="Calibri"/>
-          <w:sz w:val="22"/>
-          <w:rtl w:val="1"/>
-          <w:rFonts w:cs="Calibri"/>
-          <w:szCs w:val="22"/>
-        </w:rPr>
-        <w:t>أي ثلاثي على درجة IV في C Major؟ ‏(1)‏</w:t>
-      </w:r>
-    </w:p>
-    <w:p>
-      <w:pPr>
-        <w:bidi w:val="1"/>
-        <w:jc w:val="right"/>
-        <w:textDirection w:val="lrTb"/>
-      </w:pPr>
-      <w:r>
-        <w:rPr>
-          <w:rFonts w:ascii="Calibri" w:hAnsi="Calibri"/>
-          <w:sz w:val="22"/>
-          <w:rtl w:val="1"/>
-          <w:rFonts w:cs="Calibri"/>
-          <w:szCs w:val="22"/>
-        </w:rPr>
-        <w:t>كم نصف درجة بين E و F؟ ‏(1)‏</w:t>
-      </w:r>
-    </w:p>
-    <w:p>
-      <w:pPr>
-        <w:bidi w:val="1"/>
-        <w:jc w:val="right"/>
-        <w:textDirection w:val="lrTb"/>
-      </w:pPr>
-      <w:r>
-        <w:rPr>
-          <w:rFonts w:ascii="Calibri" w:hAnsi="Calibri"/>
-          <w:sz w:val="22"/>
-          <w:rtl w:val="1"/>
-          <w:rFonts w:cs="Calibri"/>
-          <w:szCs w:val="22"/>
-        </w:rPr>
-        <w:t>اشرح الفرق بين Tie و Slur ‏(1)‏</w:t>
-      </w:r>
-    </w:p>
-    <w:p>
-      <w:pPr>
-        <w:bidi w:val="1"/>
-        <w:jc w:val="right"/>
-        <w:textDirection w:val="lrTb"/>
-      </w:pPr>
-      <w:r>
-        <w:rPr>
-          <w:rFonts w:ascii="Calibri" w:hAnsi="Calibri"/>
-          <w:sz w:val="22"/>
-          <w:rtl w:val="1"/>
-          <w:rFonts w:cs="Calibri"/>
-          <w:szCs w:val="22"/>
-        </w:rPr>
-        <w:t>ما اختصار Key Signature في Sibelius؟ ‏(1)‏</w:t>
+        <w:t>**الاختبار النظري ‏(يحتسب ضمن التقييم)‏</w:t>
+        <w:br/>
+        <w:t>1. ما صيغة السلم الكبير؟ ‏(1)‏</w:t>
+        <w:br/>
+        <w:t>2. أي ثلاثي على درجة IV في C Major؟ ‏(1)‏</w:t>
+        <w:br/>
+        <w:t>3. كم نصف درجة بين E و F؟ ‏(1)‏</w:t>
+        <w:br/>
+        <w:t>4. اشرح الفرق بين Tie و Slur ‏(1)‏</w:t>
+        <w:br/>
+        <w:t>5. ما اختصار Key Signature في Sibelius؟ ‏(1)‏</w:t>
       </w:r>
     </w:p>
     <w:p>

--- a/docx_output_v2/Sibelius-Semester1-Part2-Lessons-9-16.docx
+++ b/docx_output_v2/Sibelius-Semester1-Part2-Lessons-9-16.docx
@@ -1680,7 +1680,7 @@
           <w:rFonts w:cs="Calibri"/>
           <w:szCs w:val="28"/>
         </w:rPr>
-        <w:t>5. تطبيق العود | Oud Application</w:t>
+        <w:t>5. تطبيق عملي | Practical Application</w:t>
       </w:r>
     </w:p>
     <w:p>
@@ -1698,7 +1698,7 @@
           <w:rFonts w:cs="Calibri"/>
           <w:szCs w:val="22"/>
         </w:rPr>
-        <w:t>اعزف إيقاع المقسوم على العود: DUM ‏(يمين)‏ - TAK ‏(يسار)‏ - DUM ‏(يمين)‏ - TAK ‏(يسار)‏، كرر 4 مرات</w:t>
+        <w:t>اعزف إيقاع المقسوم على آلتك الموسيقية: DUM ‏(يمين)‏ - TAK ‏(يسار)‏ - DUM ‏(يمين)‏ - TAK ‏(يسار)‏، كرر 4 مرات</w:t>
       </w:r>
     </w:p>
     <w:p>
@@ -2331,7 +2331,7 @@
         </w:rPr>
         <w:t>**مراجعة مقام العجم</w:t>
         <w:br/>
-        <w:t>C D E F G A B C على العود: أوتار مطلقة بدون أجناس.</w:t>
+        <w:t>C D E F G A B C على آلتك الموسيقية: أوتار مطلقة بدون أجناس.</w:t>
       </w:r>
     </w:p>
     <w:p>
@@ -3026,7 +3026,7 @@
           <w:rFonts w:cs="Calibri"/>
           <w:szCs w:val="28"/>
         </w:rPr>
-        <w:t>5. تطبيق العود | Oud Application</w:t>
+        <w:t>5. تطبيق عملي | Practical Application</w:t>
       </w:r>
     </w:p>
     <w:p>
@@ -3044,7 +3044,7 @@
           <w:rFonts w:cs="Calibri"/>
           <w:szCs w:val="22"/>
         </w:rPr>
-        <w:t>اعزف إيقاع الملفوف على العود: DUM ‏(يمين)‏ TAK ‏(يسار)‏ TAK ‏(يمين)‏، كرر. ابدأ ببطء ثم زد السرعة.</w:t>
+        <w:t>اعزف إيقاع الملفوف على آلتك الموسيقية: DUM ‏(يمين)‏ TAK ‏(يسار)‏ TAK ‏(يمين)‏، كرر. ابدأ ببطء ثم زد السرعة.</w:t>
       </w:r>
     </w:p>
     <w:p>
@@ -4736,7 +4736,7 @@
           <w:rFonts w:cs="Calibri"/>
           <w:szCs w:val="28"/>
         </w:rPr>
-        <w:t>5. تطبيق العود | Oud Application</w:t>
+        <w:t>5. تطبيق عملي | Practical Application</w:t>
       </w:r>
     </w:p>
     <w:p>
@@ -6464,7 +6464,7 @@
           <w:rFonts w:cs="Calibri"/>
           <w:szCs w:val="28"/>
         </w:rPr>
-        <w:t>5. تطبيق العود | Oud Application</w:t>
+        <w:t>5. تطبيق عملي | Practical Application</w:t>
       </w:r>
     </w:p>
     <w:p>
@@ -6482,7 +6482,7 @@
           <w:rFonts w:cs="Calibri"/>
           <w:szCs w:val="22"/>
         </w:rPr>
-        <w:t>اعزف الأنماط الأربعة على العود: مقسوم ‏(4 دورات)‏ → ملفوف ‏(4)‏ → وحدة ‏(4)‏ → جورجينا ‏(4)‏. لاحظ الفرق بين كل إيقاع.</w:t>
+        <w:t>اعزف الأنماط الأربعة على آلتك الموسيقية: مقسوم ‏(4 دورات)‏ → ملفوف ‏(4)‏ → وحدة ‏(4)‏ → جورجينا ‏(4)‏. لاحظ الفرق بين كل إيقاع.</w:t>
       </w:r>
     </w:p>
     <w:p>
@@ -7848,7 +7848,7 @@
           <w:rFonts w:cs="Calibri"/>
           <w:szCs w:val="28"/>
         </w:rPr>
-        <w:t>5. تطبيق العود | Oud Application</w:t>
+        <w:t>5. تطبيق عملي | Practical Application</w:t>
       </w:r>
     </w:p>
     <w:p>
@@ -7866,7 +7866,7 @@
           <w:rFonts w:cs="Calibri"/>
           <w:szCs w:val="22"/>
         </w:rPr>
-        <w:t>اعزف سلم العجم ‏(Do الكبير)‏ على العود صعوداً ونزولاً. استخدم الريشة: تحت-فوق-تحت-فوق لكل نوتة.</w:t>
+        <w:t>اعزف سلم العجم ‏(Do الكبير)‏ على آلتك الموسيقية صعوداً ونزولاً. استخدم الريشة: تحت-فوق-تحت-فوق لكل نوتة.</w:t>
       </w:r>
     </w:p>
     <w:p>
@@ -10492,7 +10492,7 @@
           <w:rFonts w:cs="Calibri"/>
           <w:szCs w:val="28"/>
         </w:rPr>
-        <w:t>5. تطبيق العود | Oud Application</w:t>
+        <w:t>5. تطبيق عملي | Practical Application</w:t>
       </w:r>
     </w:p>
     <w:p>
@@ -10510,7 +10510,7 @@
           <w:rFonts w:cs="Calibri"/>
           <w:szCs w:val="22"/>
         </w:rPr>
-        <w:t>اعزف ثلاثيات العجم على العود: اعزف C ‏(الوتر الرابع)‏ ثم E ‏(الوتر الثالث)‏ ثم G ‏(الوتر الثاني)‏. جرب Dm: D-F-A.</w:t>
+        <w:t>اعزف ثلاثيات العجم على آلتك الموسيقية: اعزف C ‏(الوتر الرابع)‏ ثم E ‏(الوتر الثالث)‏ ثم G ‏(الوتر الثاني)‏. جرب Dm: D-F-A.</w:t>
       </w:r>
     </w:p>
     <w:p>
@@ -12013,9 +12013,9 @@
         <w:t>---</w:t>
         <w:br/>
         <w:br/>
-        <w:t>### 5. تطبيق العود | Oud Application</w:t>
+        <w:t>### 5. تطبيق عملي | Practical Application</w:t>
         <w:br/>
-        <w:t>اعزف اللحن الذي كتبته في Sibelius على العود. ابدأ ببطء، ثم زد السرعة تدريجياً.</w:t>
+        <w:t>اعزف اللحن الذي كتبته في Sibelius على آلتك الموسيقية. ابدأ ببطء، ثم زد السرعة تدريجياً.</w:t>
         <w:br/>
         <w:br/>
         <w:t>---</w:t>
@@ -13397,7 +13397,7 @@
           <w:rFonts w:cs="Calibri"/>
           <w:szCs w:val="28"/>
         </w:rPr>
-        <w:t>5. تطبيق العود | Oud Application</w:t>
+        <w:t>5. تطبيق عملي | Practical Application</w:t>
       </w:r>
     </w:p>
     <w:p>
@@ -13415,7 +13415,7 @@
           <w:rFonts w:cs="Calibri"/>
           <w:szCs w:val="22"/>
         </w:rPr>
-        <w:t>اختبار أداء: اعزف سلم العجم + أي لحن من تأليفك بالعجم على العود.</w:t>
+        <w:t>اختبار أداء: اعزف سلم العجم + أي لحن من تأليفك بالعجم على آلتك الموسيقية.</w:t>
       </w:r>
     </w:p>
     <w:p>

--- a/docx_output_v2/Sibelius-Semester1-Part2-Lessons-9-16.docx
+++ b/docx_output_v2/Sibelius-Semester1-Part2-Lessons-9-16.docx
@@ -11980,10 +11980,9 @@
           <w:szCs w:val="18"/>
         </w:rPr>
         <w:br/>
-        <w:t>---</w:t>
         <w:br/>
         <w:br/>
-        <w:t>### 3. اختصارات Sibelius ‏(5 min)‏</w:t>
+        <w:t>3. اختصارات Sibelius ‏(5 min)‏</w:t>
         <w:br/>
         <w:t>| # | الاختصار | الوظيفة |</w:t>
         <w:br/>
@@ -12000,34 +11999,31 @@
         <w:t>| 5 | Ctrl+Shift+C | إضافة تعليق/Comment |</w:t>
         <w:br/>
         <w:br/>
-        <w:t>---</w:t>
         <w:br/>
         <w:br/>
-        <w:t>### 4. مراجعة وواجب | Review &amp; HW ‏(5 min)‏</w:t>
+        <w:t>4. مراجعة وواجب | Review &amp; HW ‏(5 min)‏</w:t>
         <w:br/>
         <w:t>أسئلة: 1. ما هي أقسام اللحن الثلاثة؟ 2. كيف تضيف Repeat علامة تكرار؟ 3. ما فائدة الخاتمة؟</w:t>
         <w:br/>
         <w:t>الواجب: أكمل اللحن الذي بدأناه في الصف: 4 مازورات مقدمة + 8 موضوع + 4 خاتمة = 16 مازورة. احفظ `Lesson15_AjamMelody.sib`. أضف ديناميكيات و Repeat.</w:t>
         <w:br/>
         <w:br/>
-        <w:t>---</w:t>
         <w:br/>
         <w:br/>
-        <w:t>### 5. تطبيق عملي | Practical Application</w:t>
+        <w:t>5. تطبيق عملي | Practical Application</w:t>
         <w:br/>
         <w:t>اعزف اللحن الذي كتبته في Sibelius على آلتك الموسيقية. ابدأ ببطء، ثم زد السرعة تدريجياً.</w:t>
         <w:br/>
         <w:br/>
-        <w:t>---</w:t>
         <w:br/>
         <w:br/>
-        <w:t>### 6. التقييم: هيكل اللحن /5، كتابة اللحن /5، Repeat + Dynamics /3، أسئلة /2 = /15</w:t>
+        <w:t>6. التقييم: هيكل اللحن /5، كتابة اللحن /5، Repeat + Dynamics /3، أسئلة /2 = /15</w:t>
         <w:br/>
         <w:br/>
-        <w:t>### 7. مفردات: مقدمة ‏(Introduction)‏، موضوع ‏(Theme)‏، خاتمة ‏(Coda)‏، تكرار ‏(Repeat)‏، نهاية أولى/ثانية ‏(1st/2nd Ending)‏</w:t>
+        <w:t>7. مفردات: مقدمة ‏(Introduction)‏، موضوع ‏(Theme)‏، خاتمة ‏(Coda)‏، تكرار ‏(Repeat)‏، نهاية أولى/ثانية ‏(1st/2nd Ending)‏</w:t>
         <w:br/>
         <w:br/>
-        <w:t>### 8. ملاحظات: هذا أول لحن متكامل للطالب. شجعه على الإبداع والتعديل على اللحن.</w:t>
+        <w:t>8. ملاحظات: هذا أول لحن متكامل للطالب. شجعه على الإبداع والتعديل على اللحن.</w:t>
         <w:br/>
       </w:r>
     </w:p>

--- a/docx_output_v2/Sibelius-Semester1-Part2-Lessons-9-16.docx
+++ b/docx_output_v2/Sibelius-Semester1-Part2-Lessons-9-16.docx
@@ -1661,6 +1661,10 @@
         </w:rPr>
         <w:t>أسئلة: 1. ما تركيب إيقاع المقسوم؟ 2. كم Double Croche في Noire؟ 3. ما اسم مقام C Major بالعربية؟</w:t>
         <w:br/>
+        <w:t>الواجب المنزلي</w:t>
+        <w:br/>
+        <w:t>1. اكتب تمرين رقم ‏(———)‏ في كتاب الصولفيج المقرر</w:t>
+        <w:br/>
         <w:t>الواجب: اكتب 8 مازورات: 4 مازورات إيقاع مقسوم + 4 مازورات سلم عجم مع مقسوم. احفظ باسم `Lesson9_Maqsum.sib`</w:t>
       </w:r>
     </w:p>
@@ -3006,6 +3010,10 @@
           <w:szCs w:val="22"/>
         </w:rPr>
         <w:t>أسئلة: 1. كم دقة في ميزان 2/4؟ 2. ما الفرق بين Tie و Slur؟ 3. اكتب اختصار Tie.</w:t>
+        <w:br/>
+        <w:t>الواجب المنزلي</w:t>
+        <w:br/>
+        <w:t>1. اكتب تمرين رقم ‏(———)‏ في كتاب الصولفيج المقرر</w:t>
         <w:br/>
         <w:t>الواجب: اكتب 8 مازورات في 2/4: 4 مازورات إيقاع ملفوف، 4 مازورات لحن عجم مع ملفوف. احفظ باسم `Lesson10_Malfuf.sib`</w:t>
       </w:r>
@@ -4716,6 +4724,10 @@
           <w:szCs w:val="22"/>
         </w:rPr>
         <w:t>أسئلة: 1. كم تساوي Dotted Noire؟ 2. ما إيقاع الوحدة؟ 3. اختصار النقطة؟</w:t>
+        <w:br/>
+        <w:t>الواجب المنزلي</w:t>
+        <w:br/>
+        <w:t>1. اكتب تمرين رقم ‏(———)‏ في كتاب الصولفيج المقرر</w:t>
         <w:br/>
         <w:t>الواجب: اكتب 8 مازورات: 4 مازورات وحدة على C، 4 مازورات لحن عجم مع وحدة. احفظ `Lesson11_Wahda.sib`</w:t>
       </w:r>
@@ -6445,6 +6457,10 @@
         </w:rPr>
         <w:t>أسئلة: 1. ما الفرق بين مقسوم وجورجينا؟ 2. كيف تغير الميزان في منتصف المقطوعة؟ 3. كم Croche في Noire؟</w:t>
         <w:br/>
+        <w:t>الواجب المنزلي</w:t>
+        <w:br/>
+        <w:t>1. اكتب تمرين رقم ‏(———)‏ في كتاب الصولفيج المقرر</w:t>
+        <w:br/>
         <w:t>الواجب: اكتب مقطوعة من 16 مازورة: 4 مقسوم، 4 ملفوف ‏(2/4)‏، 4 وحدة، 4 جورجينا. احفظ باسم `Lesson12_MixRhythms.sib`</w:t>
       </w:r>
     </w:p>
@@ -7828,6 +7844,10 @@
           <w:szCs w:val="22"/>
         </w:rPr>
         <w:t>أسئلة: 1. ما هي صيغة السلم الكبير؟ 2. كم نصف درجة بين E و F؟ 3. ما اختصار Key Signature؟</w:t>
+        <w:br/>
+        <w:t>الواجب المنزلي</w:t>
+        <w:br/>
+        <w:t>1. اكتب تمرين رقم ‏(———)‏ في كتاب الصولفيج المقرر</w:t>
         <w:br/>
         <w:t>الواجب: اكتب 16 مازورة: سلم عجم صعوداً ونزولاً ‏(8)‏ + لحن من اختيارك بالعجم مع مقسوم ‏(8)‏. احفظ `Lesson13_Ajam.sib`</w:t>
       </w:r>
@@ -10473,6 +10493,10 @@
         </w:rPr>
         <w:t>أسئلة: 1. ما اسم الفاصل C→G؟ 2. أي ثلاثي على درجة V في C Major؟ 3. ما اختصار Chord Symbol؟</w:t>
         <w:br/>
+        <w:t>الواجب المنزلي</w:t>
+        <w:br/>
+        <w:t>1. اكتب تمرين رقم ‏(———)‏ في كتاب الصولفيج المقرر</w:t>
+        <w:br/>
         <w:t>الواجب: اكتب 12 مازورة: 4 مازورات أرباع، 4 مازورات ثلاثيات العجم، 4 مازورات لحن بكوردات. احفظ `Lesson14_AjamTriads.sib`</w:t>
       </w:r>
     </w:p>
@@ -12005,6 +12029,10 @@
         <w:br/>
         <w:t>أسئلة: 1. ما هي أقسام اللحن الثلاثة؟ 2. كيف تضيف Repeat علامة تكرار؟ 3. ما فائدة الخاتمة؟</w:t>
         <w:br/>
+        <w:t>الواجب المنزلي</w:t>
+        <w:br/>
+        <w:t>1. اكتب تمرين رقم ‏(———)‏ في كتاب الصولفيج المقرر</w:t>
+        <w:br/>
         <w:t>الواجب: أكمل اللحن الذي بدأناه في الصف: 4 مازورات مقدمة + 8 موضوع + 4 خاتمة = 16 مازورة. احفظ `Lesson15_AjamMelody.sib`. أضف ديناميكيات و Repeat.</w:t>
         <w:br/>
         <w:br/>
@@ -13374,6 +13402,10 @@
         </w:rPr>
         <w:t>أسئلة: 1. ما الذي وجدته أصعب في هذا الدرس؟ 2. أي إيقاع تفضل أكثر؟ 3. ما خططك لتحسين كتابتك في Sibelius؟</w:t>
         <w:br/>
+        <w:t>الواجب المنزلي</w:t>
+        <w:br/>
+        <w:t>1. اكتب تمرين رقم ‏(———)‏ في كتاب الصولفيج المقرر</w:t>
+        <w:br/>
         <w:t>الواجب: أعد كتابة القطعة التي أخطأت فيها في الاختبار. احفظ باسم `Lesson16_AjamTest_Fixed.sib`</w:t>
       </w:r>
     </w:p>
